--- a/public/training/two-tier-pki/SecureByDesign-two-tier-pki-Workbook.docx
+++ b/public/training/two-tier-pki/SecureByDesign-two-tier-pki-Workbook.docx
@@ -11,7 +11,7 @@
           <wp:inline distT="0" distB="0" distL="0" distR="0">
             <wp:extent cx="495300" cy="495300"/>
             <wp:effectExtent t="0" r="0" b="0" l="0"/>
-            <wp:docPr id="1" name="" descr="" title=""/>
+            <wp:docPr id="1" name="" descr="Secure By Design logo" title=""/>
             <wp:cNvGraphicFramePr>
               <a:graphicFrameLocks xmlns:a="http://schemas.openxmlformats.org/drawingml/2006/main" noChangeAspect="1"/>
             </wp:cNvGraphicFramePr>
@@ -19,7 +19,7 @@
               <a:graphicData uri="http://schemas.openxmlformats.org/drawingml/2006/picture">
                 <pic:pic xmlns:pic="http://schemas.openxmlformats.org/drawingml/2006/picture">
                   <pic:nvPicPr>
-                    <pic:cNvPr id="0" name="" descr=""/>
+                    <pic:cNvPr id="0" name="" descr="Secure By Design logo"/>
                     <pic:cNvPicPr>
                       <a:picLocks noChangeAspect="1" noChangeArrowheads="1"/>
                     </pic:cNvPicPr>
@@ -150,7 +150,7 @@
           <w:sz w:val="16"/>
           <w:szCs w:val="16"/>
         </w:rPr>
-        <w:t xml:space="preserve">MATERIALS EDITION 1.0    /    COURSE 1.4</w:t>
+        <w:t xml:space="preserve">MATERIALS EDITION 1.1    /    COURSE 1.4</w:t>
       </w:r>
     </w:p>
     <w:p>
@@ -164,7 +164,7 @@
           <w:sz w:val="16"/>
           <w:szCs w:val="16"/>
         </w:rPr>
-        <w:t xml:space="preserve">Updated 5 October 2026  ·  sbd-two-tier-pki</w:t>
+        <w:t xml:space="preserve">Updated 8 October 2026  ·  sbd-two-tier-pki</w:t>
       </w:r>
     </w:p>
     <w:p>
@@ -481,7 +481,7 @@
           <w:sz w:val="21"/>
           <w:szCs w:val="21"/>
         </w:rPr>
-        <w:t xml:space="preserve">Complete the identity and DNS courses; verify domain health and internal name resolution.</w:t>
+        <w:t xml:space="preserve">Complete courses 1.1–1.3 (identity, DNS, and the hardened baseline); verify domain health and internal name resolution.</w:t>
       </w:r>
     </w:p>
     <w:p>
@@ -849,7 +849,7 @@
           <w:sz w:val="16"/>
           <w:szCs w:val="16"/>
         </w:rPr>
-        <w:t xml:space="preserve">LESSON 01  /  ABOUT 20 MIN</w:t>
+        <w:t xml:space="preserve">LESSON 01  /  ABOUT 25 MIN</w:t>
       </w:r>
     </w:p>
     <w:p>
@@ -954,7 +954,7 @@
           <w:sz w:val="21"/>
           <w:szCs w:val="21"/>
         </w:rPr>
-        <w:t xml:space="preserve">Record the CA identities, cryptography, and validity decisions before installation.</w:t>
+        <w:t xml:space="preserve">Record the CA identities, cryptography, lifetimes, and CRL periods before installation, starting from this lab's example values.</w:t>
       </w:r>
     </w:p>
     <w:p>
@@ -1029,7 +1029,7 @@
           <w:sz w:val="21"/>
           <w:szCs w:val="21"/>
         </w:rPr>
-        <w:t xml:space="preserve">Record final host and CA names, key provider, algorithm, key sizes, hashes, validity periods, renewal owners, and recovery arrangements. Avoid treating example lifetimes as universal requirements.</w:t>
+        <w:t xml:space="preserve">Record final host and CA names, key provider, algorithm, key sizes, hashes, validity periods, renewal owners, and recovery arrangements. Start from this lab's example values in the next step and change any that your own policy requires: they are examples, not universal requirements.</w:t>
       </w:r>
     </w:p>
     <w:p>
@@ -1048,7 +1048,7 @@
           <w:sz w:val="21"/>
           <w:szCs w:val="21"/>
         </w:rPr>
-        <w:t xml:space="preserve">Plan a stable internal publication name such as pki.sbd.test. The Authority Information Access (AIA) location supplies issuer certificates; the CRL Distribution Point (CDP) supplies certificate revocation lists.</w:t>
+        <w:t xml:space="preserve">Example values for this lab: the root CA uses an RSA 4096 key with SHA-256 and a 20-year certificate, and publishes a base CRL every 26 weeks with an overlap period and no delta CRL, refreshed at each offline ceremony. The issuing CA uses RSA 4096 (3072 at minimum) with SHA-256 and a 10-year certificate, a weekly base CRL, and a daily delta CRL. End-entity certificates last one to two years. NIST SP 800-57 Part 1 rates RSA 2048 at 112 bits of security, which it accepts for new signatures only through 2030, so a CA that will still be signing after 2030 uses at least 3072 bits (128 bits of security); Windows Server 2025 requires at least 2,048-bit RSA for TLS server authentication.</w:t>
       </w:r>
     </w:p>
     <w:p>
@@ -1067,6 +1067,44 @@
           <w:sz w:val="21"/>
           <w:szCs w:val="21"/>
         </w:rPr>
+        <w:t xml:space="preserve">Know where each value is set. You choose the key, the hash, and the root's 20-year validity in the AD CS Configuration wizard. Each CA's CAPolicy.inf sets its CRL periods (CRLPeriod, CRLPeriodUnits, CRLDeltaPeriod, CRLDeltaPeriodUnits), which certutil -setreg can change later. The issuing CA's 10-year lifetime is set on the root (CA\ValidityPeriod and CA\ValidityPeriodUnits) before the signing ceremony, because a subordinate CA's lifetime comes from the CA that signs it.</w:t>
+      </w:r>
+    </w:p>
+    <w:p>
+      <w:pPr>
+        <w:pStyle w:val="ListParagraph"/>
+        <w:numPr>
+          <w:ilvl w:val="0"/>
+          <w:numId w:val="4"/>
+        </w:numPr>
+        <w:spacing w:after="120" w:before="0" w:line="288" w:lineRule="auto"/>
+      </w:pPr>
+      <w:r>
+        <w:rPr>
+          <w:rFonts w:ascii="Arial" w:cs="Arial" w:eastAsia="Arial" w:hAnsi="Arial"/>
+          <w:color w:val="526B7E"/>
+          <w:sz w:val="21"/>
+          <w:szCs w:val="21"/>
+        </w:rPr>
+        <w:t xml:space="preserve">Plan a stable internal publication name such as pki.sbd.test. The Authority Information Access (AIA) location supplies issuer certificates; the CRL Distribution Point (CDP) supplies certificate revocation lists.</w:t>
+      </w:r>
+    </w:p>
+    <w:p>
+      <w:pPr>
+        <w:pStyle w:val="ListParagraph"/>
+        <w:numPr>
+          <w:ilvl w:val="0"/>
+          <w:numId w:val="4"/>
+        </w:numPr>
+        <w:spacing w:after="120" w:before="0" w:line="288" w:lineRule="auto"/>
+      </w:pPr>
+      <w:r>
+        <w:rPr>
+          <w:rFonts w:ascii="Arial" w:cs="Arial" w:eastAsia="Arial" w:hAnsi="Arial"/>
+          <w:color w:val="526B7E"/>
+          <w:sz w:val="21"/>
+          <w:szCs w:val="21"/>
+        </w:rPr>
         <w:t xml:space="preserve">Choose the publication host, paths, access rules, and refresh schedule before issuing certificates. Clients inside this air-gapped network must reach those locations without relying on the public internet.</w:t>
       </w:r>
     </w:p>
@@ -1179,7 +1217,7 @@
           <w:sz w:val="20"/>
           <w:szCs w:val="20"/>
         </w:rPr>
-        <w:t xml:space="preserve">The written plan separates trust, issuance, publication, and administration. It identifies who renews CRLs before they expire.</w:t>
+        <w:t xml:space="preserve">The written plan separates trust, issuance, publication, and administration. It identifies who renews CRLs before they expire, and every key size, hash, lifetime, and CRL period has a recorded value and the setting that applies it.</w:t>
       </w:r>
     </w:p>
     <w:p>
@@ -1211,7 +1249,7 @@
           <w:sz w:val="21"/>
           <w:szCs w:val="21"/>
         </w:rPr>
-        <w:t xml:space="preserve">Evidence to keep: Keep the approved hierarchy and a worksheet mapping every certificate/CRL URL to its actual publisher and file.</w:t>
+        <w:t xml:space="preserve">Evidence to keep: Keep the approved hierarchy, the cryptography and lifetime table with the setting that applies each value, and a worksheet mapping every certificate/CRL URL to its actual publisher and file.</w:t>
       </w:r>
     </w:p>
     <w:tbl>
@@ -1758,7 +1796,7 @@
           <w:sz w:val="20"/>
           <w:szCs w:val="20"/>
         </w:rPr>
-        <w:t xml:space="preserve">Trust, issuance, publication, and administration are separated in writing.  Cryptography, names, and validity periods are approved before installation.  CRL renewal has a named owner and a date.</w:t>
+        <w:t xml:space="preserve">Trust, issuance, publication, and administration are separated in writing.  Cryptography, names, lifetimes, and CRL periods are approved before installation, starting from this lab's example values.  CRL renewal has a named owner and a date.</w:t>
       </w:r>
     </w:p>
     <w:p>
@@ -1779,6 +1817,40 @@
       </w:hyperlink>
     </w:p>
     <w:p>
+      <w:pPr>
+        <w:spacing w:after="60" w:before="0" w:line="288" w:lineRule="auto"/>
+      </w:pPr>
+      <w:hyperlink w:history="1" r:id="rId9">
+        <w:r>
+          <w:rPr>
+            <w:rFonts w:ascii="Arial" w:cs="Arial" w:eastAsia="Arial" w:hAnsi="Arial"/>
+            <w:color w:val="20647C"/>
+            <w:sz w:val="18"/>
+            <w:szCs w:val="18"/>
+            <w:u w:val="single"/>
+          </w:rPr>
+          <w:t xml:space="preserve">Microsoft · CAPolicy.inf syntax</w:t>
+        </w:r>
+      </w:hyperlink>
+    </w:p>
+    <w:p>
+      <w:pPr>
+        <w:spacing w:after="60" w:before="0" w:line="288" w:lineRule="auto"/>
+      </w:pPr>
+      <w:hyperlink w:history="1" r:id="rId10">
+        <w:r>
+          <w:rPr>
+            <w:rFonts w:ascii="Arial" w:cs="Arial" w:eastAsia="Arial" w:hAnsi="Arial"/>
+            <w:color w:val="20647C"/>
+            <w:sz w:val="18"/>
+            <w:szCs w:val="18"/>
+            <w:u w:val="single"/>
+          </w:rPr>
+          <w:t xml:space="preserve">NIST · SP 800-57 Part 1 Rev. 5, Recommendation for key management</w:t>
+        </w:r>
+      </w:hyperlink>
+    </w:p>
+    <w:p>
       <w:r>
         <w:br w:type="page"/>
       </w:r>
@@ -1976,7 +2048,7 @@
           <w:sz w:val="21"/>
           <w:szCs w:val="21"/>
         </w:rPr>
-        <w:t xml:space="preserve">Place the reviewed CAPolicy.inf in %SystemRoot% before configuration. Tailor it to the root role; a self-signed root's own CDP/AIA choices differ from the extensions the root places into issued subordinate certificates.</w:t>
+        <w:t xml:space="preserve">Place the reviewed CAPolicy.inf in %SystemRoot% before configuration. Tailor it to the root role: in this lab it sets CRLPeriod=Weeks and CRLPeriodUnits=26, and CRLDeltaPeriodUnits=0 so the root publishes no delta CRL. A self-signed root's own CDP/AIA choices differ from the extensions the root places into issued subordinate certificates.</w:t>
       </w:r>
     </w:p>
     <w:p>
@@ -1995,7 +2067,7 @@
           <w:sz w:val="21"/>
           <w:szCs w:val="21"/>
         </w:rPr>
-        <w:t xml:space="preserve">Install the Certification Authority role with management tools. In the AD CS Configuration wizard choose Standalone CA, Root CA, and a new private key, then apply the approved provider, cryptography, CA name, validity, database, and log settings.</w:t>
+        <w:t xml:space="preserve">Install the Certification Authority role with management tools. In the AD CS Configuration wizard choose Standalone CA, Root CA, and a new private key, then apply the approved provider, cryptography (RSA 4096 with SHA-256 in this lab), CA name, validity (20 years), database, and log settings.</w:t>
       </w:r>
     </w:p>
     <w:p>
@@ -2014,7 +2086,7 @@
           <w:sz w:val="21"/>
           <w:szCs w:val="21"/>
         </w:rPr>
-        <w:t xml:space="preserve">Before signing anything, configure the root's issued-certificate AIA/CDP settings, subordinate validity policy, and base-CRL schedule. Hold requests for explicit approval. Produce and inspect a current root CRL, then capture a protected CA backup.</w:t>
+        <w:t xml:space="preserve">Before signing anything, configure the root's issued-certificate AIA/CDP settings, the subordinate validity policy (CA\ValidityPeriod Years and CA\ValidityPeriodUnits 10 in this lab), and the base-CRL schedule (26 weeks with an overlap period, and no delta CRL). Hold requests for explicit approval. Produce and inspect a current root CRL, then capture a protected CA backup.</w:t>
       </w:r>
     </w:p>
     <w:p>
@@ -2102,6 +2174,38 @@
     <w:p>
       <w:pPr>
         <w:shd w:fill="F1F7FA" w:color="auto" w:val="clear"/>
+        <w:spacing w:after="0" w:before="0" w:line="252" w:lineRule="auto"/>
+        <w:ind w:left="160" w:right="160"/>
+      </w:pPr>
+      <w:r>
+        <w:rPr>
+          <w:rFonts w:ascii="Consolas" w:cs="Consolas" w:eastAsia="Consolas" w:hAnsi="Consolas"/>
+          <w:color w:val="193448"/>
+          <w:sz w:val="18"/>
+          <w:szCs w:val="18"/>
+        </w:rPr>
+        <w:t xml:space="preserve">certutil -getreg CA\CACertPublicationURLs</w:t>
+      </w:r>
+    </w:p>
+    <w:p>
+      <w:pPr>
+        <w:shd w:fill="F1F7FA" w:color="auto" w:val="clear"/>
+        <w:spacing w:after="0" w:before="0" w:line="252" w:lineRule="auto"/>
+        <w:ind w:left="160" w:right="160"/>
+      </w:pPr>
+      <w:r>
+        <w:rPr>
+          <w:rFonts w:ascii="Consolas" w:cs="Consolas" w:eastAsia="Consolas" w:hAnsi="Consolas"/>
+          <w:color w:val="193448"/>
+          <w:sz w:val="18"/>
+          <w:szCs w:val="18"/>
+        </w:rPr>
+        <w:t xml:space="preserve">certutil -getreg CA\ValidityPeriodUnits</w:t>
+      </w:r>
+    </w:p>
+    <w:p>
+      <w:pPr>
+        <w:shd w:fill="F1F7FA" w:color="auto" w:val="clear"/>
         <w:spacing w:after="160" w:before="0" w:line="252" w:lineRule="auto"/>
         <w:ind w:left="160" w:right="160"/>
       </w:pPr>
@@ -2112,7 +2216,7 @@
           <w:sz w:val="18"/>
           <w:szCs w:val="18"/>
         </w:rPr>
-        <w:t xml:space="preserve">certutil -getreg CA\CACertPublicationURLs</w:t>
+        <w:t xml:space="preserve">certutil -getreg CA\CRLPeriodUnits</w:t>
       </w:r>
     </w:p>
     <w:p>
@@ -2142,7 +2246,7 @@
           <w:sz w:val="20"/>
           <w:szCs w:val="20"/>
         </w:rPr>
-        <w:t xml:space="preserve">The host remains disconnected, the CA is standalone/root, requests require approval, and the planned subordinate URLs are configured before signing.</w:t>
+        <w:t xml:space="preserve">The host remains disconnected, the CA is standalone/root, requests require approval, and the planned subordinate URLs and 10-year subordinate validity are configured before signing.</w:t>
       </w:r>
     </w:p>
     <w:p>
@@ -2759,6 +2863,23 @@
       </w:hyperlink>
     </w:p>
     <w:p>
+      <w:pPr>
+        <w:spacing w:after="60" w:before="0" w:line="288" w:lineRule="auto"/>
+      </w:pPr>
+      <w:hyperlink w:history="1" r:id="rId11">
+        <w:r>
+          <w:rPr>
+            <w:rFonts w:ascii="Arial" w:cs="Arial" w:eastAsia="Arial" w:hAnsi="Arial"/>
+            <w:color w:val="20647C"/>
+            <w:sz w:val="18"/>
+            <w:szCs w:val="18"/>
+            <w:u w:val="single"/>
+          </w:rPr>
+          <w:t xml:space="preserve">Microsoft · Perform the offline root signing ceremony</w:t>
+        </w:r>
+      </w:hyperlink>
+    </w:p>
+    <w:p>
       <w:r>
         <w:br w:type="page"/>
       </w:r>
@@ -2956,7 +3077,7 @@
           <w:sz w:val="21"/>
           <w:szCs w:val="21"/>
         </w:rPr>
-        <w:t xml:space="preserve">Prepare its role-specific CAPolicy.inf and protected request directory. Decide which templates may later be published instead of enabling a broad default enrollment set.</w:t>
+        <w:t xml:space="preserve">Prepare its role-specific CAPolicy.inf (in this lab: CRLPeriod=Weeks, CRLPeriodUnits=1, CRLDeltaPeriod=Days, CRLDeltaPeriodUnits=1, and LoadDefaultTemplates=0) and protected request directory. Decide which templates may later be published instead of enabling a broad default enrollment set.</w:t>
       </w:r>
     </w:p>
     <w:p>
@@ -2975,7 +3096,7 @@
           <w:sz w:val="21"/>
           <w:szCs w:val="21"/>
         </w:rPr>
-        <w:t xml:space="preserve">Install the CA role and management tools. In the AD CS Configuration wizard choose Enterprise CA, Subordinate CA, and the approved new-key/provider settings. Enter the planned CA identity and storage locations.</w:t>
+        <w:t xml:space="preserve">Install the CA role and management tools. In the AD CS Configuration wizard choose Enterprise CA, Subordinate CA, and the approved new-key/provider settings (RSA 4096 with SHA-256 in this lab). Enter the planned CA identity and storage locations.</w:t>
       </w:r>
     </w:p>
     <w:p>
@@ -3671,6 +3792,23 @@
         </w:rPr>
         <w:t xml:space="preserve">The issuing host has its final name, addressing, DNS, and time before the role install.  The request file carries the public key only.  The request’s fields and hash are reviewed and recorded before transfer.</w:t>
       </w:r>
+    </w:p>
+    <w:p>
+      <w:pPr>
+        <w:spacing w:after="60" w:before="0" w:line="288" w:lineRule="auto"/>
+      </w:pPr>
+      <w:hyperlink w:history="1" r:id="rId12">
+        <w:r>
+          <w:rPr>
+            <w:rFonts w:ascii="Arial" w:cs="Arial" w:eastAsia="Arial" w:hAnsi="Arial"/>
+            <w:color w:val="20647C"/>
+            <w:sz w:val="18"/>
+            <w:szCs w:val="18"/>
+            <w:u w:val="single"/>
+          </w:rPr>
+          <w:t xml:space="preserve">Microsoft · CAPolicy.inf syntax</w:t>
+        </w:r>
+      </w:hyperlink>
     </w:p>
     <w:p>
       <w:pPr>
@@ -7379,7 +7517,7 @@
           <w:sz w:val="21"/>
           <w:szCs w:val="21"/>
         </w:rPr>
-        <w:t xml:space="preserve">That completes the Build the Network path. Path 2 prepares this same network for authorization, starting with course 2.1.</w:t>
+        <w:t xml:space="preserve">That completes Configure a Root CA &amp; issuing CA. Course 1.5 connects and segments the network, and course 1.6 then finishes the PKI services: the pki.sbd.test publication site and template administration.</w:t>
       </w:r>
     </w:p>
     <w:p>
@@ -7477,7 +7615,7 @@
         <w:sz w:val="15"/>
         <w:szCs w:val="15"/>
       </w:rPr>
-      <w:t xml:space="preserve">© 2026 Secure By Design Team LLC.   Course 1.4 · Materials edition 1.0     </w:t>
+      <w:t xml:space="preserve">© 2026 Secure By Design Team LLC.   Course 1.4 · Materials edition 1.1     </w:t>
     </w:r>
     <w:r>
       <w:rPr>

--- a/public/training/two-tier-pki/SecureByDesign-two-tier-pki-Workbook.docx
+++ b/public/training/two-tier-pki/SecureByDesign-two-tier-pki-Workbook.docx
@@ -106,7 +106,7 @@
           <w:sz w:val="60"/>
           <w:szCs w:val="60"/>
         </w:rPr>
-        <w:t xml:space="preserve">Configure a Root CA &amp; issuing CA</w:t>
+        <w:t xml:space="preserve">Configure the two-tier PKI</w:t>
       </w:r>
     </w:p>
     <w:p>
@@ -122,7 +122,7 @@
           <w:sz w:val="30"/>
           <w:szCs w:val="30"/>
         </w:rPr>
-        <w:t xml:space="preserve">Offline root + subordinate CA / Two-tier PKI</w:t>
+        <w:t xml:space="preserve">Offline root, issuing CA, pki.sbd.test publication &amp; templates</w:t>
       </w:r>
     </w:p>
     <w:p>
@@ -136,7 +136,7 @@
           <w:sz w:val="21"/>
           <w:szCs w:val="21"/>
         </w:rPr>
-        <w:t xml:space="preserve">Build a two-tier public key infrastructure with an offline standalone Root CA and an enterprise subordinate/issuing CA. Follow the signing ceremony, publish trust and revocation data, and validate enrollment.</w:t>
+        <w:t xml:space="preserve">Build a complete two-tier public key infrastructure: an offline standalone Root CA and an enterprise issuing CA, signed through a controlled ceremony, with trust data served from pki.sbd.test at the exact embedded URLs, template administration on its own seat, and enrollment and revocation proven end to end.</w:t>
       </w:r>
     </w:p>
     <w:p>
@@ -150,7 +150,7 @@
           <w:sz w:val="16"/>
           <w:szCs w:val="16"/>
         </w:rPr>
-        <w:t xml:space="preserve">MATERIALS EDITION 1.1    /    COURSE 1.4</w:t>
+        <w:t xml:space="preserve">MATERIALS EDITION 2.0    /    COURSE 1.4</w:t>
       </w:r>
     </w:p>
     <w:p>
@@ -327,7 +327,71 @@
             <w:sz w:val="21"/>
             <w:szCs w:val="21"/>
           </w:rPr>
-          <w:t xml:space="preserve">05  Activate issuance and publish trust data</w:t>
+          <w:t xml:space="preserve">05  Activate the issuing CA and distribute trust</w:t>
+        </w:r>
+      </w:hyperlink>
+    </w:p>
+    <w:p>
+      <w:pPr>
+        <w:spacing w:after="90" w:before="0" w:line="288" w:lineRule="auto"/>
+      </w:pPr>
+      <w:hyperlink w:history="1" w:anchor="lesson-publication">
+        <w:r>
+          <w:rPr>
+            <w:rFonts w:ascii="Arial" w:cs="Arial" w:eastAsia="Arial" w:hAnsi="Arial"/>
+            <w:color w:val="20647C"/>
+            <w:sz w:val="21"/>
+            <w:szCs w:val="21"/>
+          </w:rPr>
+          <w:t xml:space="preserve">06  Build the pki.sbd.test publication site</w:t>
+        </w:r>
+      </w:hyperlink>
+    </w:p>
+    <w:p>
+      <w:pPr>
+        <w:spacing w:after="90" w:before="0" w:line="288" w:lineRule="auto"/>
+      </w:pPr>
+      <w:hyperlink w:history="1" w:anchor="lesson-publish-trust">
+        <w:r>
+          <w:rPr>
+            <w:rFonts w:ascii="Arial" w:cs="Arial" w:eastAsia="Arial" w:hAnsi="Arial"/>
+            <w:color w:val="20647C"/>
+            <w:sz w:val="21"/>
+            <w:szCs w:val="21"/>
+          </w:rPr>
+          <w:t xml:space="preserve">07  Publish the trust data at its advertised URLs</w:t>
+        </w:r>
+      </w:hyperlink>
+    </w:p>
+    <w:p>
+      <w:pPr>
+        <w:spacing w:after="90" w:before="0" w:line="288" w:lineRule="auto"/>
+      </w:pPr>
+      <w:hyperlink w:history="1" w:anchor="lesson-template-admin">
+        <w:r>
+          <w:rPr>
+            <w:rFonts w:ascii="Arial" w:cs="Arial" w:eastAsia="Arial" w:hAnsi="Arial"/>
+            <w:color w:val="20647C"/>
+            <w:sz w:val="21"/>
+            <w:szCs w:val="21"/>
+          </w:rPr>
+          <w:t xml:space="preserve">08  Separate template administration</w:t>
+        </w:r>
+      </w:hyperlink>
+    </w:p>
+    <w:p>
+      <w:pPr>
+        <w:spacing w:after="90" w:before="0" w:line="288" w:lineRule="auto"/>
+      </w:pPr>
+      <w:hyperlink w:history="1" w:anchor="lesson-first-templates">
+        <w:r>
+          <w:rPr>
+            <w:rFonts w:ascii="Arial" w:cs="Arial" w:eastAsia="Arial" w:hAnsi="Arial"/>
+            <w:color w:val="20647C"/>
+            <w:sz w:val="21"/>
+            <w:szCs w:val="21"/>
+          </w:rPr>
+          <w:t xml:space="preserve">09  Publish the first working templates</w:t>
         </w:r>
       </w:hyperlink>
     </w:p>
@@ -343,7 +407,7 @@
             <w:sz w:val="21"/>
             <w:szCs w:val="21"/>
           </w:rPr>
-          <w:t xml:space="preserve">06  Validate enrollment, revocation, and recovery</w:t>
+          <w:t xml:space="preserve">10  Validate enrollment, revocation, and recovery</w:t>
         </w:r>
       </w:hyperlink>
     </w:p>
@@ -444,7 +508,7 @@
           <w:sz w:val="21"/>
           <w:szCs w:val="21"/>
         </w:rPr>
-        <w:t xml:space="preserve">This course chooses a standalone offline Root CA and an enterprise subordinate/issuing CA for the training build. The root stays disconnected; approved removable media carries requests and public artifacts. The internal publication service must be provisioned separately.</w:t>
+        <w:t xml:space="preserve">This course builds the whole PKI: a standalone offline Root CA, an enterprise subordinate/issuing CA, the pki.sbd.test publication site on SBD-PKI-MGMT01, and template administration on its own seat. The root stays disconnected; approved removable media carries requests and public artifacts. Publication stays plain HTTP by design — clients must be able to fetch revocation data before they can validate any certificate.</w:t>
       </w:r>
     </w:p>
     <w:p>
@@ -481,7 +545,7 @@
           <w:sz w:val="21"/>
           <w:szCs w:val="21"/>
         </w:rPr>
-        <w:t xml:space="preserve">Complete courses 1.1–1.3 (identity, DNS, and the hardened baseline); verify domain health and internal name resolution.</w:t>
+        <w:t xml:space="preserve">Complete courses 1.1–1.3 (identity, DNS and time, and the hardened baseline); verify domain health and internal name resolution.</w:t>
       </w:r>
     </w:p>
     <w:p>
@@ -500,7 +564,7 @@
           <w:sz w:val="21"/>
           <w:szCs w:val="21"/>
         </w:rPr>
-        <w:t xml:space="preserve">Prepare separate Windows Server 2025 hosts: SBD-ROOTCA01 in a disconnected workgroup and SBD-SUBCA01 joined to sbd.test.</w:t>
+        <w:t xml:space="preserve">Prepare separate Windows Server 2025 hosts: SBD-ROOTCA01 in a disconnected workgroup, SBD-SUBCA01 joined to sbd.test, and SBD-PKI-MGMT01 as a hardened member server at 10.0.30.30 in the Servers OU (course 1.5 moves it, with the issuing CA, to a Tier 0 Servers OU).</w:t>
       </w:r>
     </w:p>
     <w:p>
@@ -519,7 +583,7 @@
           <w:sz w:val="21"/>
           <w:szCs w:val="21"/>
         </w:rPr>
-        <w:t xml:space="preserve">Approve the CA names, cryptography, validity periods, publication URLs, administration, backups, and removable-media procedure before installation.</w:t>
+        <w:t xml:space="preserve">Approve the CA names, cryptography, validity periods, publication URLs, administration, backups, and removable-media procedure before installation; confirm the network's service-path register permits HTTP to pki.sbd.test.</w:t>
       </w:r>
     </w:p>
     <w:p>
@@ -594,7 +658,26 @@
           <w:sz w:val="21"/>
           <w:szCs w:val="21"/>
         </w:rPr>
-        <w:t xml:space="preserve">Publish trust data and prove certificate enrollment and revocation.</w:t>
+        <w:t xml:space="preserve">Publish certificates and CRLs at the exact URLs issued certificates carry, from pki.sbd.test.</w:t>
+      </w:r>
+    </w:p>
+    <w:p>
+      <w:pPr>
+        <w:pStyle w:val="ListParagraph"/>
+        <w:numPr>
+          <w:ilvl w:val="0"/>
+          <w:numId w:val="3"/>
+        </w:numPr>
+        <w:spacing w:after="120" w:before="0" w:line="288" w:lineRule="auto"/>
+      </w:pPr>
+      <w:r>
+        <w:rPr>
+          <w:rFonts w:ascii="Arial" w:cs="Arial" w:eastAsia="Arial" w:hAnsi="Arial"/>
+          <w:color w:val="526B7E"/>
+          <w:sz w:val="21"/>
+          <w:szCs w:val="21"/>
+        </w:rPr>
+        <w:t xml:space="preserve">Move template administration to a delegated seat and prove autoenrollment and revocation end to end.</w:t>
       </w:r>
     </w:p>
     <w:p>
@@ -830,6 +913,75 @@
           </w:p>
         </w:tc>
       </w:tr>
+      <w:tr>
+        <w:trPr>
+          <w:cantSplit/>
+        </w:trPr>
+        <w:tc>
+          <w:tcPr>
+            <w:tcW w:type="dxa" w:w="3000"/>
+            <w:tcMar>
+              <w:top w:type="dxa" w:w="90"/>
+              <w:left w:type="dxa" w:w="120"/>
+              <w:bottom w:type="dxa" w:w="90"/>
+              <w:right w:type="dxa" w:w="120"/>
+            </w:tcMar>
+          </w:tcPr>
+          <w:p>
+            <w:pPr>
+              <w:spacing w:after="0" w:before="0" w:line="288" w:lineRule="auto"/>
+            </w:pPr>
+            <w:r>
+              <w:rPr>
+                <w:rFonts w:ascii="Arial" w:cs="Arial" w:eastAsia="Arial" w:hAnsi="Arial"/>
+                <w:color w:val="193448"/>
+                <w:sz w:val="19"/>
+                <w:szCs w:val="19"/>
+              </w:rPr>
+              <w:t xml:space="preserve">SBD-PKI-MGMT01 — name, address, OS build</w:t>
+            </w:r>
+          </w:p>
+        </w:tc>
+        <w:tc>
+          <w:tcPr>
+            <w:tcW w:type="dxa" w:w="6360"/>
+            <w:tcMar>
+              <w:top w:type="dxa" w:w="90"/>
+              <w:left w:type="dxa" w:w="120"/>
+              <w:bottom w:type="dxa" w:w="90"/>
+              <w:right w:type="dxa" w:w="120"/>
+            </w:tcMar>
+          </w:tcPr>
+          <w:p>
+            <w:pPr>
+              <w:spacing w:after="0" w:before="0" w:line="288" w:lineRule="auto"/>
+            </w:pPr>
+            <w:r>
+              <w:rPr>
+                <w:rFonts w:ascii="Arial" w:cs="Arial" w:eastAsia="Arial" w:hAnsi="Arial"/>
+                <w:color w:val="193448"/>
+                <w:sz w:val="21"/>
+                <w:szCs w:val="21"/>
+              </w:rPr>
+              <w:t xml:space="preserve"> </w:t>
+            </w:r>
+          </w:p>
+          <w:p>
+            <w:pPr>
+              <w:spacing w:after="0" w:before="0" w:line="288" w:lineRule="auto"/>
+            </w:pPr>
+            <w:r>
+              <w:rPr>
+                <w:rFonts w:ascii="Arial" w:cs="Arial" w:eastAsia="Arial" w:hAnsi="Arial"/>
+                <w:color w:val="193448"/>
+                <w:sz w:val="21"/>
+                <w:szCs w:val="21"/>
+              </w:rPr>
+              <w:t xml:space="preserve"> </w:t>
+            </w:r>
+          </w:p>
+        </w:tc>
+      </w:tr>
     </w:tbl>
     <w:p>
       <w:r>
@@ -4792,7 +4944,7 @@
           <w:sz w:val="16"/>
           <w:szCs w:val="16"/>
         </w:rPr>
-        <w:t xml:space="preserve">LESSON 05  /  ABOUT 30 MIN</w:t>
+        <w:t xml:space="preserve">LESSON 05  /  ABOUT 25 MIN</w:t>
       </w:r>
     </w:p>
     <w:p>
@@ -4810,7 +4962,7 @@
           <w:sz w:val="40"/>
           <w:szCs w:val="40"/>
         </w:rPr>
-        <w:t xml:space="preserve">Activate issuance and publish trust data</w:t>
+        <w:t xml:space="preserve">Activate the issuing CA and distribute trust</w:t>
       </w:r>
       <w:bookmarkEnd w:id="7"/>
     </w:p>
@@ -4841,7 +4993,7 @@
           <w:sz w:val="20"/>
           <w:szCs w:val="20"/>
         </w:rPr>
-        <w:t xml:space="preserve">A running CA is only one part of a working PKI. Clients also need the approved trust anchor, the intermediate certificate, and current revocation information at the advertised locations.</w:t>
+        <w:t xml:space="preserve">A signed certificate is not yet a working CA. Install it, start Certificate Services, set the AIA and CDP locations every issued certificate will carry, and distribute the approved root through managed domain policy.</w:t>
       </w:r>
     </w:p>
     <w:p>
@@ -4897,7 +5049,7 @@
           <w:sz w:val="21"/>
           <w:szCs w:val="21"/>
         </w:rPr>
-        <w:t xml:space="preserve">Publish certificates and CRLs at the exact advertised URLs.</w:t>
+        <w:t xml:space="preserve">Configure the AIA and CDP URLs before any certificate is issued.</w:t>
       </w:r>
     </w:p>
     <w:p>
@@ -4916,7 +5068,7 @@
           <w:sz w:val="21"/>
           <w:szCs w:val="21"/>
         </w:rPr>
-        <w:t xml:space="preserve">Publish only the certificate templates the lab requires.</w:t>
+        <w:t xml:space="preserve">Distribute root trust through managed domain policy.</w:t>
       </w:r>
     </w:p>
     <w:p>
@@ -4972,7 +5124,7 @@
           <w:sz w:val="21"/>
           <w:szCs w:val="21"/>
         </w:rPr>
-        <w:t xml:space="preserve">Configure the issuing CA's AIA/CDP settings before issuing test certificates. Publish current root and issuing certificates and CRLs to the planned internal locations, preserving the actual filenames referenced by their extensions.</w:t>
+        <w:t xml:space="preserve">Configure the issuing CA's AIA and CDP settings before issuing any certificate, pointing them at the planned pki.sbd.test locations. Every certificate the CA signs carries these URLs, so they are fixed now and served exactly as written in lessons 6 and 7.</w:t>
       </w:r>
     </w:p>
     <w:p>
@@ -4991,7 +5143,7 @@
           <w:sz w:val="21"/>
           <w:szCs w:val="21"/>
         </w:rPr>
-        <w:t xml:space="preserve">Distribute the approved root trust through the managed domain policy and arrange the required intermediate/directory publication with delegated administrators. Public CA certificates and CRLs may be readable to clients; private keys and backups must never enter that web directory.</w:t>
+        <w:t xml:space="preserve">Distribute the approved root trust through the managed domain policy and arrange the required intermediate/directory publication with delegated administrators.</w:t>
       </w:r>
     </w:p>
     <w:p>
@@ -5010,7 +5162,7 @@
           <w:sz w:val="21"/>
           <w:szCs w:val="21"/>
         </w:rPr>
-        <w:t xml:space="preserve">Publish only the certificate templates required for the lab. Review purpose, subject construction, key settings, validity, and enrollment permissions; grant a small test group the minimum enrollment rights first.</w:t>
+        <w:t xml:space="preserve">Hold off on certificate templates: lessons 8 and 9 give template administration its own seat and publish only the templates the plan needs.</w:t>
       </w:r>
     </w:p>
     <w:p>
@@ -5154,7 +5306,7 @@
           <w:sz w:val="20"/>
           <w:szCs w:val="20"/>
         </w:rPr>
-        <w:t xml:space="preserve">Issuance is configured, the approved trust chain reaches the client, and the exact published URLs return the current files from the internal network.</w:t>
+        <w:t xml:space="preserve">Certificate Services is running, the AIA and CDP settings carry the planned pki.sbd.test URLs, and the approved root reaches domain clients through policy.</w:t>
       </w:r>
     </w:p>
     <w:p>
@@ -5186,7 +5338,7 @@
           <w:sz w:val="21"/>
           <w:szCs w:val="21"/>
         </w:rPr>
-        <w:t xml:space="preserve">Evidence to keep: Keep publication mappings, permissions, template settings, trust-distribution policy, and retrieval results.</w:t>
+        <w:t xml:space="preserve">Evidence to keep: Keep the CA installation record, the AIA and CDP settings, and the trust-distribution policy.</w:t>
       </w:r>
     </w:p>
     <w:tbl>
@@ -5641,7 +5793,7 @@
           <w:sz w:val="21"/>
           <w:szCs w:val="21"/>
         </w:rPr>
-        <w:t xml:space="preserve">Which files belong in the client-readable PKI publication directory?</w:t>
+        <w:t xml:space="preserve">Why are the AIA and CDP URLs set before the issuing CA signs its first certificate?</w:t>
       </w:r>
     </w:p>
     <w:p>
@@ -5733,7 +5885,7 @@
           <w:sz w:val="20"/>
           <w:szCs w:val="20"/>
         </w:rPr>
-        <w:t xml:space="preserve">The trust chain and current CRLs are reachable at the advertised internal URLs.  Root trust distributes through managed domain policy.  Only required templates are published, with minimal enrollment rights.</w:t>
+        <w:t xml:space="preserve">The issuing CA is running with its signed certificate.  AIA and CDP URLs are set before the first certificate is issued.  Root trust distributes through managed domain policy.</w:t>
       </w:r>
     </w:p>
     <w:p>
@@ -5788,7 +5940,7 @@
           <w:sz w:val="16"/>
           <w:szCs w:val="16"/>
         </w:rPr>
-        <w:t xml:space="preserve">LESSON 06  /  ABOUT 25 MIN</w:t>
+        <w:t xml:space="preserve">LESSON 06  /  ABOUT 30 MIN</w:t>
       </w:r>
     </w:p>
     <w:p>
@@ -5796,7 +5948,7 @@
         <w:pStyle w:val="Heading1"/>
         <w:spacing w:after="120"/>
       </w:pPr>
-      <w:bookmarkStart w:name="lesson-validate" w:id="8"/>
+      <w:bookmarkStart w:name="lesson-publication" w:id="10"/>
       <w:r>
         <w:rPr>
           <w:rFonts w:ascii="Arial" w:cs="Arial" w:eastAsia="Arial" w:hAnsi="Arial"/>
@@ -5806,9 +5958,9 @@
           <w:sz w:val="40"/>
           <w:szCs w:val="40"/>
         </w:rPr>
-        <w:t xml:space="preserve">Validate enrollment, revocation, and recovery</w:t>
-      </w:r>
-      <w:bookmarkEnd w:id="8"/>
+        <w:t xml:space="preserve">Build the pki.sbd.test publication site</w:t>
+      </w:r>
+      <w:bookmarkEnd w:id="10"/>
     </w:p>
     <w:p>
       <w:pPr>
@@ -5837,7 +5989,7 @@
           <w:sz w:val="20"/>
           <w:szCs w:val="20"/>
         </w:rPr>
-        <w:t xml:space="preserve">Finish from a clean domain client. Verify the experience of a relying system, including what happens when a certificate is no longer trusted.</w:t>
+        <w:t xml:space="preserve">Every certificate the issuing CA has signed carries the pki.sbd.test URLs inside it. This lesson gives those URLs a real home: a small web site on SBD-PKI-MGMT01 serving certificates and revocation lists to the whole network.</w:t>
       </w:r>
     </w:p>
     <w:p>
@@ -5874,7 +6026,7 @@
           <w:sz w:val="21"/>
           <w:szCs w:val="21"/>
         </w:rPr>
-        <w:t xml:space="preserve">Enroll and inspect a disposable test certificate.</w:t>
+        <w:t xml:space="preserve">Stand up the HTTP publication site on SBD-PKI-MGMT01.</w:t>
       </w:r>
     </w:p>
     <w:p>
@@ -5893,7 +6045,7 @@
           <w:sz w:val="21"/>
           <w:szCs w:val="21"/>
         </w:rPr>
-        <w:t xml:space="preserve">Verify chain building and revocation retrieval from a clean client.</w:t>
+        <w:t xml:space="preserve">Confirm the DNS alias from course 1.2 points at the publication host.</w:t>
       </w:r>
     </w:p>
     <w:p>
@@ -5912,7 +6064,7 @@
           <w:sz w:val="21"/>
           <w:szCs w:val="21"/>
         </w:rPr>
-        <w:t xml:space="preserve">Prove revocation works, and schedule the renewals that keep the PKI alive.</w:t>
+        <w:t xml:space="preserve">Explain why CDP and AIA publication uses HTTP, not HTTPS.</w:t>
       </w:r>
     </w:p>
     <w:p>
@@ -5938,7 +6090,7 @@
         <w:pStyle w:val="ListParagraph"/>
         <w:numPr>
           <w:ilvl w:val="0"/>
-          <w:numId w:val="9"/>
+          <w:numId w:val="10"/>
         </w:numPr>
         <w:spacing w:after="120" w:before="0" w:line="288" w:lineRule="auto"/>
       </w:pPr>
@@ -5949,7 +6101,7 @@
           <w:sz w:val="21"/>
           <w:szCs w:val="21"/>
         </w:rPr>
-        <w:t xml:space="preserve">Enroll a disposable test certificate using the approved template. Export only its public certificate as test.cer and inspect the subject, purpose, issuer, and validity.</w:t>
+        <w:t xml:space="preserve">On SBD-PKI-MGMT01, install the Web Server role and create a site (or virtual directory) whose folder will hold the published certificates and revocation lists. Serve .cer, .crt, and .crl files; nothing else belongs in this directory.</w:t>
       </w:r>
     </w:p>
     <w:p>
@@ -5957,7 +6109,7 @@
         <w:pStyle w:val="ListParagraph"/>
         <w:numPr>
           <w:ilvl w:val="0"/>
-          <w:numId w:val="9"/>
+          <w:numId w:val="10"/>
         </w:numPr>
         <w:spacing w:after="120" w:before="0" w:line="288" w:lineRule="auto"/>
       </w:pPr>
@@ -5968,7 +6120,7 @@
           <w:sz w:val="21"/>
           <w:szCs w:val="21"/>
         </w:rPr>
-        <w:t xml:space="preserve">On a clean validation client, verify the chain and retrieval using the command below. Inspect each AIA/CDP URL and current CRL dates; cached success is insufficient evidence of publication reachability.</w:t>
+        <w:t xml:space="preserve">Confirm the pki.sbd.test alias from course 1.2 resolves to 10.0.30.30 from a client in another VLAN, and that the service-path register's HTTP row permits the path.</w:t>
       </w:r>
     </w:p>
     <w:p>
@@ -5976,7 +6128,7 @@
         <w:pStyle w:val="ListParagraph"/>
         <w:numPr>
           <w:ilvl w:val="0"/>
-          <w:numId w:val="9"/>
+          <w:numId w:val="10"/>
         </w:numPr>
         <w:spacing w:after="120" w:before="0" w:line="288" w:lineRule="auto"/>
       </w:pPr>
@@ -5987,7 +6139,7 @@
           <w:sz w:val="21"/>
           <w:szCs w:val="21"/>
         </w:rPr>
-        <w:t xml:space="preserve">Revoke only the disposable test certificate, publish an updated issuing CRL, and verify that a fresh client evaluation detects revocation. Diagnose retrieval or stale-publication problems rather than turning off revocation checks.</w:t>
+        <w:t xml:space="preserve">Leave the site on plain HTTP. Revocation checking has to work before any certificate can be trusted — putting the CRL behind HTTPS creates a loop where validating the site needs the very file it serves.</w:t>
       </w:r>
     </w:p>
     <w:p>
@@ -5995,7 +6147,7 @@
         <w:pStyle w:val="ListParagraph"/>
         <w:numPr>
           <w:ilvl w:val="0"/>
-          <w:numId w:val="9"/>
+          <w:numId w:val="10"/>
         </w:numPr>
         <w:spacing w:after="120" w:before="0" w:line="288" w:lineRule="auto"/>
       </w:pPr>
@@ -6006,7 +6158,7 @@
           <w:sz w:val="21"/>
           <w:szCs w:val="21"/>
         </w:rPr>
-        <w:t xml:space="preserve">Record owners and reminders for root/issuing CRL publication, certificate renewal, backup, and an isolated recovery rehearsal. Schedule offline root ceremonies early enough to transfer and publish replacement CRLs before expiry.</w:t>
+        <w:t xml:space="preserve">Restrict who can write to the publication folder: the CA's publishing process and the PKI administrators, nobody else. Clients read; they never write.</w:t>
       </w:r>
     </w:p>
     <w:p>
@@ -6040,7 +6192,7 @@
           <w:sz w:val="18"/>
           <w:szCs w:val="18"/>
         </w:rPr>
-        <w:t xml:space="preserve"># On the validation client; test.cer is the disposable public certificate.</w:t>
+        <w:t xml:space="preserve">Resolve-DnsName pki.sbd.test</w:t>
       </w:r>
     </w:p>
     <w:p>
@@ -6056,7 +6208,7 @@
           <w:sz w:val="18"/>
           <w:szCs w:val="18"/>
         </w:rPr>
-        <w:t xml:space="preserve">certutil -dump test.cer</w:t>
+        <w:t xml:space="preserve">Test-NetConnection pki.sbd.test -Port 80</w:t>
       </w:r>
     </w:p>
     <w:p>
@@ -6072,7 +6224,7 @@
           <w:sz w:val="18"/>
           <w:szCs w:val="18"/>
         </w:rPr>
-        <w:t xml:space="preserve">certutil -urlfetch -verify test.cer</w:t>
+        <w:t xml:space="preserve">Get-Website | Select-Object Name, State, PhysicalPath</w:t>
       </w:r>
     </w:p>
     <w:p>
@@ -6102,7 +6254,7 @@
           <w:sz w:val="20"/>
           <w:szCs w:val="20"/>
         </w:rPr>
-        <w:t xml:space="preserve">A valid test certificate chains to the approved root and retrieves current revocation data. After revocation and publication, the test certificate is rejected for the expected reason.</w:t>
+        <w:t xml:space="preserve">pki.sbd.test resolves to the publication host from outside VLAN 30, the site answers on port 80, and the publication folder's permissions separate writers from readers.</w:t>
       </w:r>
     </w:p>
     <w:p>
@@ -6134,7 +6286,7 @@
           <w:sz w:val="21"/>
           <w:szCs w:val="21"/>
         </w:rPr>
-        <w:t xml:space="preserve">Evidence to keep: Finish the PKI checklist with enrollment, retrieval and revocation results, renewal dates, backup verification, and recovery ownership.</w:t>
+        <w:t xml:space="preserve">Evidence to keep: Record the site configuration, folder permissions, the DNS resolution output from a cross-VLAN client, and the register row that permits the path.</w:t>
       </w:r>
     </w:p>
     <w:tbl>
@@ -6589,7 +6741,7 @@
           <w:sz w:val="21"/>
           <w:szCs w:val="21"/>
         </w:rPr>
-        <w:t xml:space="preserve">A valid certificate fails because its CRL cannot be retrieved. What is the next step?</w:t>
+        <w:t xml:space="preserve">Why does the publication site stay on plain HTTP?</w:t>
       </w:r>
     </w:p>
     <w:p>
@@ -6681,7 +6833,3870 @@
           <w:sz w:val="20"/>
           <w:szCs w:val="20"/>
         </w:rPr>
-        <w:t xml:space="preserve">A clean client builds the chain and retrieves live revocation data.  A revoked test certificate is rejected for the expected reason.  Renewal, backup, and recovery each have an owner and a date.</w:t>
+        <w:t xml:space="preserve">pki.sbd.test now answers from SBD-PKI-MGMT01 over HTTP.  Only public artifacts live in the folder; only PKI processes write to it.  The transport is HTTP on purpose — revocation precedes trust.</w:t>
+      </w:r>
+    </w:p>
+    <w:p>
+      <w:pPr>
+        <w:spacing w:after="60" w:before="0" w:line="288" w:lineRule="auto"/>
+      </w:pPr>
+      <w:hyperlink w:history="1" r:id="rId13">
+        <w:r>
+          <w:rPr>
+            <w:rFonts w:ascii="Arial" w:cs="Arial" w:eastAsia="Arial" w:hAnsi="Arial"/>
+            <w:color w:val="20647C"/>
+            <w:sz w:val="18"/>
+            <w:szCs w:val="18"/>
+            <w:u w:val="single"/>
+          </w:rPr>
+          <w:t xml:space="preserve">Microsoft · PKI design considerations</w:t>
+        </w:r>
+      </w:hyperlink>
+    </w:p>
+    <w:p>
+      <w:pPr>
+        <w:spacing w:after="60" w:before="0" w:line="288" w:lineRule="auto"/>
+      </w:pPr>
+      <w:hyperlink w:history="1" r:id="rIdiml64rhny4teolipjuupz">
+        <w:r>
+          <w:rPr>
+            <w:rFonts w:ascii="Arial" w:cs="Arial" w:eastAsia="Arial" w:hAnsi="Arial"/>
+            <w:color w:val="20647C"/>
+            <w:sz w:val="18"/>
+            <w:szCs w:val="18"/>
+            <w:u w:val="single"/>
+          </w:rPr>
+          <w:t xml:space="preserve">Microsoft · Certutil reference</w:t>
+        </w:r>
+      </w:hyperlink>
+    </w:p>
+    <w:p>
+      <w:r>
+        <w:br w:type="page"/>
+      </w:r>
+    </w:p>
+    <w:p>
+      <w:pPr>
+        <w:spacing w:after="80" w:before="0" w:line="288" w:lineRule="auto"/>
+      </w:pPr>
+      <w:r>
+        <w:rPr>
+          <w:rFonts w:ascii="Arial" w:cs="Arial" w:eastAsia="Arial" w:hAnsi="Arial"/>
+          <w:b/>
+          <w:bCs/>
+          <w:color w:val="20647C"/>
+          <w:sz w:val="16"/>
+          <w:szCs w:val="16"/>
+        </w:rPr>
+        <w:t xml:space="preserve">LESSON 07  /  ABOUT 25 MIN</w:t>
+      </w:r>
+    </w:p>
+    <w:p>
+      <w:pPr>
+        <w:pStyle w:val="Heading1"/>
+        <w:spacing w:after="120"/>
+      </w:pPr>
+      <w:bookmarkStart w:name="lesson-publish-trust" w:id="11"/>
+      <w:r>
+        <w:rPr>
+          <w:rFonts w:ascii="Arial" w:cs="Arial" w:eastAsia="Arial" w:hAnsi="Arial"/>
+          <w:b/>
+          <w:bCs/>
+          <w:color w:val="193448"/>
+          <w:sz w:val="40"/>
+          <w:szCs w:val="40"/>
+        </w:rPr>
+        <w:t xml:space="preserve">Publish the trust data at its advertised URLs</w:t>
+      </w:r>
+      <w:bookmarkEnd w:id="11"/>
+    </w:p>
+    <w:p>
+      <w:pPr>
+        <w:pBdr>
+          <w:left w:val="single" w:color="20647C" w:sz="18" w:space="8"/>
+        </w:pBdr>
+        <w:shd w:fill="F1F7FA" w:color="auto" w:val="clear"/>
+        <w:spacing w:after="160" w:before="120" w:line="288" w:lineRule="auto"/>
+        <w:ind w:left="160" w:right="160"/>
+      </w:pPr>
+      <w:r>
+        <w:rPr>
+          <w:rFonts w:ascii="Arial" w:cs="Arial" w:eastAsia="Arial" w:hAnsi="Arial"/>
+          <w:b/>
+          <w:bCs/>
+          <w:color w:val="20647C"/>
+          <w:sz w:val="17"/>
+          <w:szCs w:val="17"/>
+        </w:rPr>
+        <w:t xml:space="preserve">WHY THIS MATTERS  </w:t>
+      </w:r>
+      <w:r>
+        <w:rPr>
+          <w:rFonts w:ascii="Arial" w:cs="Arial" w:eastAsia="Arial" w:hAnsi="Arial"/>
+          <w:color w:val="193448"/>
+          <w:sz w:val="20"/>
+          <w:szCs w:val="20"/>
+        </w:rPr>
+        <w:t xml:space="preserve">A publication site is only correct when the filenames it serves match the URLs the certificates already carry. Copy the current certificates and CRLs into place, wire the issuing CA to keep them fresh, and prove retrieval from a client that has never cached anything.</w:t>
+      </w:r>
+    </w:p>
+    <w:p>
+      <w:pPr>
+        <w:pStyle w:val="Heading2"/>
+        <w:keepNext/>
+        <w:spacing w:after="100" w:before="200"/>
+      </w:pPr>
+      <w:r>
+        <w:rPr>
+          <w:rFonts w:ascii="Arial" w:cs="Arial" w:eastAsia="Arial" w:hAnsi="Arial"/>
+          <w:b/>
+          <w:bCs/>
+          <w:color w:val="193448"/>
+          <w:sz w:val="26"/>
+          <w:szCs w:val="26"/>
+        </w:rPr>
+        <w:t xml:space="preserve">In this lesson you will</w:t>
+      </w:r>
+    </w:p>
+    <w:p>
+      <w:pPr>
+        <w:pStyle w:val="ListParagraph"/>
+        <w:numPr>
+          <w:ilvl w:val="0"/>
+          <w:numId w:val="3"/>
+        </w:numPr>
+        <w:spacing w:after="120" w:before="0" w:line="288" w:lineRule="auto"/>
+      </w:pPr>
+      <w:r>
+        <w:rPr>
+          <w:rFonts w:ascii="Arial" w:cs="Arial" w:eastAsia="Arial" w:hAnsi="Arial"/>
+          <w:color w:val="526B7E"/>
+          <w:sz w:val="21"/>
+          <w:szCs w:val="21"/>
+        </w:rPr>
+        <w:t xml:space="preserve">Publish the root and issuing certificates and current CRLs at the exact embedded URLs.</w:t>
+      </w:r>
+    </w:p>
+    <w:p>
+      <w:pPr>
+        <w:pStyle w:val="ListParagraph"/>
+        <w:numPr>
+          <w:ilvl w:val="0"/>
+          <w:numId w:val="3"/>
+        </w:numPr>
+        <w:spacing w:after="120" w:before="0" w:line="288" w:lineRule="auto"/>
+      </w:pPr>
+      <w:r>
+        <w:rPr>
+          <w:rFonts w:ascii="Arial" w:cs="Arial" w:eastAsia="Arial" w:hAnsi="Arial"/>
+          <w:color w:val="526B7E"/>
+          <w:sz w:val="21"/>
+          <w:szCs w:val="21"/>
+        </w:rPr>
+        <w:t xml:space="preserve">Configure the issuing CA to refresh its published files automatically.</w:t>
+      </w:r>
+    </w:p>
+    <w:p>
+      <w:pPr>
+        <w:pStyle w:val="ListParagraph"/>
+        <w:numPr>
+          <w:ilvl w:val="0"/>
+          <w:numId w:val="3"/>
+        </w:numPr>
+        <w:spacing w:after="120" w:before="0" w:line="288" w:lineRule="auto"/>
+      </w:pPr>
+      <w:r>
+        <w:rPr>
+          <w:rFonts w:ascii="Arial" w:cs="Arial" w:eastAsia="Arial" w:hAnsi="Arial"/>
+          <w:color w:val="526B7E"/>
+          <w:sz w:val="21"/>
+          <w:szCs w:val="21"/>
+        </w:rPr>
+        <w:t xml:space="preserve">Prove live retrieval and chain building from a cross-VLAN client.</w:t>
+      </w:r>
+    </w:p>
+    <w:p>
+      <w:pPr>
+        <w:pStyle w:val="Heading2"/>
+        <w:keepNext/>
+        <w:spacing w:after="100" w:before="200"/>
+      </w:pPr>
+      <w:r>
+        <w:rPr>
+          <w:rFonts w:ascii="Arial" w:cs="Arial" w:eastAsia="Arial" w:hAnsi="Arial"/>
+          <w:b/>
+          <w:bCs/>
+          <w:color w:val="193448"/>
+          <w:sz w:val="26"/>
+          <w:szCs w:val="26"/>
+        </w:rPr>
+        <w:t xml:space="preserve">Follow the build</w:t>
+      </w:r>
+    </w:p>
+    <w:p>
+      <w:pPr>
+        <w:pStyle w:val="ListParagraph"/>
+        <w:numPr>
+          <w:ilvl w:val="0"/>
+          <w:numId w:val="11"/>
+        </w:numPr>
+        <w:spacing w:after="120" w:before="0" w:line="288" w:lineRule="auto"/>
+      </w:pPr>
+      <w:r>
+        <w:rPr>
+          <w:rFonts w:ascii="Arial" w:cs="Arial" w:eastAsia="Arial" w:hAnsi="Arial"/>
+          <w:color w:val="526B7E"/>
+          <w:sz w:val="21"/>
+          <w:szCs w:val="21"/>
+        </w:rPr>
+        <w:t xml:space="preserve">Compare the issuing CA's configured AIA and CDP URLs against the publication folder's layout. Every embedded URL must map to a real file path on the site — the filenames are not yours to improve.</w:t>
+      </w:r>
+    </w:p>
+    <w:p>
+      <w:pPr>
+        <w:pStyle w:val="ListParagraph"/>
+        <w:numPr>
+          <w:ilvl w:val="0"/>
+          <w:numId w:val="11"/>
+        </w:numPr>
+        <w:spacing w:after="120" w:before="0" w:line="288" w:lineRule="auto"/>
+      </w:pPr>
+      <w:r>
+        <w:rPr>
+          <w:rFonts w:ascii="Arial" w:cs="Arial" w:eastAsia="Arial" w:hAnsi="Arial"/>
+          <w:color w:val="526B7E"/>
+          <w:sz w:val="21"/>
+          <w:szCs w:val="21"/>
+        </w:rPr>
+        <w:t xml:space="preserve">Copy the current root certificate, root CRL, issuing certificate, and issuing CRL into the folder. The root's files still arrive by approved media; the issuing CA's can be written directly by its publishing process.</w:t>
+      </w:r>
+    </w:p>
+    <w:p>
+      <w:pPr>
+        <w:pStyle w:val="ListParagraph"/>
+        <w:numPr>
+          <w:ilvl w:val="0"/>
+          <w:numId w:val="11"/>
+        </w:numPr>
+        <w:spacing w:after="120" w:before="0" w:line="288" w:lineRule="auto"/>
+      </w:pPr>
+      <w:r>
+        <w:rPr>
+          <w:rFonts w:ascii="Arial" w:cs="Arial" w:eastAsia="Arial" w:hAnsi="Arial"/>
+          <w:color w:val="526B7E"/>
+          <w:sz w:val="21"/>
+          <w:szCs w:val="21"/>
+        </w:rPr>
+        <w:t xml:space="preserve">Configure the issuing CA's CRL publication to write into the site's folder on its schedule, so each new CRL replaces the old file at the same name before it expires.</w:t>
+      </w:r>
+    </w:p>
+    <w:p>
+      <w:pPr>
+        <w:pStyle w:val="ListParagraph"/>
+        <w:numPr>
+          <w:ilvl w:val="0"/>
+          <w:numId w:val="11"/>
+        </w:numPr>
+        <w:spacing w:after="120" w:before="0" w:line="288" w:lineRule="auto"/>
+      </w:pPr>
+      <w:r>
+        <w:rPr>
+          <w:rFonts w:ascii="Arial" w:cs="Arial" w:eastAsia="Arial" w:hAnsi="Arial"/>
+          <w:color w:val="526B7E"/>
+          <w:sz w:val="21"/>
+          <w:szCs w:val="21"/>
+        </w:rPr>
+        <w:t xml:space="preserve">From a clean client in another VLAN, fetch each URL and run the full verification: the chain must build and revocation data must come from the live site, not a cache.</w:t>
+      </w:r>
+    </w:p>
+    <w:p>
+      <w:pPr>
+        <w:pStyle w:val="Heading2"/>
+        <w:keepNext/>
+        <w:spacing w:after="100" w:before="200"/>
+      </w:pPr>
+      <w:r>
+        <w:rPr>
+          <w:rFonts w:ascii="Arial" w:cs="Arial" w:eastAsia="Arial" w:hAnsi="Arial"/>
+          <w:b/>
+          <w:bCs/>
+          <w:color w:val="193448"/>
+          <w:sz w:val="26"/>
+          <w:szCs w:val="26"/>
+        </w:rPr>
+        <w:t xml:space="preserve">Check your result</w:t>
+      </w:r>
+    </w:p>
+    <w:p>
+      <w:pPr>
+        <w:shd w:fill="F1F7FA" w:color="auto" w:val="clear"/>
+        <w:spacing w:after="0" w:before="0" w:line="252" w:lineRule="auto"/>
+        <w:ind w:left="160" w:right="160"/>
+      </w:pPr>
+      <w:r>
+        <w:rPr>
+          <w:rFonts w:ascii="Consolas" w:cs="Consolas" w:eastAsia="Consolas" w:hAnsi="Consolas"/>
+          <w:color w:val="193448"/>
+          <w:sz w:val="18"/>
+          <w:szCs w:val="18"/>
+        </w:rPr>
+        <w:t xml:space="preserve">certutil -verify -urlfetch C:\Evidence\pki\test.cer</w:t>
+      </w:r>
+    </w:p>
+    <w:p>
+      <w:pPr>
+        <w:shd w:fill="F1F7FA" w:color="auto" w:val="clear"/>
+        <w:spacing w:after="0" w:before="0" w:line="252" w:lineRule="auto"/>
+        <w:ind w:left="160" w:right="160"/>
+      </w:pPr>
+      <w:r>
+        <w:rPr>
+          <w:rFonts w:ascii="Consolas" w:cs="Consolas" w:eastAsia="Consolas" w:hAnsi="Consolas"/>
+          <w:color w:val="193448"/>
+          <w:sz w:val="18"/>
+          <w:szCs w:val="18"/>
+        </w:rPr>
+        <w:t xml:space="preserve">certutil -URL http://pki.sbd.test/RootCA.crl</w:t>
+      </w:r>
+    </w:p>
+    <w:p>
+      <w:pPr>
+        <w:shd w:fill="F1F7FA" w:color="auto" w:val="clear"/>
+        <w:spacing w:after="160" w:before="0" w:line="252" w:lineRule="auto"/>
+        <w:ind w:left="160" w:right="160"/>
+      </w:pPr>
+      <w:r>
+        <w:rPr>
+          <w:rFonts w:ascii="Consolas" w:cs="Consolas" w:eastAsia="Consolas" w:hAnsi="Consolas"/>
+          <w:color w:val="193448"/>
+          <w:sz w:val="18"/>
+          <w:szCs w:val="18"/>
+        </w:rPr>
+        <w:t xml:space="preserve">Get-ChildItem C:\inetpub\pkiroot | Select-Object Name, LastWriteTime</w:t>
+      </w:r>
+    </w:p>
+    <w:p>
+      <w:pPr>
+        <w:pBdr>
+          <w:left w:val="single" w:color="20647C" w:sz="18" w:space="8"/>
+        </w:pBdr>
+        <w:shd w:fill="F1F7FA" w:color="auto" w:val="clear"/>
+        <w:spacing w:after="160" w:before="120" w:line="288" w:lineRule="auto"/>
+        <w:ind w:left="160" w:right="160"/>
+      </w:pPr>
+      <w:r>
+        <w:rPr>
+          <w:rFonts w:ascii="Arial" w:cs="Arial" w:eastAsia="Arial" w:hAnsi="Arial"/>
+          <w:b/>
+          <w:bCs/>
+          <w:color w:val="20647C"/>
+          <w:sz w:val="17"/>
+          <w:szCs w:val="17"/>
+        </w:rPr>
+        <w:t xml:space="preserve">WHAT SUCCESS LOOKS LIKE  </w:t>
+      </w:r>
+      <w:r>
+        <w:rPr>
+          <w:rFonts w:ascii="Arial" w:cs="Arial" w:eastAsia="Arial" w:hAnsi="Arial"/>
+          <w:color w:val="193448"/>
+          <w:sz w:val="20"/>
+          <w:szCs w:val="20"/>
+        </w:rPr>
+        <w:t xml:space="preserve">Every AIA and CDP URL embedded in issued certificates returns the current file, urlfetch verification passes from a cross-VLAN client, and the CRL refresh lands at the same filename automatically.</w:t>
+      </w:r>
+    </w:p>
+    <w:p>
+      <w:pPr>
+        <w:pStyle w:val="Heading2"/>
+        <w:keepNext/>
+        <w:spacing w:after="100" w:before="200"/>
+      </w:pPr>
+      <w:r>
+        <w:rPr>
+          <w:rFonts w:ascii="Arial" w:cs="Arial" w:eastAsia="Arial" w:hAnsi="Arial"/>
+          <w:b/>
+          <w:bCs/>
+          <w:color w:val="193448"/>
+          <w:sz w:val="26"/>
+          <w:szCs w:val="26"/>
+        </w:rPr>
+        <w:t xml:space="preserve">Your record</w:t>
+      </w:r>
+    </w:p>
+    <w:p>
+      <w:pPr>
+        <w:spacing w:after="160" w:before="0" w:line="288" w:lineRule="auto"/>
+      </w:pPr>
+      <w:r>
+        <w:rPr>
+          <w:rFonts w:ascii="Arial" w:cs="Arial" w:eastAsia="Arial" w:hAnsi="Arial"/>
+          <w:color w:val="526B7E"/>
+          <w:sz w:val="21"/>
+          <w:szCs w:val="21"/>
+        </w:rPr>
+        <w:t xml:space="preserve">Evidence to keep: Keep the URL-to-file mapping table, the folder listing with timestamps, and the urlfetch output from the clean client.</w:t>
+      </w:r>
+    </w:p>
+    <w:tbl>
+      <w:tblPr>
+        <w:tblW w:type="dxa" w:w="9360"/>
+        <w:tblBorders>
+          <w:top w:val="single" w:color="C7D9E2" w:sz="4"/>
+          <w:left w:val="single" w:color="C7D9E2" w:sz="4"/>
+          <w:bottom w:val="single" w:color="C7D9E2" w:sz="4"/>
+          <w:right w:val="single" w:color="C7D9E2" w:sz="4"/>
+          <w:insideH w:val="single" w:color="C7D9E2" w:sz="4"/>
+          <w:insideV w:val="single" w:color="C7D9E2" w:sz="4"/>
+        </w:tblBorders>
+      </w:tblPr>
+      <w:tblGrid>
+        <w:gridCol w:w="3000"/>
+        <w:gridCol w:w="6360"/>
+      </w:tblGrid>
+      <w:tr>
+        <w:trPr>
+          <w:tblHeader/>
+        </w:trPr>
+        <w:tc>
+          <w:tcPr>
+            <w:tcW w:type="dxa" w:w="3000"/>
+            <w:shd w:fill="F1F7FA" w:color="auto" w:val="clear"/>
+            <w:tcMar>
+              <w:top w:type="dxa" w:w="90"/>
+              <w:left w:type="dxa" w:w="120"/>
+              <w:bottom w:type="dxa" w:w="90"/>
+              <w:right w:type="dxa" w:w="120"/>
+            </w:tcMar>
+          </w:tcPr>
+          <w:p>
+            <w:pPr>
+              <w:spacing w:after="0" w:before="0" w:line="288" w:lineRule="auto"/>
+            </w:pPr>
+            <w:r>
+              <w:rPr>
+                <w:rFonts w:ascii="Arial" w:cs="Arial" w:eastAsia="Arial" w:hAnsi="Arial"/>
+                <w:b/>
+                <w:bCs/>
+                <w:color w:val="20647C"/>
+                <w:sz w:val="16"/>
+                <w:szCs w:val="16"/>
+              </w:rPr>
+              <w:t xml:space="preserve">RECORD</w:t>
+            </w:r>
+          </w:p>
+        </w:tc>
+        <w:tc>
+          <w:tcPr>
+            <w:tcW w:type="dxa" w:w="6360"/>
+            <w:shd w:fill="F1F7FA" w:color="auto" w:val="clear"/>
+            <w:tcMar>
+              <w:top w:type="dxa" w:w="90"/>
+              <w:left w:type="dxa" w:w="120"/>
+              <w:bottom w:type="dxa" w:w="90"/>
+              <w:right w:type="dxa" w:w="120"/>
+            </w:tcMar>
+          </w:tcPr>
+          <w:p>
+            <w:pPr>
+              <w:spacing w:after="0" w:before="0" w:line="288" w:lineRule="auto"/>
+            </w:pPr>
+            <w:r>
+              <w:rPr>
+                <w:rFonts w:ascii="Arial" w:cs="Arial" w:eastAsia="Arial" w:hAnsi="Arial"/>
+                <w:b/>
+                <w:bCs/>
+                <w:color w:val="20647C"/>
+                <w:sz w:val="16"/>
+                <w:szCs w:val="16"/>
+              </w:rPr>
+              <w:t xml:space="preserve">YOUR OBSERVATION</w:t>
+            </w:r>
+          </w:p>
+        </w:tc>
+      </w:tr>
+      <w:tr>
+        <w:trPr>
+          <w:cantSplit/>
+        </w:trPr>
+        <w:tc>
+          <w:tcPr>
+            <w:tcW w:type="dxa" w:w="3000"/>
+            <w:tcMar>
+              <w:top w:type="dxa" w:w="90"/>
+              <w:left w:type="dxa" w:w="120"/>
+              <w:bottom w:type="dxa" w:w="90"/>
+              <w:right w:type="dxa" w:w="120"/>
+            </w:tcMar>
+          </w:tcPr>
+          <w:p>
+            <w:pPr>
+              <w:spacing w:after="0" w:before="0" w:line="288" w:lineRule="auto"/>
+            </w:pPr>
+            <w:r>
+              <w:rPr>
+                <w:rFonts w:ascii="Arial" w:cs="Arial" w:eastAsia="Arial" w:hAnsi="Arial"/>
+                <w:color w:val="193448"/>
+                <w:sz w:val="19"/>
+                <w:szCs w:val="19"/>
+              </w:rPr>
+              <w:t xml:space="preserve">Host(s) and time collected</w:t>
+            </w:r>
+          </w:p>
+        </w:tc>
+        <w:tc>
+          <w:tcPr>
+            <w:tcW w:type="dxa" w:w="6360"/>
+            <w:tcMar>
+              <w:top w:type="dxa" w:w="90"/>
+              <w:left w:type="dxa" w:w="120"/>
+              <w:bottom w:type="dxa" w:w="90"/>
+              <w:right w:type="dxa" w:w="120"/>
+            </w:tcMar>
+          </w:tcPr>
+          <w:p>
+            <w:pPr>
+              <w:spacing w:after="0" w:before="0" w:line="288" w:lineRule="auto"/>
+            </w:pPr>
+            <w:r>
+              <w:rPr>
+                <w:rFonts w:ascii="Arial" w:cs="Arial" w:eastAsia="Arial" w:hAnsi="Arial"/>
+                <w:color w:val="193448"/>
+                <w:sz w:val="21"/>
+                <w:szCs w:val="21"/>
+              </w:rPr>
+              <w:t xml:space="preserve"> </w:t>
+            </w:r>
+          </w:p>
+          <w:p>
+            <w:pPr>
+              <w:spacing w:after="0" w:before="0" w:line="288" w:lineRule="auto"/>
+            </w:pPr>
+            <w:r>
+              <w:rPr>
+                <w:rFonts w:ascii="Arial" w:cs="Arial" w:eastAsia="Arial" w:hAnsi="Arial"/>
+                <w:color w:val="193448"/>
+                <w:sz w:val="21"/>
+                <w:szCs w:val="21"/>
+              </w:rPr>
+              <w:t xml:space="preserve"> </w:t>
+            </w:r>
+          </w:p>
+        </w:tc>
+      </w:tr>
+      <w:tr>
+        <w:trPr>
+          <w:cantSplit/>
+        </w:trPr>
+        <w:tc>
+          <w:tcPr>
+            <w:tcW w:type="dxa" w:w="3000"/>
+            <w:tcMar>
+              <w:top w:type="dxa" w:w="90"/>
+              <w:left w:type="dxa" w:w="120"/>
+              <w:bottom w:type="dxa" w:w="90"/>
+              <w:right w:type="dxa" w:w="120"/>
+            </w:tcMar>
+          </w:tcPr>
+          <w:p>
+            <w:pPr>
+              <w:spacing w:after="0" w:before="0" w:line="288" w:lineRule="auto"/>
+            </w:pPr>
+            <w:r>
+              <w:rPr>
+                <w:rFonts w:ascii="Arial" w:cs="Arial" w:eastAsia="Arial" w:hAnsi="Arial"/>
+                <w:color w:val="193448"/>
+                <w:sz w:val="19"/>
+                <w:szCs w:val="19"/>
+              </w:rPr>
+              <w:t xml:space="preserve">Observed result</w:t>
+            </w:r>
+          </w:p>
+        </w:tc>
+        <w:tc>
+          <w:tcPr>
+            <w:tcW w:type="dxa" w:w="6360"/>
+            <w:tcMar>
+              <w:top w:type="dxa" w:w="90"/>
+              <w:left w:type="dxa" w:w="120"/>
+              <w:bottom w:type="dxa" w:w="90"/>
+              <w:right w:type="dxa" w:w="120"/>
+            </w:tcMar>
+          </w:tcPr>
+          <w:p>
+            <w:pPr>
+              <w:spacing w:after="0" w:before="0" w:line="288" w:lineRule="auto"/>
+            </w:pPr>
+            <w:r>
+              <w:rPr>
+                <w:rFonts w:ascii="Arial" w:cs="Arial" w:eastAsia="Arial" w:hAnsi="Arial"/>
+                <w:color w:val="193448"/>
+                <w:sz w:val="21"/>
+                <w:szCs w:val="21"/>
+              </w:rPr>
+              <w:t xml:space="preserve"> </w:t>
+            </w:r>
+          </w:p>
+          <w:p>
+            <w:pPr>
+              <w:spacing w:after="0" w:before="0" w:line="288" w:lineRule="auto"/>
+            </w:pPr>
+            <w:r>
+              <w:rPr>
+                <w:rFonts w:ascii="Arial" w:cs="Arial" w:eastAsia="Arial" w:hAnsi="Arial"/>
+                <w:color w:val="193448"/>
+                <w:sz w:val="21"/>
+                <w:szCs w:val="21"/>
+              </w:rPr>
+              <w:t xml:space="preserve"> </w:t>
+            </w:r>
+          </w:p>
+        </w:tc>
+      </w:tr>
+      <w:tr>
+        <w:trPr>
+          <w:cantSplit/>
+        </w:trPr>
+        <w:tc>
+          <w:tcPr>
+            <w:tcW w:type="dxa" w:w="3000"/>
+            <w:tcMar>
+              <w:top w:type="dxa" w:w="90"/>
+              <w:left w:type="dxa" w:w="120"/>
+              <w:bottom w:type="dxa" w:w="90"/>
+              <w:right w:type="dxa" w:w="120"/>
+            </w:tcMar>
+          </w:tcPr>
+          <w:p>
+            <w:pPr>
+              <w:spacing w:after="0" w:before="0" w:line="288" w:lineRule="auto"/>
+            </w:pPr>
+            <w:r>
+              <w:rPr>
+                <w:rFonts w:ascii="Arial" w:cs="Arial" w:eastAsia="Arial" w:hAnsi="Arial"/>
+                <w:color w:val="193448"/>
+                <w:sz w:val="19"/>
+                <w:szCs w:val="19"/>
+              </w:rPr>
+              <w:t xml:space="preserve">Differences from the plan</w:t>
+            </w:r>
+          </w:p>
+        </w:tc>
+        <w:tc>
+          <w:tcPr>
+            <w:tcW w:type="dxa" w:w="6360"/>
+            <w:tcMar>
+              <w:top w:type="dxa" w:w="90"/>
+              <w:left w:type="dxa" w:w="120"/>
+              <w:bottom w:type="dxa" w:w="90"/>
+              <w:right w:type="dxa" w:w="120"/>
+            </w:tcMar>
+          </w:tcPr>
+          <w:p>
+            <w:pPr>
+              <w:spacing w:after="0" w:before="0" w:line="288" w:lineRule="auto"/>
+            </w:pPr>
+            <w:r>
+              <w:rPr>
+                <w:rFonts w:ascii="Arial" w:cs="Arial" w:eastAsia="Arial" w:hAnsi="Arial"/>
+                <w:color w:val="193448"/>
+                <w:sz w:val="21"/>
+                <w:szCs w:val="21"/>
+              </w:rPr>
+              <w:t xml:space="preserve"> </w:t>
+            </w:r>
+          </w:p>
+          <w:p>
+            <w:pPr>
+              <w:spacing w:after="0" w:before="0" w:line="288" w:lineRule="auto"/>
+            </w:pPr>
+            <w:r>
+              <w:rPr>
+                <w:rFonts w:ascii="Arial" w:cs="Arial" w:eastAsia="Arial" w:hAnsi="Arial"/>
+                <w:color w:val="193448"/>
+                <w:sz w:val="21"/>
+                <w:szCs w:val="21"/>
+              </w:rPr>
+              <w:t xml:space="preserve"> </w:t>
+            </w:r>
+          </w:p>
+        </w:tc>
+      </w:tr>
+      <w:tr>
+        <w:trPr>
+          <w:cantSplit/>
+        </w:trPr>
+        <w:tc>
+          <w:tcPr>
+            <w:tcW w:type="dxa" w:w="3000"/>
+            <w:tcMar>
+              <w:top w:type="dxa" w:w="90"/>
+              <w:left w:type="dxa" w:w="120"/>
+              <w:bottom w:type="dxa" w:w="90"/>
+              <w:right w:type="dxa" w:w="120"/>
+            </w:tcMar>
+          </w:tcPr>
+          <w:p>
+            <w:pPr>
+              <w:spacing w:after="0" w:before="0" w:line="288" w:lineRule="auto"/>
+            </w:pPr>
+            <w:r>
+              <w:rPr>
+                <w:rFonts w:ascii="Arial" w:cs="Arial" w:eastAsia="Arial" w:hAnsi="Arial"/>
+                <w:color w:val="193448"/>
+                <w:sz w:val="19"/>
+                <w:szCs w:val="19"/>
+              </w:rPr>
+              <w:t xml:space="preserve">Evidence file names</w:t>
+            </w:r>
+          </w:p>
+        </w:tc>
+        <w:tc>
+          <w:tcPr>
+            <w:tcW w:type="dxa" w:w="6360"/>
+            <w:tcMar>
+              <w:top w:type="dxa" w:w="90"/>
+              <w:left w:type="dxa" w:w="120"/>
+              <w:bottom w:type="dxa" w:w="90"/>
+              <w:right w:type="dxa" w:w="120"/>
+            </w:tcMar>
+          </w:tcPr>
+          <w:p>
+            <w:pPr>
+              <w:spacing w:after="0" w:before="0" w:line="288" w:lineRule="auto"/>
+            </w:pPr>
+            <w:r>
+              <w:rPr>
+                <w:rFonts w:ascii="Arial" w:cs="Arial" w:eastAsia="Arial" w:hAnsi="Arial"/>
+                <w:color w:val="193448"/>
+                <w:sz w:val="21"/>
+                <w:szCs w:val="21"/>
+              </w:rPr>
+              <w:t xml:space="preserve"> </w:t>
+            </w:r>
+          </w:p>
+          <w:p>
+            <w:pPr>
+              <w:spacing w:after="0" w:before="0" w:line="288" w:lineRule="auto"/>
+            </w:pPr>
+            <w:r>
+              <w:rPr>
+                <w:rFonts w:ascii="Arial" w:cs="Arial" w:eastAsia="Arial" w:hAnsi="Arial"/>
+                <w:color w:val="193448"/>
+                <w:sz w:val="21"/>
+                <w:szCs w:val="21"/>
+              </w:rPr>
+              <w:t xml:space="preserve"> </w:t>
+            </w:r>
+          </w:p>
+        </w:tc>
+      </w:tr>
+      <w:tr>
+        <w:trPr>
+          <w:cantSplit/>
+        </w:trPr>
+        <w:tc>
+          <w:tcPr>
+            <w:tcW w:type="dxa" w:w="3000"/>
+            <w:tcMar>
+              <w:top w:type="dxa" w:w="90"/>
+              <w:left w:type="dxa" w:w="120"/>
+              <w:bottom w:type="dxa" w:w="90"/>
+              <w:right w:type="dxa" w:w="120"/>
+            </w:tcMar>
+          </w:tcPr>
+          <w:p>
+            <w:pPr>
+              <w:spacing w:after="0" w:before="0" w:line="288" w:lineRule="auto"/>
+            </w:pPr>
+            <w:r>
+              <w:rPr>
+                <w:rFonts w:ascii="Arial" w:cs="Arial" w:eastAsia="Arial" w:hAnsi="Arial"/>
+                <w:color w:val="193448"/>
+                <w:sz w:val="19"/>
+                <w:szCs w:val="19"/>
+              </w:rPr>
+              <w:t xml:space="preserve">Open items or findings</w:t>
+            </w:r>
+          </w:p>
+        </w:tc>
+        <w:tc>
+          <w:tcPr>
+            <w:tcW w:type="dxa" w:w="6360"/>
+            <w:tcMar>
+              <w:top w:type="dxa" w:w="90"/>
+              <w:left w:type="dxa" w:w="120"/>
+              <w:bottom w:type="dxa" w:w="90"/>
+              <w:right w:type="dxa" w:w="120"/>
+            </w:tcMar>
+          </w:tcPr>
+          <w:p>
+            <w:pPr>
+              <w:spacing w:after="0" w:before="0" w:line="288" w:lineRule="auto"/>
+            </w:pPr>
+            <w:r>
+              <w:rPr>
+                <w:rFonts w:ascii="Arial" w:cs="Arial" w:eastAsia="Arial" w:hAnsi="Arial"/>
+                <w:color w:val="193448"/>
+                <w:sz w:val="21"/>
+                <w:szCs w:val="21"/>
+              </w:rPr>
+              <w:t xml:space="preserve"> </w:t>
+            </w:r>
+          </w:p>
+          <w:p>
+            <w:pPr>
+              <w:spacing w:after="0" w:before="0" w:line="288" w:lineRule="auto"/>
+            </w:pPr>
+            <w:r>
+              <w:rPr>
+                <w:rFonts w:ascii="Arial" w:cs="Arial" w:eastAsia="Arial" w:hAnsi="Arial"/>
+                <w:color w:val="193448"/>
+                <w:sz w:val="21"/>
+                <w:szCs w:val="21"/>
+              </w:rPr>
+              <w:t xml:space="preserve"> </w:t>
+            </w:r>
+          </w:p>
+        </w:tc>
+      </w:tr>
+    </w:tbl>
+    <w:p>
+      <w:pPr>
+        <w:pStyle w:val="Heading2"/>
+        <w:keepNext/>
+        <w:spacing w:after="100" w:before="200"/>
+      </w:pPr>
+      <w:r>
+        <w:rPr>
+          <w:rFonts w:ascii="Arial" w:cs="Arial" w:eastAsia="Arial" w:hAnsi="Arial"/>
+          <w:b/>
+          <w:bCs/>
+          <w:color w:val="193448"/>
+          <w:sz w:val="26"/>
+          <w:szCs w:val="26"/>
+        </w:rPr>
+        <w:t xml:space="preserve">Think it through</w:t>
+      </w:r>
+    </w:p>
+    <w:p>
+      <w:pPr>
+        <w:spacing w:after="120" w:before="0" w:line="288" w:lineRule="auto"/>
+      </w:pPr>
+      <w:r>
+        <w:rPr>
+          <w:rFonts w:ascii="Arial" w:cs="Arial" w:eastAsia="Arial" w:hAnsi="Arial"/>
+          <w:color w:val="193448"/>
+          <w:sz w:val="21"/>
+          <w:szCs w:val="21"/>
+        </w:rPr>
+        <w:t xml:space="preserve">Why can't the published filenames be renamed to something tidier?</w:t>
+      </w:r>
+    </w:p>
+    <w:p>
+      <w:pPr>
+        <w:pBdr>
+          <w:bottom w:val="single" w:color="C7D9E2" w:sz="4" w:space="1"/>
+        </w:pBdr>
+        <w:spacing w:after="0" w:before="0" w:line="288" w:lineRule="auto"/>
+      </w:pPr>
+      <w:r>
+        <w:rPr>
+          <w:rFonts w:ascii="Arial" w:cs="Arial" w:eastAsia="Arial" w:hAnsi="Arial"/>
+          <w:color w:val="193448"/>
+          <w:sz w:val="21"/>
+          <w:szCs w:val="21"/>
+        </w:rPr>
+        <w:t xml:space="preserve"> </w:t>
+      </w:r>
+    </w:p>
+    <w:p>
+      <w:pPr>
+        <w:spacing w:after="120" w:before="0"/>
+      </w:pPr>
+      <w:r>
+        <w:rPr>
+          <w:rFonts w:ascii="Arial" w:cs="Arial" w:eastAsia="Arial" w:hAnsi="Arial"/>
+          <w:color w:val="193448"/>
+          <w:sz w:val="8"/>
+          <w:szCs w:val="8"/>
+        </w:rPr>
+        <w:t xml:space="preserve"> </w:t>
+      </w:r>
+    </w:p>
+    <w:p>
+      <w:pPr>
+        <w:pBdr>
+          <w:bottom w:val="single" w:color="C7D9E2" w:sz="4" w:space="1"/>
+        </w:pBdr>
+        <w:spacing w:after="0" w:before="0" w:line="288" w:lineRule="auto"/>
+      </w:pPr>
+      <w:r>
+        <w:rPr>
+          <w:rFonts w:ascii="Arial" w:cs="Arial" w:eastAsia="Arial" w:hAnsi="Arial"/>
+          <w:color w:val="193448"/>
+          <w:sz w:val="21"/>
+          <w:szCs w:val="21"/>
+        </w:rPr>
+        <w:t xml:space="preserve"> </w:t>
+      </w:r>
+    </w:p>
+    <w:p>
+      <w:pPr>
+        <w:spacing w:after="120" w:before="0"/>
+      </w:pPr>
+      <w:r>
+        <w:rPr>
+          <w:rFonts w:ascii="Arial" w:cs="Arial" w:eastAsia="Arial" w:hAnsi="Arial"/>
+          <w:color w:val="193448"/>
+          <w:sz w:val="8"/>
+          <w:szCs w:val="8"/>
+        </w:rPr>
+        <w:t xml:space="preserve"> </w:t>
+      </w:r>
+    </w:p>
+    <w:p>
+      <w:pPr>
+        <w:pBdr>
+          <w:left w:val="single" w:color="20647C" w:sz="18" w:space="8"/>
+        </w:pBdr>
+        <w:shd w:fill="F1F7FA" w:color="auto" w:val="clear"/>
+        <w:spacing w:after="160" w:before="120" w:line="288" w:lineRule="auto"/>
+        <w:ind w:left="160" w:right="160"/>
+      </w:pPr>
+      <w:r>
+        <w:rPr>
+          <w:rFonts w:ascii="Arial" w:cs="Arial" w:eastAsia="Arial" w:hAnsi="Arial"/>
+          <w:b/>
+          <w:bCs/>
+          <w:color w:val="20647C"/>
+          <w:sz w:val="17"/>
+          <w:szCs w:val="17"/>
+        </w:rPr>
+        <w:t xml:space="preserve">REMEMBER  </w:t>
+      </w:r>
+      <w:r>
+        <w:rPr>
+          <w:rFonts w:ascii="Arial" w:cs="Arial" w:eastAsia="Arial" w:hAnsi="Arial"/>
+          <w:color w:val="193448"/>
+          <w:sz w:val="20"/>
+          <w:szCs w:val="20"/>
+        </w:rPr>
+        <w:t xml:space="preserve">Published filenames mirror the embedded URLs exactly.  The issuing CA refreshes its files on schedule; the root's arrive by media.  A clean cross-VLAN client proves the chain and live revocation.</w:t>
+      </w:r>
+    </w:p>
+    <w:p>
+      <w:pPr>
+        <w:spacing w:after="60" w:before="0" w:line="288" w:lineRule="auto"/>
+      </w:pPr>
+      <w:hyperlink w:history="1" r:id="rId14">
+        <w:r>
+          <w:rPr>
+            <w:rFonts w:ascii="Arial" w:cs="Arial" w:eastAsia="Arial" w:hAnsi="Arial"/>
+            <w:color w:val="20647C"/>
+            <w:sz w:val="18"/>
+            <w:szCs w:val="18"/>
+            <w:u w:val="single"/>
+          </w:rPr>
+          <w:t xml:space="preserve">Microsoft · PKI design considerations</w:t>
+        </w:r>
+      </w:hyperlink>
+    </w:p>
+    <w:p>
+      <w:pPr>
+        <w:spacing w:after="60" w:before="0" w:line="288" w:lineRule="auto"/>
+      </w:pPr>
+      <w:hyperlink w:history="1" r:id="rIdiml64rhny4teolipjuupz">
+        <w:r>
+          <w:rPr>
+            <w:rFonts w:ascii="Arial" w:cs="Arial" w:eastAsia="Arial" w:hAnsi="Arial"/>
+            <w:color w:val="20647C"/>
+            <w:sz w:val="18"/>
+            <w:szCs w:val="18"/>
+            <w:u w:val="single"/>
+          </w:rPr>
+          <w:t xml:space="preserve">Microsoft · Certutil reference</w:t>
+        </w:r>
+      </w:hyperlink>
+    </w:p>
+    <w:p>
+      <w:r>
+        <w:br w:type="page"/>
+      </w:r>
+    </w:p>
+    <w:p>
+      <w:pPr>
+        <w:spacing w:after="80" w:before="0" w:line="288" w:lineRule="auto"/>
+      </w:pPr>
+      <w:r>
+        <w:rPr>
+          <w:rFonts w:ascii="Arial" w:cs="Arial" w:eastAsia="Arial" w:hAnsi="Arial"/>
+          <w:b/>
+          <w:bCs/>
+          <w:color w:val="20647C"/>
+          <w:sz w:val="16"/>
+          <w:szCs w:val="16"/>
+        </w:rPr>
+        <w:t xml:space="preserve">LESSON 08  /  ABOUT 25 MIN</w:t>
+      </w:r>
+    </w:p>
+    <w:p>
+      <w:pPr>
+        <w:pStyle w:val="Heading1"/>
+        <w:spacing w:after="120"/>
+      </w:pPr>
+      <w:bookmarkStart w:name="lesson-template-admin" w:id="12"/>
+      <w:r>
+        <w:rPr>
+          <w:rFonts w:ascii="Arial" w:cs="Arial" w:eastAsia="Arial" w:hAnsi="Arial"/>
+          <w:b/>
+          <w:bCs/>
+          <w:color w:val="193448"/>
+          <w:sz w:val="40"/>
+          <w:szCs w:val="40"/>
+        </w:rPr>
+        <w:t xml:space="preserve">Separate template administration</w:t>
+      </w:r>
+      <w:bookmarkEnd w:id="12"/>
+    </w:p>
+    <w:p>
+      <w:pPr>
+        <w:pBdr>
+          <w:left w:val="single" w:color="20647C" w:sz="18" w:space="8"/>
+        </w:pBdr>
+        <w:shd w:fill="F1F7FA" w:color="auto" w:val="clear"/>
+        <w:spacing w:after="160" w:before="120" w:line="288" w:lineRule="auto"/>
+        <w:ind w:left="160" w:right="160"/>
+      </w:pPr>
+      <w:r>
+        <w:rPr>
+          <w:rFonts w:ascii="Arial" w:cs="Arial" w:eastAsia="Arial" w:hAnsi="Arial"/>
+          <w:b/>
+          <w:bCs/>
+          <w:color w:val="20647C"/>
+          <w:sz w:val="17"/>
+          <w:szCs w:val="17"/>
+        </w:rPr>
+        <w:t xml:space="preserve">WHY THIS MATTERS  </w:t>
+      </w:r>
+      <w:r>
+        <w:rPr>
+          <w:rFonts w:ascii="Arial" w:cs="Arial" w:eastAsia="Arial" w:hAnsi="Arial"/>
+          <w:color w:val="193448"/>
+          <w:sz w:val="20"/>
+          <w:szCs w:val="20"/>
+        </w:rPr>
+        <w:t xml:space="preserve">Certificate templates are directory objects, and whoever edits them decides what the PKI will sign. Give that power its own seat — SBD-PKI-MGMT01 — with named administrators, instead of leaving it wherever a CA console happens to be open.</w:t>
+      </w:r>
+    </w:p>
+    <w:p>
+      <w:pPr>
+        <w:pStyle w:val="Heading2"/>
+        <w:keepNext/>
+        <w:spacing w:after="100" w:before="200"/>
+      </w:pPr>
+      <w:r>
+        <w:rPr>
+          <w:rFonts w:ascii="Arial" w:cs="Arial" w:eastAsia="Arial" w:hAnsi="Arial"/>
+          <w:b/>
+          <w:bCs/>
+          <w:color w:val="193448"/>
+          <w:sz w:val="26"/>
+          <w:szCs w:val="26"/>
+        </w:rPr>
+        <w:t xml:space="preserve">In this lesson you will</w:t>
+      </w:r>
+    </w:p>
+    <w:p>
+      <w:pPr>
+        <w:pStyle w:val="ListParagraph"/>
+        <w:numPr>
+          <w:ilvl w:val="0"/>
+          <w:numId w:val="3"/>
+        </w:numPr>
+        <w:spacing w:after="120" w:before="0" w:line="288" w:lineRule="auto"/>
+      </w:pPr>
+      <w:r>
+        <w:rPr>
+          <w:rFonts w:ascii="Arial" w:cs="Arial" w:eastAsia="Arial" w:hAnsi="Arial"/>
+          <w:color w:val="526B7E"/>
+          <w:sz w:val="21"/>
+          <w:szCs w:val="21"/>
+        </w:rPr>
+        <w:t xml:space="preserve">Establish SBD-PKI-MGMT01 as the only administration seat for templates.</w:t>
+      </w:r>
+    </w:p>
+    <w:p>
+      <w:pPr>
+        <w:pStyle w:val="ListParagraph"/>
+        <w:numPr>
+          <w:ilvl w:val="0"/>
+          <w:numId w:val="3"/>
+        </w:numPr>
+        <w:spacing w:after="120" w:before="0" w:line="288" w:lineRule="auto"/>
+      </w:pPr>
+      <w:r>
+        <w:rPr>
+          <w:rFonts w:ascii="Arial" w:cs="Arial" w:eastAsia="Arial" w:hAnsi="Arial"/>
+          <w:color w:val="526B7E"/>
+          <w:sz w:val="21"/>
+          <w:szCs w:val="21"/>
+        </w:rPr>
+        <w:t xml:space="preserve">Delegate template permissions to a named PKI administrators group.</w:t>
+      </w:r>
+    </w:p>
+    <w:p>
+      <w:pPr>
+        <w:pStyle w:val="ListParagraph"/>
+        <w:numPr>
+          <w:ilvl w:val="0"/>
+          <w:numId w:val="3"/>
+        </w:numPr>
+        <w:spacing w:after="120" w:before="0" w:line="288" w:lineRule="auto"/>
+      </w:pPr>
+      <w:r>
+        <w:rPr>
+          <w:rFonts w:ascii="Arial" w:cs="Arial" w:eastAsia="Arial" w:hAnsi="Arial"/>
+          <w:color w:val="526B7E"/>
+          <w:sz w:val="21"/>
+          <w:szCs w:val="21"/>
+        </w:rPr>
+        <w:t xml:space="preserve">Record the template change process before any template changes.</w:t>
+      </w:r>
+    </w:p>
+    <w:p>
+      <w:pPr>
+        <w:pStyle w:val="Heading2"/>
+        <w:keepNext/>
+        <w:spacing w:after="100" w:before="200"/>
+      </w:pPr>
+      <w:r>
+        <w:rPr>
+          <w:rFonts w:ascii="Arial" w:cs="Arial" w:eastAsia="Arial" w:hAnsi="Arial"/>
+          <w:b/>
+          <w:bCs/>
+          <w:color w:val="193448"/>
+          <w:sz w:val="26"/>
+          <w:szCs w:val="26"/>
+        </w:rPr>
+        <w:t xml:space="preserve">Follow the build</w:t>
+      </w:r>
+    </w:p>
+    <w:p>
+      <w:pPr>
+        <w:pStyle w:val="ListParagraph"/>
+        <w:numPr>
+          <w:ilvl w:val="0"/>
+          <w:numId w:val="12"/>
+        </w:numPr>
+        <w:spacing w:after="120" w:before="0" w:line="288" w:lineRule="auto"/>
+      </w:pPr>
+      <w:r>
+        <w:rPr>
+          <w:rFonts w:ascii="Arial" w:cs="Arial" w:eastAsia="Arial" w:hAnsi="Arial"/>
+          <w:color w:val="526B7E"/>
+          <w:sz w:val="21"/>
+          <w:szCs w:val="21"/>
+        </w:rPr>
+        <w:t xml:space="preserve">Install the certificate management tools on SBD-PKI-MGMT01 and confirm the Certificate Templates console can read the directory's template store from there.</w:t>
+      </w:r>
+    </w:p>
+    <w:p>
+      <w:pPr>
+        <w:pStyle w:val="ListParagraph"/>
+        <w:numPr>
+          <w:ilvl w:val="0"/>
+          <w:numId w:val="12"/>
+        </w:numPr>
+        <w:spacing w:after="120" w:before="0" w:line="288" w:lineRule="auto"/>
+      </w:pPr>
+      <w:r>
+        <w:rPr>
+          <w:rFonts w:ascii="Arial" w:cs="Arial" w:eastAsia="Arial" w:hAnsi="Arial"/>
+          <w:color w:val="526B7E"/>
+          <w:sz w:val="21"/>
+          <w:szCs w:val="21"/>
+        </w:rPr>
+        <w:t xml:space="preserve">Create a PKI administrators group in the directory, place it under the Admin OU from course 1.3, and delegate the template permissions to that group — membership is the record of who may change what the CA signs.</w:t>
+      </w:r>
+    </w:p>
+    <w:p>
+      <w:pPr>
+        <w:pStyle w:val="ListParagraph"/>
+        <w:numPr>
+          <w:ilvl w:val="0"/>
+          <w:numId w:val="12"/>
+        </w:numPr>
+        <w:spacing w:after="120" w:before="0" w:line="288" w:lineRule="auto"/>
+      </w:pPr>
+      <w:r>
+        <w:rPr>
+          <w:rFonts w:ascii="Arial" w:cs="Arial" w:eastAsia="Arial" w:hAnsi="Arial"/>
+          <w:color w:val="526B7E"/>
+          <w:sz w:val="21"/>
+          <w:szCs w:val="21"/>
+        </w:rPr>
+        <w:t xml:space="preserve">Remove day-to-day template editing from everywhere else: the issuing CA's console stays for CA operations, not template design, and no Tier-0 account edits templates as routine work.</w:t>
+      </w:r>
+    </w:p>
+    <w:p>
+      <w:pPr>
+        <w:pStyle w:val="ListParagraph"/>
+        <w:numPr>
+          <w:ilvl w:val="0"/>
+          <w:numId w:val="12"/>
+        </w:numPr>
+        <w:spacing w:after="120" w:before="0" w:line="288" w:lineRule="auto"/>
+      </w:pPr>
+      <w:r>
+        <w:rPr>
+          <w:rFonts w:ascii="Arial" w:cs="Arial" w:eastAsia="Arial" w:hAnsi="Arial"/>
+          <w:color w:val="526B7E"/>
+          <w:sz w:val="21"/>
+          <w:szCs w:val="21"/>
+        </w:rPr>
+        <w:t xml:space="preserve">Write the change process: a template change names its requester, its reviewer, the versioning action (edit, duplicate, or supersede), and lands in the evidence record like any other configuration change.</w:t>
+      </w:r>
+    </w:p>
+    <w:p>
+      <w:pPr>
+        <w:pStyle w:val="Heading2"/>
+        <w:keepNext/>
+        <w:spacing w:after="100" w:before="200"/>
+      </w:pPr>
+      <w:r>
+        <w:rPr>
+          <w:rFonts w:ascii="Arial" w:cs="Arial" w:eastAsia="Arial" w:hAnsi="Arial"/>
+          <w:b/>
+          <w:bCs/>
+          <w:color w:val="193448"/>
+          <w:sz w:val="26"/>
+          <w:szCs w:val="26"/>
+        </w:rPr>
+        <w:t xml:space="preserve">Check your result</w:t>
+      </w:r>
+    </w:p>
+    <w:p>
+      <w:pPr>
+        <w:shd w:fill="F1F7FA" w:color="auto" w:val="clear"/>
+        <w:spacing w:after="0" w:before="0" w:line="252" w:lineRule="auto"/>
+        <w:ind w:left="160" w:right="160"/>
+      </w:pPr>
+      <w:r>
+        <w:rPr>
+          <w:rFonts w:ascii="Consolas" w:cs="Consolas" w:eastAsia="Consolas" w:hAnsi="Consolas"/>
+          <w:color w:val="193448"/>
+          <w:sz w:val="18"/>
+          <w:szCs w:val="18"/>
+        </w:rPr>
+        <w:t xml:space="preserve">Get-ADGroup 'SBD PKI Admins' -Properties Members | Select-Object Name, Members</w:t>
+      </w:r>
+    </w:p>
+    <w:p>
+      <w:pPr>
+        <w:shd w:fill="F1F7FA" w:color="auto" w:val="clear"/>
+        <w:spacing w:after="160" w:before="0" w:line="252" w:lineRule="auto"/>
+        <w:ind w:left="160" w:right="160"/>
+      </w:pPr>
+      <w:r>
+        <w:rPr>
+          <w:rFonts w:ascii="Consolas" w:cs="Consolas" w:eastAsia="Consolas" w:hAnsi="Consolas"/>
+          <w:color w:val="193448"/>
+          <w:sz w:val="18"/>
+          <w:szCs w:val="18"/>
+        </w:rPr>
+        <w:t xml:space="preserve">certutil -template | Select-String 'TemplatePropCommonName' | Select-Object -First 10</w:t>
+      </w:r>
+    </w:p>
+    <w:p>
+      <w:pPr>
+        <w:pBdr>
+          <w:left w:val="single" w:color="20647C" w:sz="18" w:space="8"/>
+        </w:pBdr>
+        <w:shd w:fill="F1F7FA" w:color="auto" w:val="clear"/>
+        <w:spacing w:after="160" w:before="120" w:line="288" w:lineRule="auto"/>
+        <w:ind w:left="160" w:right="160"/>
+      </w:pPr>
+      <w:r>
+        <w:rPr>
+          <w:rFonts w:ascii="Arial" w:cs="Arial" w:eastAsia="Arial" w:hAnsi="Arial"/>
+          <w:b/>
+          <w:bCs/>
+          <w:color w:val="20647C"/>
+          <w:sz w:val="17"/>
+          <w:szCs w:val="17"/>
+        </w:rPr>
+        <w:t xml:space="preserve">WHAT SUCCESS LOOKS LIKE  </w:t>
+      </w:r>
+      <w:r>
+        <w:rPr>
+          <w:rFonts w:ascii="Arial" w:cs="Arial" w:eastAsia="Arial" w:hAnsi="Arial"/>
+          <w:color w:val="193448"/>
+          <w:sz w:val="20"/>
+          <w:szCs w:val="20"/>
+        </w:rPr>
+        <w:t xml:space="preserve">The templates console works from SBD-PKI-MGMT01, the PKI administrators group holds the delegated permissions, and the written change process names requester, reviewer, and versioning action.</w:t>
+      </w:r>
+    </w:p>
+    <w:p>
+      <w:pPr>
+        <w:pStyle w:val="Heading2"/>
+        <w:keepNext/>
+        <w:spacing w:after="100" w:before="200"/>
+      </w:pPr>
+      <w:r>
+        <w:rPr>
+          <w:rFonts w:ascii="Arial" w:cs="Arial" w:eastAsia="Arial" w:hAnsi="Arial"/>
+          <w:b/>
+          <w:bCs/>
+          <w:color w:val="193448"/>
+          <w:sz w:val="26"/>
+          <w:szCs w:val="26"/>
+        </w:rPr>
+        <w:t xml:space="preserve">Your record</w:t>
+      </w:r>
+    </w:p>
+    <w:p>
+      <w:pPr>
+        <w:spacing w:after="160" w:before="0" w:line="288" w:lineRule="auto"/>
+      </w:pPr>
+      <w:r>
+        <w:rPr>
+          <w:rFonts w:ascii="Arial" w:cs="Arial" w:eastAsia="Arial" w:hAnsi="Arial"/>
+          <w:color w:val="526B7E"/>
+          <w:sz w:val="21"/>
+          <w:szCs w:val="21"/>
+        </w:rPr>
+        <w:t xml:space="preserve">Evidence to keep: Keep the delegation record, the group membership listing, and the signed-off template change process.</w:t>
+      </w:r>
+    </w:p>
+    <w:tbl>
+      <w:tblPr>
+        <w:tblW w:type="dxa" w:w="9360"/>
+        <w:tblBorders>
+          <w:top w:val="single" w:color="C7D9E2" w:sz="4"/>
+          <w:left w:val="single" w:color="C7D9E2" w:sz="4"/>
+          <w:bottom w:val="single" w:color="C7D9E2" w:sz="4"/>
+          <w:right w:val="single" w:color="C7D9E2" w:sz="4"/>
+          <w:insideH w:val="single" w:color="C7D9E2" w:sz="4"/>
+          <w:insideV w:val="single" w:color="C7D9E2" w:sz="4"/>
+        </w:tblBorders>
+      </w:tblPr>
+      <w:tblGrid>
+        <w:gridCol w:w="3000"/>
+        <w:gridCol w:w="6360"/>
+      </w:tblGrid>
+      <w:tr>
+        <w:trPr>
+          <w:tblHeader/>
+        </w:trPr>
+        <w:tc>
+          <w:tcPr>
+            <w:tcW w:type="dxa" w:w="3000"/>
+            <w:shd w:fill="F1F7FA" w:color="auto" w:val="clear"/>
+            <w:tcMar>
+              <w:top w:type="dxa" w:w="90"/>
+              <w:left w:type="dxa" w:w="120"/>
+              <w:bottom w:type="dxa" w:w="90"/>
+              <w:right w:type="dxa" w:w="120"/>
+            </w:tcMar>
+          </w:tcPr>
+          <w:p>
+            <w:pPr>
+              <w:spacing w:after="0" w:before="0" w:line="288" w:lineRule="auto"/>
+            </w:pPr>
+            <w:r>
+              <w:rPr>
+                <w:rFonts w:ascii="Arial" w:cs="Arial" w:eastAsia="Arial" w:hAnsi="Arial"/>
+                <w:b/>
+                <w:bCs/>
+                <w:color w:val="20647C"/>
+                <w:sz w:val="16"/>
+                <w:szCs w:val="16"/>
+              </w:rPr>
+              <w:t xml:space="preserve">RECORD</w:t>
+            </w:r>
+          </w:p>
+        </w:tc>
+        <w:tc>
+          <w:tcPr>
+            <w:tcW w:type="dxa" w:w="6360"/>
+            <w:shd w:fill="F1F7FA" w:color="auto" w:val="clear"/>
+            <w:tcMar>
+              <w:top w:type="dxa" w:w="90"/>
+              <w:left w:type="dxa" w:w="120"/>
+              <w:bottom w:type="dxa" w:w="90"/>
+              <w:right w:type="dxa" w:w="120"/>
+            </w:tcMar>
+          </w:tcPr>
+          <w:p>
+            <w:pPr>
+              <w:spacing w:after="0" w:before="0" w:line="288" w:lineRule="auto"/>
+            </w:pPr>
+            <w:r>
+              <w:rPr>
+                <w:rFonts w:ascii="Arial" w:cs="Arial" w:eastAsia="Arial" w:hAnsi="Arial"/>
+                <w:b/>
+                <w:bCs/>
+                <w:color w:val="20647C"/>
+                <w:sz w:val="16"/>
+                <w:szCs w:val="16"/>
+              </w:rPr>
+              <w:t xml:space="preserve">YOUR OBSERVATION</w:t>
+            </w:r>
+          </w:p>
+        </w:tc>
+      </w:tr>
+      <w:tr>
+        <w:trPr>
+          <w:cantSplit/>
+        </w:trPr>
+        <w:tc>
+          <w:tcPr>
+            <w:tcW w:type="dxa" w:w="3000"/>
+            <w:tcMar>
+              <w:top w:type="dxa" w:w="90"/>
+              <w:left w:type="dxa" w:w="120"/>
+              <w:bottom w:type="dxa" w:w="90"/>
+              <w:right w:type="dxa" w:w="120"/>
+            </w:tcMar>
+          </w:tcPr>
+          <w:p>
+            <w:pPr>
+              <w:spacing w:after="0" w:before="0" w:line="288" w:lineRule="auto"/>
+            </w:pPr>
+            <w:r>
+              <w:rPr>
+                <w:rFonts w:ascii="Arial" w:cs="Arial" w:eastAsia="Arial" w:hAnsi="Arial"/>
+                <w:color w:val="193448"/>
+                <w:sz w:val="19"/>
+                <w:szCs w:val="19"/>
+              </w:rPr>
+              <w:t xml:space="preserve">Host(s) and time collected</w:t>
+            </w:r>
+          </w:p>
+        </w:tc>
+        <w:tc>
+          <w:tcPr>
+            <w:tcW w:type="dxa" w:w="6360"/>
+            <w:tcMar>
+              <w:top w:type="dxa" w:w="90"/>
+              <w:left w:type="dxa" w:w="120"/>
+              <w:bottom w:type="dxa" w:w="90"/>
+              <w:right w:type="dxa" w:w="120"/>
+            </w:tcMar>
+          </w:tcPr>
+          <w:p>
+            <w:pPr>
+              <w:spacing w:after="0" w:before="0" w:line="288" w:lineRule="auto"/>
+            </w:pPr>
+            <w:r>
+              <w:rPr>
+                <w:rFonts w:ascii="Arial" w:cs="Arial" w:eastAsia="Arial" w:hAnsi="Arial"/>
+                <w:color w:val="193448"/>
+                <w:sz w:val="21"/>
+                <w:szCs w:val="21"/>
+              </w:rPr>
+              <w:t xml:space="preserve"> </w:t>
+            </w:r>
+          </w:p>
+          <w:p>
+            <w:pPr>
+              <w:spacing w:after="0" w:before="0" w:line="288" w:lineRule="auto"/>
+            </w:pPr>
+            <w:r>
+              <w:rPr>
+                <w:rFonts w:ascii="Arial" w:cs="Arial" w:eastAsia="Arial" w:hAnsi="Arial"/>
+                <w:color w:val="193448"/>
+                <w:sz w:val="21"/>
+                <w:szCs w:val="21"/>
+              </w:rPr>
+              <w:t xml:space="preserve"> </w:t>
+            </w:r>
+          </w:p>
+        </w:tc>
+      </w:tr>
+      <w:tr>
+        <w:trPr>
+          <w:cantSplit/>
+        </w:trPr>
+        <w:tc>
+          <w:tcPr>
+            <w:tcW w:type="dxa" w:w="3000"/>
+            <w:tcMar>
+              <w:top w:type="dxa" w:w="90"/>
+              <w:left w:type="dxa" w:w="120"/>
+              <w:bottom w:type="dxa" w:w="90"/>
+              <w:right w:type="dxa" w:w="120"/>
+            </w:tcMar>
+          </w:tcPr>
+          <w:p>
+            <w:pPr>
+              <w:spacing w:after="0" w:before="0" w:line="288" w:lineRule="auto"/>
+            </w:pPr>
+            <w:r>
+              <w:rPr>
+                <w:rFonts w:ascii="Arial" w:cs="Arial" w:eastAsia="Arial" w:hAnsi="Arial"/>
+                <w:color w:val="193448"/>
+                <w:sz w:val="19"/>
+                <w:szCs w:val="19"/>
+              </w:rPr>
+              <w:t xml:space="preserve">Observed result</w:t>
+            </w:r>
+          </w:p>
+        </w:tc>
+        <w:tc>
+          <w:tcPr>
+            <w:tcW w:type="dxa" w:w="6360"/>
+            <w:tcMar>
+              <w:top w:type="dxa" w:w="90"/>
+              <w:left w:type="dxa" w:w="120"/>
+              <w:bottom w:type="dxa" w:w="90"/>
+              <w:right w:type="dxa" w:w="120"/>
+            </w:tcMar>
+          </w:tcPr>
+          <w:p>
+            <w:pPr>
+              <w:spacing w:after="0" w:before="0" w:line="288" w:lineRule="auto"/>
+            </w:pPr>
+            <w:r>
+              <w:rPr>
+                <w:rFonts w:ascii="Arial" w:cs="Arial" w:eastAsia="Arial" w:hAnsi="Arial"/>
+                <w:color w:val="193448"/>
+                <w:sz w:val="21"/>
+                <w:szCs w:val="21"/>
+              </w:rPr>
+              <w:t xml:space="preserve"> </w:t>
+            </w:r>
+          </w:p>
+          <w:p>
+            <w:pPr>
+              <w:spacing w:after="0" w:before="0" w:line="288" w:lineRule="auto"/>
+            </w:pPr>
+            <w:r>
+              <w:rPr>
+                <w:rFonts w:ascii="Arial" w:cs="Arial" w:eastAsia="Arial" w:hAnsi="Arial"/>
+                <w:color w:val="193448"/>
+                <w:sz w:val="21"/>
+                <w:szCs w:val="21"/>
+              </w:rPr>
+              <w:t xml:space="preserve"> </w:t>
+            </w:r>
+          </w:p>
+        </w:tc>
+      </w:tr>
+      <w:tr>
+        <w:trPr>
+          <w:cantSplit/>
+        </w:trPr>
+        <w:tc>
+          <w:tcPr>
+            <w:tcW w:type="dxa" w:w="3000"/>
+            <w:tcMar>
+              <w:top w:type="dxa" w:w="90"/>
+              <w:left w:type="dxa" w:w="120"/>
+              <w:bottom w:type="dxa" w:w="90"/>
+              <w:right w:type="dxa" w:w="120"/>
+            </w:tcMar>
+          </w:tcPr>
+          <w:p>
+            <w:pPr>
+              <w:spacing w:after="0" w:before="0" w:line="288" w:lineRule="auto"/>
+            </w:pPr>
+            <w:r>
+              <w:rPr>
+                <w:rFonts w:ascii="Arial" w:cs="Arial" w:eastAsia="Arial" w:hAnsi="Arial"/>
+                <w:color w:val="193448"/>
+                <w:sz w:val="19"/>
+                <w:szCs w:val="19"/>
+              </w:rPr>
+              <w:t xml:space="preserve">Differences from the plan</w:t>
+            </w:r>
+          </w:p>
+        </w:tc>
+        <w:tc>
+          <w:tcPr>
+            <w:tcW w:type="dxa" w:w="6360"/>
+            <w:tcMar>
+              <w:top w:type="dxa" w:w="90"/>
+              <w:left w:type="dxa" w:w="120"/>
+              <w:bottom w:type="dxa" w:w="90"/>
+              <w:right w:type="dxa" w:w="120"/>
+            </w:tcMar>
+          </w:tcPr>
+          <w:p>
+            <w:pPr>
+              <w:spacing w:after="0" w:before="0" w:line="288" w:lineRule="auto"/>
+            </w:pPr>
+            <w:r>
+              <w:rPr>
+                <w:rFonts w:ascii="Arial" w:cs="Arial" w:eastAsia="Arial" w:hAnsi="Arial"/>
+                <w:color w:val="193448"/>
+                <w:sz w:val="21"/>
+                <w:szCs w:val="21"/>
+              </w:rPr>
+              <w:t xml:space="preserve"> </w:t>
+            </w:r>
+          </w:p>
+          <w:p>
+            <w:pPr>
+              <w:spacing w:after="0" w:before="0" w:line="288" w:lineRule="auto"/>
+            </w:pPr>
+            <w:r>
+              <w:rPr>
+                <w:rFonts w:ascii="Arial" w:cs="Arial" w:eastAsia="Arial" w:hAnsi="Arial"/>
+                <w:color w:val="193448"/>
+                <w:sz w:val="21"/>
+                <w:szCs w:val="21"/>
+              </w:rPr>
+              <w:t xml:space="preserve"> </w:t>
+            </w:r>
+          </w:p>
+        </w:tc>
+      </w:tr>
+      <w:tr>
+        <w:trPr>
+          <w:cantSplit/>
+        </w:trPr>
+        <w:tc>
+          <w:tcPr>
+            <w:tcW w:type="dxa" w:w="3000"/>
+            <w:tcMar>
+              <w:top w:type="dxa" w:w="90"/>
+              <w:left w:type="dxa" w:w="120"/>
+              <w:bottom w:type="dxa" w:w="90"/>
+              <w:right w:type="dxa" w:w="120"/>
+            </w:tcMar>
+          </w:tcPr>
+          <w:p>
+            <w:pPr>
+              <w:spacing w:after="0" w:before="0" w:line="288" w:lineRule="auto"/>
+            </w:pPr>
+            <w:r>
+              <w:rPr>
+                <w:rFonts w:ascii="Arial" w:cs="Arial" w:eastAsia="Arial" w:hAnsi="Arial"/>
+                <w:color w:val="193448"/>
+                <w:sz w:val="19"/>
+                <w:szCs w:val="19"/>
+              </w:rPr>
+              <w:t xml:space="preserve">Evidence file names</w:t>
+            </w:r>
+          </w:p>
+        </w:tc>
+        <w:tc>
+          <w:tcPr>
+            <w:tcW w:type="dxa" w:w="6360"/>
+            <w:tcMar>
+              <w:top w:type="dxa" w:w="90"/>
+              <w:left w:type="dxa" w:w="120"/>
+              <w:bottom w:type="dxa" w:w="90"/>
+              <w:right w:type="dxa" w:w="120"/>
+            </w:tcMar>
+          </w:tcPr>
+          <w:p>
+            <w:pPr>
+              <w:spacing w:after="0" w:before="0" w:line="288" w:lineRule="auto"/>
+            </w:pPr>
+            <w:r>
+              <w:rPr>
+                <w:rFonts w:ascii="Arial" w:cs="Arial" w:eastAsia="Arial" w:hAnsi="Arial"/>
+                <w:color w:val="193448"/>
+                <w:sz w:val="21"/>
+                <w:szCs w:val="21"/>
+              </w:rPr>
+              <w:t xml:space="preserve"> </w:t>
+            </w:r>
+          </w:p>
+          <w:p>
+            <w:pPr>
+              <w:spacing w:after="0" w:before="0" w:line="288" w:lineRule="auto"/>
+            </w:pPr>
+            <w:r>
+              <w:rPr>
+                <w:rFonts w:ascii="Arial" w:cs="Arial" w:eastAsia="Arial" w:hAnsi="Arial"/>
+                <w:color w:val="193448"/>
+                <w:sz w:val="21"/>
+                <w:szCs w:val="21"/>
+              </w:rPr>
+              <w:t xml:space="preserve"> </w:t>
+            </w:r>
+          </w:p>
+        </w:tc>
+      </w:tr>
+      <w:tr>
+        <w:trPr>
+          <w:cantSplit/>
+        </w:trPr>
+        <w:tc>
+          <w:tcPr>
+            <w:tcW w:type="dxa" w:w="3000"/>
+            <w:tcMar>
+              <w:top w:type="dxa" w:w="90"/>
+              <w:left w:type="dxa" w:w="120"/>
+              <w:bottom w:type="dxa" w:w="90"/>
+              <w:right w:type="dxa" w:w="120"/>
+            </w:tcMar>
+          </w:tcPr>
+          <w:p>
+            <w:pPr>
+              <w:spacing w:after="0" w:before="0" w:line="288" w:lineRule="auto"/>
+            </w:pPr>
+            <w:r>
+              <w:rPr>
+                <w:rFonts w:ascii="Arial" w:cs="Arial" w:eastAsia="Arial" w:hAnsi="Arial"/>
+                <w:color w:val="193448"/>
+                <w:sz w:val="19"/>
+                <w:szCs w:val="19"/>
+              </w:rPr>
+              <w:t xml:space="preserve">Open items or findings</w:t>
+            </w:r>
+          </w:p>
+        </w:tc>
+        <w:tc>
+          <w:tcPr>
+            <w:tcW w:type="dxa" w:w="6360"/>
+            <w:tcMar>
+              <w:top w:type="dxa" w:w="90"/>
+              <w:left w:type="dxa" w:w="120"/>
+              <w:bottom w:type="dxa" w:w="90"/>
+              <w:right w:type="dxa" w:w="120"/>
+            </w:tcMar>
+          </w:tcPr>
+          <w:p>
+            <w:pPr>
+              <w:spacing w:after="0" w:before="0" w:line="288" w:lineRule="auto"/>
+            </w:pPr>
+            <w:r>
+              <w:rPr>
+                <w:rFonts w:ascii="Arial" w:cs="Arial" w:eastAsia="Arial" w:hAnsi="Arial"/>
+                <w:color w:val="193448"/>
+                <w:sz w:val="21"/>
+                <w:szCs w:val="21"/>
+              </w:rPr>
+              <w:t xml:space="preserve"> </w:t>
+            </w:r>
+          </w:p>
+          <w:p>
+            <w:pPr>
+              <w:spacing w:after="0" w:before="0" w:line="288" w:lineRule="auto"/>
+            </w:pPr>
+            <w:r>
+              <w:rPr>
+                <w:rFonts w:ascii="Arial" w:cs="Arial" w:eastAsia="Arial" w:hAnsi="Arial"/>
+                <w:color w:val="193448"/>
+                <w:sz w:val="21"/>
+                <w:szCs w:val="21"/>
+              </w:rPr>
+              <w:t xml:space="preserve"> </w:t>
+            </w:r>
+          </w:p>
+        </w:tc>
+      </w:tr>
+    </w:tbl>
+    <w:p>
+      <w:pPr>
+        <w:pStyle w:val="Heading2"/>
+        <w:keepNext/>
+        <w:spacing w:after="100" w:before="200"/>
+      </w:pPr>
+      <w:r>
+        <w:rPr>
+          <w:rFonts w:ascii="Arial" w:cs="Arial" w:eastAsia="Arial" w:hAnsi="Arial"/>
+          <w:b/>
+          <w:bCs/>
+          <w:color w:val="193448"/>
+          <w:sz w:val="26"/>
+          <w:szCs w:val="26"/>
+        </w:rPr>
+        <w:t xml:space="preserve">Think it through</w:t>
+      </w:r>
+    </w:p>
+    <w:p>
+      <w:pPr>
+        <w:spacing w:after="120" w:before="0" w:line="288" w:lineRule="auto"/>
+      </w:pPr>
+      <w:r>
+        <w:rPr>
+          <w:rFonts w:ascii="Arial" w:cs="Arial" w:eastAsia="Arial" w:hAnsi="Arial"/>
+          <w:color w:val="193448"/>
+          <w:sz w:val="21"/>
+          <w:szCs w:val="21"/>
+        </w:rPr>
+        <w:t xml:space="preserve">Why do certificate templates deserve their own administration seat?</w:t>
+      </w:r>
+    </w:p>
+    <w:p>
+      <w:pPr>
+        <w:pBdr>
+          <w:bottom w:val="single" w:color="C7D9E2" w:sz="4" w:space="1"/>
+        </w:pBdr>
+        <w:spacing w:after="0" w:before="0" w:line="288" w:lineRule="auto"/>
+      </w:pPr>
+      <w:r>
+        <w:rPr>
+          <w:rFonts w:ascii="Arial" w:cs="Arial" w:eastAsia="Arial" w:hAnsi="Arial"/>
+          <w:color w:val="193448"/>
+          <w:sz w:val="21"/>
+          <w:szCs w:val="21"/>
+        </w:rPr>
+        <w:t xml:space="preserve"> </w:t>
+      </w:r>
+    </w:p>
+    <w:p>
+      <w:pPr>
+        <w:spacing w:after="120" w:before="0"/>
+      </w:pPr>
+      <w:r>
+        <w:rPr>
+          <w:rFonts w:ascii="Arial" w:cs="Arial" w:eastAsia="Arial" w:hAnsi="Arial"/>
+          <w:color w:val="193448"/>
+          <w:sz w:val="8"/>
+          <w:szCs w:val="8"/>
+        </w:rPr>
+        <w:t xml:space="preserve"> </w:t>
+      </w:r>
+    </w:p>
+    <w:p>
+      <w:pPr>
+        <w:pBdr>
+          <w:bottom w:val="single" w:color="C7D9E2" w:sz="4" w:space="1"/>
+        </w:pBdr>
+        <w:spacing w:after="0" w:before="0" w:line="288" w:lineRule="auto"/>
+      </w:pPr>
+      <w:r>
+        <w:rPr>
+          <w:rFonts w:ascii="Arial" w:cs="Arial" w:eastAsia="Arial" w:hAnsi="Arial"/>
+          <w:color w:val="193448"/>
+          <w:sz w:val="21"/>
+          <w:szCs w:val="21"/>
+        </w:rPr>
+        <w:t xml:space="preserve"> </w:t>
+      </w:r>
+    </w:p>
+    <w:p>
+      <w:pPr>
+        <w:spacing w:after="120" w:before="0"/>
+      </w:pPr>
+      <w:r>
+        <w:rPr>
+          <w:rFonts w:ascii="Arial" w:cs="Arial" w:eastAsia="Arial" w:hAnsi="Arial"/>
+          <w:color w:val="193448"/>
+          <w:sz w:val="8"/>
+          <w:szCs w:val="8"/>
+        </w:rPr>
+        <w:t xml:space="preserve"> </w:t>
+      </w:r>
+    </w:p>
+    <w:p>
+      <w:pPr>
+        <w:pBdr>
+          <w:left w:val="single" w:color="20647C" w:sz="18" w:space="8"/>
+        </w:pBdr>
+        <w:shd w:fill="F1F7FA" w:color="auto" w:val="clear"/>
+        <w:spacing w:after="160" w:before="120" w:line="288" w:lineRule="auto"/>
+        <w:ind w:left="160" w:right="160"/>
+      </w:pPr>
+      <w:r>
+        <w:rPr>
+          <w:rFonts w:ascii="Arial" w:cs="Arial" w:eastAsia="Arial" w:hAnsi="Arial"/>
+          <w:b/>
+          <w:bCs/>
+          <w:color w:val="20647C"/>
+          <w:sz w:val="17"/>
+          <w:szCs w:val="17"/>
+        </w:rPr>
+        <w:t xml:space="preserve">REMEMBER  </w:t>
+      </w:r>
+      <w:r>
+        <w:rPr>
+          <w:rFonts w:ascii="Arial" w:cs="Arial" w:eastAsia="Arial" w:hAnsi="Arial"/>
+          <w:color w:val="193448"/>
+          <w:sz w:val="20"/>
+          <w:szCs w:val="20"/>
+        </w:rPr>
+        <w:t xml:space="preserve">SBD-PKI-MGMT01 is the template administration seat.  A named group under the Admin OU holds the delegated power.  Template changes have a written process before they have edits.</w:t>
+      </w:r>
+    </w:p>
+    <w:p>
+      <w:pPr>
+        <w:spacing w:after="60" w:before="0" w:line="288" w:lineRule="auto"/>
+      </w:pPr>
+      <w:hyperlink w:history="1" r:id="rId15">
+        <w:r>
+          <w:rPr>
+            <w:rFonts w:ascii="Arial" w:cs="Arial" w:eastAsia="Arial" w:hAnsi="Arial"/>
+            <w:color w:val="20647C"/>
+            <w:sz w:val="18"/>
+            <w:szCs w:val="18"/>
+            <w:u w:val="single"/>
+          </w:rPr>
+          <w:t xml:space="preserve">Microsoft · PKI design considerations</w:t>
+        </w:r>
+      </w:hyperlink>
+    </w:p>
+    <w:p>
+      <w:pPr>
+        <w:spacing w:after="60" w:before="0" w:line="288" w:lineRule="auto"/>
+      </w:pPr>
+      <w:hyperlink w:history="1" r:id="rId16">
+        <w:r>
+          <w:rPr>
+            <w:rFonts w:ascii="Arial" w:cs="Arial" w:eastAsia="Arial" w:hAnsi="Arial"/>
+            <w:color w:val="20647C"/>
+            <w:sz w:val="18"/>
+            <w:szCs w:val="18"/>
+            <w:u w:val="single"/>
+          </w:rPr>
+          <w:t xml:space="preserve">Microsoft · Manage certificate templates</w:t>
+        </w:r>
+      </w:hyperlink>
+    </w:p>
+    <w:p>
+      <w:r>
+        <w:br w:type="page"/>
+      </w:r>
+    </w:p>
+    <w:p>
+      <w:pPr>
+        <w:spacing w:after="80" w:before="0" w:line="288" w:lineRule="auto"/>
+      </w:pPr>
+      <w:r>
+        <w:rPr>
+          <w:rFonts w:ascii="Arial" w:cs="Arial" w:eastAsia="Arial" w:hAnsi="Arial"/>
+          <w:b/>
+          <w:bCs/>
+          <w:color w:val="20647C"/>
+          <w:sz w:val="16"/>
+          <w:szCs w:val="16"/>
+        </w:rPr>
+        <w:t xml:space="preserve">LESSON 09  /  ABOUT 25 MIN</w:t>
+      </w:r>
+    </w:p>
+    <w:p>
+      <w:pPr>
+        <w:pStyle w:val="Heading1"/>
+        <w:spacing w:after="120"/>
+      </w:pPr>
+      <w:bookmarkStart w:name="lesson-first-templates" w:id="13"/>
+      <w:r>
+        <w:rPr>
+          <w:rFonts w:ascii="Arial" w:cs="Arial" w:eastAsia="Arial" w:hAnsi="Arial"/>
+          <w:b/>
+          <w:bCs/>
+          <w:color w:val="193448"/>
+          <w:sz w:val="40"/>
+          <w:szCs w:val="40"/>
+        </w:rPr>
+        <w:t xml:space="preserve">Publish the first working templates</w:t>
+      </w:r>
+      <w:bookmarkEnd w:id="13"/>
+    </w:p>
+    <w:p>
+      <w:pPr>
+        <w:pBdr>
+          <w:left w:val="single" w:color="20647C" w:sz="18" w:space="8"/>
+        </w:pBdr>
+        <w:shd w:fill="F1F7FA" w:color="auto" w:val="clear"/>
+        <w:spacing w:after="160" w:before="120" w:line="288" w:lineRule="auto"/>
+        <w:ind w:left="160" w:right="160"/>
+      </w:pPr>
+      <w:r>
+        <w:rPr>
+          <w:rFonts w:ascii="Arial" w:cs="Arial" w:eastAsia="Arial" w:hAnsi="Arial"/>
+          <w:b/>
+          <w:bCs/>
+          <w:color w:val="20647C"/>
+          <w:sz w:val="17"/>
+          <w:szCs w:val="17"/>
+        </w:rPr>
+        <w:t xml:space="preserve">WHY THIS MATTERS  </w:t>
+      </w:r>
+      <w:r>
+        <w:rPr>
+          <w:rFonts w:ascii="Arial" w:cs="Arial" w:eastAsia="Arial" w:hAnsi="Arial"/>
+          <w:color w:val="193448"/>
+          <w:sz w:val="20"/>
+          <w:szCs w:val="20"/>
+        </w:rPr>
+        <w:t xml:space="preserve">The default template set is a menu, not a deployment. Duplicate the two templates this network actually needs — computer authentication and server authentication — set their cryptography deliberately, and publish only those.</w:t>
+      </w:r>
+    </w:p>
+    <w:p>
+      <w:pPr>
+        <w:pStyle w:val="Heading2"/>
+        <w:keepNext/>
+        <w:spacing w:after="100" w:before="200"/>
+      </w:pPr>
+      <w:r>
+        <w:rPr>
+          <w:rFonts w:ascii="Arial" w:cs="Arial" w:eastAsia="Arial" w:hAnsi="Arial"/>
+          <w:b/>
+          <w:bCs/>
+          <w:color w:val="193448"/>
+          <w:sz w:val="26"/>
+          <w:szCs w:val="26"/>
+        </w:rPr>
+        <w:t xml:space="preserve">In this lesson you will</w:t>
+      </w:r>
+    </w:p>
+    <w:p>
+      <w:pPr>
+        <w:pStyle w:val="ListParagraph"/>
+        <w:numPr>
+          <w:ilvl w:val="0"/>
+          <w:numId w:val="3"/>
+        </w:numPr>
+        <w:spacing w:after="120" w:before="0" w:line="288" w:lineRule="auto"/>
+      </w:pPr>
+      <w:r>
+        <w:rPr>
+          <w:rFonts w:ascii="Arial" w:cs="Arial" w:eastAsia="Arial" w:hAnsi="Arial"/>
+          <w:color w:val="526B7E"/>
+          <w:sz w:val="21"/>
+          <w:szCs w:val="21"/>
+        </w:rPr>
+        <w:t xml:space="preserve">Duplicate and configure the computer and web server templates against the approved plan.</w:t>
+      </w:r>
+    </w:p>
+    <w:p>
+      <w:pPr>
+        <w:pStyle w:val="ListParagraph"/>
+        <w:numPr>
+          <w:ilvl w:val="0"/>
+          <w:numId w:val="3"/>
+        </w:numPr>
+        <w:spacing w:after="120" w:before="0" w:line="288" w:lineRule="auto"/>
+      </w:pPr>
+      <w:r>
+        <w:rPr>
+          <w:rFonts w:ascii="Arial" w:cs="Arial" w:eastAsia="Arial" w:hAnsi="Arial"/>
+          <w:color w:val="526B7E"/>
+          <w:sz w:val="21"/>
+          <w:szCs w:val="21"/>
+        </w:rPr>
+        <w:t xml:space="preserve">Set key sizes and validity that satisfy the Windows Server 2025 minimums.</w:t>
+      </w:r>
+    </w:p>
+    <w:p>
+      <w:pPr>
+        <w:pStyle w:val="ListParagraph"/>
+        <w:numPr>
+          <w:ilvl w:val="0"/>
+          <w:numId w:val="3"/>
+        </w:numPr>
+        <w:spacing w:after="120" w:before="0" w:line="288" w:lineRule="auto"/>
+      </w:pPr>
+      <w:r>
+        <w:rPr>
+          <w:rFonts w:ascii="Arial" w:cs="Arial" w:eastAsia="Arial" w:hAnsi="Arial"/>
+          <w:color w:val="526B7E"/>
+          <w:sz w:val="21"/>
+          <w:szCs w:val="21"/>
+        </w:rPr>
+        <w:t xml:space="preserve">Publish only the needed templates, scoped to a pilot group first.</w:t>
+      </w:r>
+    </w:p>
+    <w:p>
+      <w:pPr>
+        <w:pStyle w:val="Heading2"/>
+        <w:keepNext/>
+        <w:spacing w:after="100" w:before="200"/>
+      </w:pPr>
+      <w:r>
+        <w:rPr>
+          <w:rFonts w:ascii="Arial" w:cs="Arial" w:eastAsia="Arial" w:hAnsi="Arial"/>
+          <w:b/>
+          <w:bCs/>
+          <w:color w:val="193448"/>
+          <w:sz w:val="26"/>
+          <w:szCs w:val="26"/>
+        </w:rPr>
+        <w:t xml:space="preserve">Follow the build</w:t>
+      </w:r>
+    </w:p>
+    <w:p>
+      <w:pPr>
+        <w:pStyle w:val="ListParagraph"/>
+        <w:numPr>
+          <w:ilvl w:val="0"/>
+          <w:numId w:val="13"/>
+        </w:numPr>
+        <w:spacing w:after="120" w:before="0" w:line="288" w:lineRule="auto"/>
+      </w:pPr>
+      <w:r>
+        <w:rPr>
+          <w:rFonts w:ascii="Arial" w:cs="Arial" w:eastAsia="Arial" w:hAnsi="Arial"/>
+          <w:color w:val="526B7E"/>
+          <w:sz w:val="21"/>
+          <w:szCs w:val="21"/>
+        </w:rPr>
+        <w:t xml:space="preserve">From the administration seat, duplicate the Computer template as SBD Computer Authentication. Set the approved key provider, a key size of at least 2,048 bits, a validity period within lesson 1's one-to-two-year example, subject built from directory information, and autoenrollment permission for a pilot computer group only.</w:t>
+      </w:r>
+    </w:p>
+    <w:p>
+      <w:pPr>
+        <w:pStyle w:val="ListParagraph"/>
+        <w:numPr>
+          <w:ilvl w:val="0"/>
+          <w:numId w:val="13"/>
+        </w:numPr>
+        <w:spacing w:after="120" w:before="0" w:line="288" w:lineRule="auto"/>
+      </w:pPr>
+      <w:r>
+        <w:rPr>
+          <w:rFonts w:ascii="Arial" w:cs="Arial" w:eastAsia="Arial" w:hAnsi="Arial"/>
+          <w:color w:val="526B7E"/>
+          <w:sz w:val="21"/>
+          <w:szCs w:val="21"/>
+        </w:rPr>
+        <w:t xml:space="preserve">Duplicate the Web Server template as SBD Server Authentication for the business services in course 1.9: enrollment permission for the server administrators, no autoenrollment, and exportable keys only if the recovery plan explicitly says so.</w:t>
+      </w:r>
+    </w:p>
+    <w:p>
+      <w:pPr>
+        <w:pStyle w:val="ListParagraph"/>
+        <w:numPr>
+          <w:ilvl w:val="0"/>
+          <w:numId w:val="13"/>
+        </w:numPr>
+        <w:spacing w:after="120" w:before="0" w:line="288" w:lineRule="auto"/>
+      </w:pPr>
+      <w:r>
+        <w:rPr>
+          <w:rFonts w:ascii="Arial" w:cs="Arial" w:eastAsia="Arial" w:hAnsi="Arial"/>
+          <w:color w:val="526B7E"/>
+          <w:sz w:val="21"/>
+          <w:szCs w:val="21"/>
+        </w:rPr>
+        <w:t xml:space="preserve">Record each template's version, settings, and justification through the lesson-3 change process before publishing.</w:t>
+      </w:r>
+    </w:p>
+    <w:p>
+      <w:pPr>
+        <w:pStyle w:val="ListParagraph"/>
+        <w:numPr>
+          <w:ilvl w:val="0"/>
+          <w:numId w:val="13"/>
+        </w:numPr>
+        <w:spacing w:after="120" w:before="0" w:line="288" w:lineRule="auto"/>
+      </w:pPr>
+      <w:r>
+        <w:rPr>
+          <w:rFonts w:ascii="Arial" w:cs="Arial" w:eastAsia="Arial" w:hAnsi="Arial"/>
+          <w:color w:val="526B7E"/>
+          <w:sz w:val="21"/>
+          <w:szCs w:val="21"/>
+        </w:rPr>
+        <w:t xml:space="preserve">Publish exactly these two templates on the issuing CA and remove any default template the plan does not call for — an unpublished template cannot be mis-enrolled.</w:t>
+      </w:r>
+    </w:p>
+    <w:p>
+      <w:pPr>
+        <w:pStyle w:val="Heading2"/>
+        <w:keepNext/>
+        <w:spacing w:after="100" w:before="200"/>
+      </w:pPr>
+      <w:r>
+        <w:rPr>
+          <w:rFonts w:ascii="Arial" w:cs="Arial" w:eastAsia="Arial" w:hAnsi="Arial"/>
+          <w:b/>
+          <w:bCs/>
+          <w:color w:val="193448"/>
+          <w:sz w:val="26"/>
+          <w:szCs w:val="26"/>
+        </w:rPr>
+        <w:t xml:space="preserve">Check your result</w:t>
+      </w:r>
+    </w:p>
+    <w:p>
+      <w:pPr>
+        <w:shd w:fill="F1F7FA" w:color="auto" w:val="clear"/>
+        <w:spacing w:after="0" w:before="0" w:line="252" w:lineRule="auto"/>
+        <w:ind w:left="160" w:right="160"/>
+      </w:pPr>
+      <w:r>
+        <w:rPr>
+          <w:rFonts w:ascii="Consolas" w:cs="Consolas" w:eastAsia="Consolas" w:hAnsi="Consolas"/>
+          <w:color w:val="193448"/>
+          <w:sz w:val="18"/>
+          <w:szCs w:val="18"/>
+        </w:rPr>
+        <w:t xml:space="preserve">certutil -CATemplates -config 'SBD-SUBCA01\SBD Issuing CA'</w:t>
+      </w:r>
+    </w:p>
+    <w:p>
+      <w:pPr>
+        <w:shd w:fill="F1F7FA" w:color="auto" w:val="clear"/>
+        <w:spacing w:after="160" w:before="0" w:line="252" w:lineRule="auto"/>
+        <w:ind w:left="160" w:right="160"/>
+      </w:pPr>
+      <w:r>
+        <w:rPr>
+          <w:rFonts w:ascii="Consolas" w:cs="Consolas" w:eastAsia="Consolas" w:hAnsi="Consolas"/>
+          <w:color w:val="193448"/>
+          <w:sz w:val="18"/>
+          <w:szCs w:val="18"/>
+        </w:rPr>
+        <w:t xml:space="preserve">certutil -template 'SBDComputerAuthentication' | Select-String 'msPKI-Certificate-Name-Flag','msPKI-Minimal-Key-Size'</w:t>
+      </w:r>
+    </w:p>
+    <w:p>
+      <w:pPr>
+        <w:pBdr>
+          <w:left w:val="single" w:color="20647C" w:sz="18" w:space="8"/>
+        </w:pBdr>
+        <w:shd w:fill="F1F7FA" w:color="auto" w:val="clear"/>
+        <w:spacing w:after="160" w:before="120" w:line="288" w:lineRule="auto"/>
+        <w:ind w:left="160" w:right="160"/>
+      </w:pPr>
+      <w:r>
+        <w:rPr>
+          <w:rFonts w:ascii="Arial" w:cs="Arial" w:eastAsia="Arial" w:hAnsi="Arial"/>
+          <w:b/>
+          <w:bCs/>
+          <w:color w:val="20647C"/>
+          <w:sz w:val="17"/>
+          <w:szCs w:val="17"/>
+        </w:rPr>
+        <w:t xml:space="preserve">WHAT SUCCESS LOOKS LIKE  </w:t>
+      </w:r>
+      <w:r>
+        <w:rPr>
+          <w:rFonts w:ascii="Arial" w:cs="Arial" w:eastAsia="Arial" w:hAnsi="Arial"/>
+          <w:color w:val="193448"/>
+          <w:sz w:val="20"/>
+          <w:szCs w:val="20"/>
+        </w:rPr>
+        <w:t xml:space="preserve">The CA publishes exactly the two planned templates, each shows the approved key size and permissions, and both carry a completed change record.</w:t>
+      </w:r>
+    </w:p>
+    <w:p>
+      <w:pPr>
+        <w:pStyle w:val="Heading2"/>
+        <w:keepNext/>
+        <w:spacing w:after="100" w:before="200"/>
+      </w:pPr>
+      <w:r>
+        <w:rPr>
+          <w:rFonts w:ascii="Arial" w:cs="Arial" w:eastAsia="Arial" w:hAnsi="Arial"/>
+          <w:b/>
+          <w:bCs/>
+          <w:color w:val="193448"/>
+          <w:sz w:val="26"/>
+          <w:szCs w:val="26"/>
+        </w:rPr>
+        <w:t xml:space="preserve">Your record</w:t>
+      </w:r>
+    </w:p>
+    <w:p>
+      <w:pPr>
+        <w:spacing w:after="160" w:before="0" w:line="288" w:lineRule="auto"/>
+      </w:pPr>
+      <w:r>
+        <w:rPr>
+          <w:rFonts w:ascii="Arial" w:cs="Arial" w:eastAsia="Arial" w:hAnsi="Arial"/>
+          <w:color w:val="526B7E"/>
+          <w:sz w:val="21"/>
+          <w:szCs w:val="21"/>
+        </w:rPr>
+        <w:t xml:space="preserve">Evidence to keep: Keep each template's configuration export, its change record, and the CA's published-template listing.</w:t>
+      </w:r>
+    </w:p>
+    <w:tbl>
+      <w:tblPr>
+        <w:tblW w:type="dxa" w:w="9360"/>
+        <w:tblBorders>
+          <w:top w:val="single" w:color="C7D9E2" w:sz="4"/>
+          <w:left w:val="single" w:color="C7D9E2" w:sz="4"/>
+          <w:bottom w:val="single" w:color="C7D9E2" w:sz="4"/>
+          <w:right w:val="single" w:color="C7D9E2" w:sz="4"/>
+          <w:insideH w:val="single" w:color="C7D9E2" w:sz="4"/>
+          <w:insideV w:val="single" w:color="C7D9E2" w:sz="4"/>
+        </w:tblBorders>
+      </w:tblPr>
+      <w:tblGrid>
+        <w:gridCol w:w="3000"/>
+        <w:gridCol w:w="6360"/>
+      </w:tblGrid>
+      <w:tr>
+        <w:trPr>
+          <w:tblHeader/>
+        </w:trPr>
+        <w:tc>
+          <w:tcPr>
+            <w:tcW w:type="dxa" w:w="3000"/>
+            <w:shd w:fill="F1F7FA" w:color="auto" w:val="clear"/>
+            <w:tcMar>
+              <w:top w:type="dxa" w:w="90"/>
+              <w:left w:type="dxa" w:w="120"/>
+              <w:bottom w:type="dxa" w:w="90"/>
+              <w:right w:type="dxa" w:w="120"/>
+            </w:tcMar>
+          </w:tcPr>
+          <w:p>
+            <w:pPr>
+              <w:spacing w:after="0" w:before="0" w:line="288" w:lineRule="auto"/>
+            </w:pPr>
+            <w:r>
+              <w:rPr>
+                <w:rFonts w:ascii="Arial" w:cs="Arial" w:eastAsia="Arial" w:hAnsi="Arial"/>
+                <w:b/>
+                <w:bCs/>
+                <w:color w:val="20647C"/>
+                <w:sz w:val="16"/>
+                <w:szCs w:val="16"/>
+              </w:rPr>
+              <w:t xml:space="preserve">RECORD</w:t>
+            </w:r>
+          </w:p>
+        </w:tc>
+        <w:tc>
+          <w:tcPr>
+            <w:tcW w:type="dxa" w:w="6360"/>
+            <w:shd w:fill="F1F7FA" w:color="auto" w:val="clear"/>
+            <w:tcMar>
+              <w:top w:type="dxa" w:w="90"/>
+              <w:left w:type="dxa" w:w="120"/>
+              <w:bottom w:type="dxa" w:w="90"/>
+              <w:right w:type="dxa" w:w="120"/>
+            </w:tcMar>
+          </w:tcPr>
+          <w:p>
+            <w:pPr>
+              <w:spacing w:after="0" w:before="0" w:line="288" w:lineRule="auto"/>
+            </w:pPr>
+            <w:r>
+              <w:rPr>
+                <w:rFonts w:ascii="Arial" w:cs="Arial" w:eastAsia="Arial" w:hAnsi="Arial"/>
+                <w:b/>
+                <w:bCs/>
+                <w:color w:val="20647C"/>
+                <w:sz w:val="16"/>
+                <w:szCs w:val="16"/>
+              </w:rPr>
+              <w:t xml:space="preserve">YOUR OBSERVATION</w:t>
+            </w:r>
+          </w:p>
+        </w:tc>
+      </w:tr>
+      <w:tr>
+        <w:trPr>
+          <w:cantSplit/>
+        </w:trPr>
+        <w:tc>
+          <w:tcPr>
+            <w:tcW w:type="dxa" w:w="3000"/>
+            <w:tcMar>
+              <w:top w:type="dxa" w:w="90"/>
+              <w:left w:type="dxa" w:w="120"/>
+              <w:bottom w:type="dxa" w:w="90"/>
+              <w:right w:type="dxa" w:w="120"/>
+            </w:tcMar>
+          </w:tcPr>
+          <w:p>
+            <w:pPr>
+              <w:spacing w:after="0" w:before="0" w:line="288" w:lineRule="auto"/>
+            </w:pPr>
+            <w:r>
+              <w:rPr>
+                <w:rFonts w:ascii="Arial" w:cs="Arial" w:eastAsia="Arial" w:hAnsi="Arial"/>
+                <w:color w:val="193448"/>
+                <w:sz w:val="19"/>
+                <w:szCs w:val="19"/>
+              </w:rPr>
+              <w:t xml:space="preserve">Host(s) and time collected</w:t>
+            </w:r>
+          </w:p>
+        </w:tc>
+        <w:tc>
+          <w:tcPr>
+            <w:tcW w:type="dxa" w:w="6360"/>
+            <w:tcMar>
+              <w:top w:type="dxa" w:w="90"/>
+              <w:left w:type="dxa" w:w="120"/>
+              <w:bottom w:type="dxa" w:w="90"/>
+              <w:right w:type="dxa" w:w="120"/>
+            </w:tcMar>
+          </w:tcPr>
+          <w:p>
+            <w:pPr>
+              <w:spacing w:after="0" w:before="0" w:line="288" w:lineRule="auto"/>
+            </w:pPr>
+            <w:r>
+              <w:rPr>
+                <w:rFonts w:ascii="Arial" w:cs="Arial" w:eastAsia="Arial" w:hAnsi="Arial"/>
+                <w:color w:val="193448"/>
+                <w:sz w:val="21"/>
+                <w:szCs w:val="21"/>
+              </w:rPr>
+              <w:t xml:space="preserve"> </w:t>
+            </w:r>
+          </w:p>
+          <w:p>
+            <w:pPr>
+              <w:spacing w:after="0" w:before="0" w:line="288" w:lineRule="auto"/>
+            </w:pPr>
+            <w:r>
+              <w:rPr>
+                <w:rFonts w:ascii="Arial" w:cs="Arial" w:eastAsia="Arial" w:hAnsi="Arial"/>
+                <w:color w:val="193448"/>
+                <w:sz w:val="21"/>
+                <w:szCs w:val="21"/>
+              </w:rPr>
+              <w:t xml:space="preserve"> </w:t>
+            </w:r>
+          </w:p>
+        </w:tc>
+      </w:tr>
+      <w:tr>
+        <w:trPr>
+          <w:cantSplit/>
+        </w:trPr>
+        <w:tc>
+          <w:tcPr>
+            <w:tcW w:type="dxa" w:w="3000"/>
+            <w:tcMar>
+              <w:top w:type="dxa" w:w="90"/>
+              <w:left w:type="dxa" w:w="120"/>
+              <w:bottom w:type="dxa" w:w="90"/>
+              <w:right w:type="dxa" w:w="120"/>
+            </w:tcMar>
+          </w:tcPr>
+          <w:p>
+            <w:pPr>
+              <w:spacing w:after="0" w:before="0" w:line="288" w:lineRule="auto"/>
+            </w:pPr>
+            <w:r>
+              <w:rPr>
+                <w:rFonts w:ascii="Arial" w:cs="Arial" w:eastAsia="Arial" w:hAnsi="Arial"/>
+                <w:color w:val="193448"/>
+                <w:sz w:val="19"/>
+                <w:szCs w:val="19"/>
+              </w:rPr>
+              <w:t xml:space="preserve">Observed result</w:t>
+            </w:r>
+          </w:p>
+        </w:tc>
+        <w:tc>
+          <w:tcPr>
+            <w:tcW w:type="dxa" w:w="6360"/>
+            <w:tcMar>
+              <w:top w:type="dxa" w:w="90"/>
+              <w:left w:type="dxa" w:w="120"/>
+              <w:bottom w:type="dxa" w:w="90"/>
+              <w:right w:type="dxa" w:w="120"/>
+            </w:tcMar>
+          </w:tcPr>
+          <w:p>
+            <w:pPr>
+              <w:spacing w:after="0" w:before="0" w:line="288" w:lineRule="auto"/>
+            </w:pPr>
+            <w:r>
+              <w:rPr>
+                <w:rFonts w:ascii="Arial" w:cs="Arial" w:eastAsia="Arial" w:hAnsi="Arial"/>
+                <w:color w:val="193448"/>
+                <w:sz w:val="21"/>
+                <w:szCs w:val="21"/>
+              </w:rPr>
+              <w:t xml:space="preserve"> </w:t>
+            </w:r>
+          </w:p>
+          <w:p>
+            <w:pPr>
+              <w:spacing w:after="0" w:before="0" w:line="288" w:lineRule="auto"/>
+            </w:pPr>
+            <w:r>
+              <w:rPr>
+                <w:rFonts w:ascii="Arial" w:cs="Arial" w:eastAsia="Arial" w:hAnsi="Arial"/>
+                <w:color w:val="193448"/>
+                <w:sz w:val="21"/>
+                <w:szCs w:val="21"/>
+              </w:rPr>
+              <w:t xml:space="preserve"> </w:t>
+            </w:r>
+          </w:p>
+        </w:tc>
+      </w:tr>
+      <w:tr>
+        <w:trPr>
+          <w:cantSplit/>
+        </w:trPr>
+        <w:tc>
+          <w:tcPr>
+            <w:tcW w:type="dxa" w:w="3000"/>
+            <w:tcMar>
+              <w:top w:type="dxa" w:w="90"/>
+              <w:left w:type="dxa" w:w="120"/>
+              <w:bottom w:type="dxa" w:w="90"/>
+              <w:right w:type="dxa" w:w="120"/>
+            </w:tcMar>
+          </w:tcPr>
+          <w:p>
+            <w:pPr>
+              <w:spacing w:after="0" w:before="0" w:line="288" w:lineRule="auto"/>
+            </w:pPr>
+            <w:r>
+              <w:rPr>
+                <w:rFonts w:ascii="Arial" w:cs="Arial" w:eastAsia="Arial" w:hAnsi="Arial"/>
+                <w:color w:val="193448"/>
+                <w:sz w:val="19"/>
+                <w:szCs w:val="19"/>
+              </w:rPr>
+              <w:t xml:space="preserve">Differences from the plan</w:t>
+            </w:r>
+          </w:p>
+        </w:tc>
+        <w:tc>
+          <w:tcPr>
+            <w:tcW w:type="dxa" w:w="6360"/>
+            <w:tcMar>
+              <w:top w:type="dxa" w:w="90"/>
+              <w:left w:type="dxa" w:w="120"/>
+              <w:bottom w:type="dxa" w:w="90"/>
+              <w:right w:type="dxa" w:w="120"/>
+            </w:tcMar>
+          </w:tcPr>
+          <w:p>
+            <w:pPr>
+              <w:spacing w:after="0" w:before="0" w:line="288" w:lineRule="auto"/>
+            </w:pPr>
+            <w:r>
+              <w:rPr>
+                <w:rFonts w:ascii="Arial" w:cs="Arial" w:eastAsia="Arial" w:hAnsi="Arial"/>
+                <w:color w:val="193448"/>
+                <w:sz w:val="21"/>
+                <w:szCs w:val="21"/>
+              </w:rPr>
+              <w:t xml:space="preserve"> </w:t>
+            </w:r>
+          </w:p>
+          <w:p>
+            <w:pPr>
+              <w:spacing w:after="0" w:before="0" w:line="288" w:lineRule="auto"/>
+            </w:pPr>
+            <w:r>
+              <w:rPr>
+                <w:rFonts w:ascii="Arial" w:cs="Arial" w:eastAsia="Arial" w:hAnsi="Arial"/>
+                <w:color w:val="193448"/>
+                <w:sz w:val="21"/>
+                <w:szCs w:val="21"/>
+              </w:rPr>
+              <w:t xml:space="preserve"> </w:t>
+            </w:r>
+          </w:p>
+        </w:tc>
+      </w:tr>
+      <w:tr>
+        <w:trPr>
+          <w:cantSplit/>
+        </w:trPr>
+        <w:tc>
+          <w:tcPr>
+            <w:tcW w:type="dxa" w:w="3000"/>
+            <w:tcMar>
+              <w:top w:type="dxa" w:w="90"/>
+              <w:left w:type="dxa" w:w="120"/>
+              <w:bottom w:type="dxa" w:w="90"/>
+              <w:right w:type="dxa" w:w="120"/>
+            </w:tcMar>
+          </w:tcPr>
+          <w:p>
+            <w:pPr>
+              <w:spacing w:after="0" w:before="0" w:line="288" w:lineRule="auto"/>
+            </w:pPr>
+            <w:r>
+              <w:rPr>
+                <w:rFonts w:ascii="Arial" w:cs="Arial" w:eastAsia="Arial" w:hAnsi="Arial"/>
+                <w:color w:val="193448"/>
+                <w:sz w:val="19"/>
+                <w:szCs w:val="19"/>
+              </w:rPr>
+              <w:t xml:space="preserve">Evidence file names</w:t>
+            </w:r>
+          </w:p>
+        </w:tc>
+        <w:tc>
+          <w:tcPr>
+            <w:tcW w:type="dxa" w:w="6360"/>
+            <w:tcMar>
+              <w:top w:type="dxa" w:w="90"/>
+              <w:left w:type="dxa" w:w="120"/>
+              <w:bottom w:type="dxa" w:w="90"/>
+              <w:right w:type="dxa" w:w="120"/>
+            </w:tcMar>
+          </w:tcPr>
+          <w:p>
+            <w:pPr>
+              <w:spacing w:after="0" w:before="0" w:line="288" w:lineRule="auto"/>
+            </w:pPr>
+            <w:r>
+              <w:rPr>
+                <w:rFonts w:ascii="Arial" w:cs="Arial" w:eastAsia="Arial" w:hAnsi="Arial"/>
+                <w:color w:val="193448"/>
+                <w:sz w:val="21"/>
+                <w:szCs w:val="21"/>
+              </w:rPr>
+              <w:t xml:space="preserve"> </w:t>
+            </w:r>
+          </w:p>
+          <w:p>
+            <w:pPr>
+              <w:spacing w:after="0" w:before="0" w:line="288" w:lineRule="auto"/>
+            </w:pPr>
+            <w:r>
+              <w:rPr>
+                <w:rFonts w:ascii="Arial" w:cs="Arial" w:eastAsia="Arial" w:hAnsi="Arial"/>
+                <w:color w:val="193448"/>
+                <w:sz w:val="21"/>
+                <w:szCs w:val="21"/>
+              </w:rPr>
+              <w:t xml:space="preserve"> </w:t>
+            </w:r>
+          </w:p>
+        </w:tc>
+      </w:tr>
+      <w:tr>
+        <w:trPr>
+          <w:cantSplit/>
+        </w:trPr>
+        <w:tc>
+          <w:tcPr>
+            <w:tcW w:type="dxa" w:w="3000"/>
+            <w:tcMar>
+              <w:top w:type="dxa" w:w="90"/>
+              <w:left w:type="dxa" w:w="120"/>
+              <w:bottom w:type="dxa" w:w="90"/>
+              <w:right w:type="dxa" w:w="120"/>
+            </w:tcMar>
+          </w:tcPr>
+          <w:p>
+            <w:pPr>
+              <w:spacing w:after="0" w:before="0" w:line="288" w:lineRule="auto"/>
+            </w:pPr>
+            <w:r>
+              <w:rPr>
+                <w:rFonts w:ascii="Arial" w:cs="Arial" w:eastAsia="Arial" w:hAnsi="Arial"/>
+                <w:color w:val="193448"/>
+                <w:sz w:val="19"/>
+                <w:szCs w:val="19"/>
+              </w:rPr>
+              <w:t xml:space="preserve">Open items or findings</w:t>
+            </w:r>
+          </w:p>
+        </w:tc>
+        <w:tc>
+          <w:tcPr>
+            <w:tcW w:type="dxa" w:w="6360"/>
+            <w:tcMar>
+              <w:top w:type="dxa" w:w="90"/>
+              <w:left w:type="dxa" w:w="120"/>
+              <w:bottom w:type="dxa" w:w="90"/>
+              <w:right w:type="dxa" w:w="120"/>
+            </w:tcMar>
+          </w:tcPr>
+          <w:p>
+            <w:pPr>
+              <w:spacing w:after="0" w:before="0" w:line="288" w:lineRule="auto"/>
+            </w:pPr>
+            <w:r>
+              <w:rPr>
+                <w:rFonts w:ascii="Arial" w:cs="Arial" w:eastAsia="Arial" w:hAnsi="Arial"/>
+                <w:color w:val="193448"/>
+                <w:sz w:val="21"/>
+                <w:szCs w:val="21"/>
+              </w:rPr>
+              <w:t xml:space="preserve"> </w:t>
+            </w:r>
+          </w:p>
+          <w:p>
+            <w:pPr>
+              <w:spacing w:after="0" w:before="0" w:line="288" w:lineRule="auto"/>
+            </w:pPr>
+            <w:r>
+              <w:rPr>
+                <w:rFonts w:ascii="Arial" w:cs="Arial" w:eastAsia="Arial" w:hAnsi="Arial"/>
+                <w:color w:val="193448"/>
+                <w:sz w:val="21"/>
+                <w:szCs w:val="21"/>
+              </w:rPr>
+              <w:t xml:space="preserve"> </w:t>
+            </w:r>
+          </w:p>
+        </w:tc>
+      </w:tr>
+    </w:tbl>
+    <w:p>
+      <w:pPr>
+        <w:pStyle w:val="Heading2"/>
+        <w:keepNext/>
+        <w:spacing w:after="100" w:before="200"/>
+      </w:pPr>
+      <w:r>
+        <w:rPr>
+          <w:rFonts w:ascii="Arial" w:cs="Arial" w:eastAsia="Arial" w:hAnsi="Arial"/>
+          <w:b/>
+          <w:bCs/>
+          <w:color w:val="193448"/>
+          <w:sz w:val="26"/>
+          <w:szCs w:val="26"/>
+        </w:rPr>
+        <w:t xml:space="preserve">Think it through</w:t>
+      </w:r>
+    </w:p>
+    <w:p>
+      <w:pPr>
+        <w:spacing w:after="120" w:before="0" w:line="288" w:lineRule="auto"/>
+      </w:pPr>
+      <w:r>
+        <w:rPr>
+          <w:rFonts w:ascii="Arial" w:cs="Arial" w:eastAsia="Arial" w:hAnsi="Arial"/>
+          <w:color w:val="193448"/>
+          <w:sz w:val="21"/>
+          <w:szCs w:val="21"/>
+        </w:rPr>
+        <w:t xml:space="preserve">Why duplicate the built-in templates instead of editing them?</w:t>
+      </w:r>
+    </w:p>
+    <w:p>
+      <w:pPr>
+        <w:pBdr>
+          <w:bottom w:val="single" w:color="C7D9E2" w:sz="4" w:space="1"/>
+        </w:pBdr>
+        <w:spacing w:after="0" w:before="0" w:line="288" w:lineRule="auto"/>
+      </w:pPr>
+      <w:r>
+        <w:rPr>
+          <w:rFonts w:ascii="Arial" w:cs="Arial" w:eastAsia="Arial" w:hAnsi="Arial"/>
+          <w:color w:val="193448"/>
+          <w:sz w:val="21"/>
+          <w:szCs w:val="21"/>
+        </w:rPr>
+        <w:t xml:space="preserve"> </w:t>
+      </w:r>
+    </w:p>
+    <w:p>
+      <w:pPr>
+        <w:spacing w:after="120" w:before="0"/>
+      </w:pPr>
+      <w:r>
+        <w:rPr>
+          <w:rFonts w:ascii="Arial" w:cs="Arial" w:eastAsia="Arial" w:hAnsi="Arial"/>
+          <w:color w:val="193448"/>
+          <w:sz w:val="8"/>
+          <w:szCs w:val="8"/>
+        </w:rPr>
+        <w:t xml:space="preserve"> </w:t>
+      </w:r>
+    </w:p>
+    <w:p>
+      <w:pPr>
+        <w:pBdr>
+          <w:bottom w:val="single" w:color="C7D9E2" w:sz="4" w:space="1"/>
+        </w:pBdr>
+        <w:spacing w:after="0" w:before="0" w:line="288" w:lineRule="auto"/>
+      </w:pPr>
+      <w:r>
+        <w:rPr>
+          <w:rFonts w:ascii="Arial" w:cs="Arial" w:eastAsia="Arial" w:hAnsi="Arial"/>
+          <w:color w:val="193448"/>
+          <w:sz w:val="21"/>
+          <w:szCs w:val="21"/>
+        </w:rPr>
+        <w:t xml:space="preserve"> </w:t>
+      </w:r>
+    </w:p>
+    <w:p>
+      <w:pPr>
+        <w:spacing w:after="120" w:before="0"/>
+      </w:pPr>
+      <w:r>
+        <w:rPr>
+          <w:rFonts w:ascii="Arial" w:cs="Arial" w:eastAsia="Arial" w:hAnsi="Arial"/>
+          <w:color w:val="193448"/>
+          <w:sz w:val="8"/>
+          <w:szCs w:val="8"/>
+        </w:rPr>
+        <w:t xml:space="preserve"> </w:t>
+      </w:r>
+    </w:p>
+    <w:p>
+      <w:pPr>
+        <w:pBdr>
+          <w:left w:val="single" w:color="20647C" w:sz="18" w:space="8"/>
+        </w:pBdr>
+        <w:shd w:fill="F1F7FA" w:color="auto" w:val="clear"/>
+        <w:spacing w:after="160" w:before="120" w:line="288" w:lineRule="auto"/>
+        <w:ind w:left="160" w:right="160"/>
+      </w:pPr>
+      <w:r>
+        <w:rPr>
+          <w:rFonts w:ascii="Arial" w:cs="Arial" w:eastAsia="Arial" w:hAnsi="Arial"/>
+          <w:b/>
+          <w:bCs/>
+          <w:color w:val="20647C"/>
+          <w:sz w:val="17"/>
+          <w:szCs w:val="17"/>
+        </w:rPr>
+        <w:t xml:space="preserve">REMEMBER  </w:t>
+      </w:r>
+      <w:r>
+        <w:rPr>
+          <w:rFonts w:ascii="Arial" w:cs="Arial" w:eastAsia="Arial" w:hAnsi="Arial"/>
+          <w:color w:val="193448"/>
+          <w:sz w:val="20"/>
+          <w:szCs w:val="20"/>
+        </w:rPr>
+        <w:t xml:space="preserve">Two named templates exist, configured on purpose, nothing else published.  Key sizes meet the 2025 floor; permissions are pilot-scoped.  Every template carries its change record.</w:t>
+      </w:r>
+    </w:p>
+    <w:p>
+      <w:pPr>
+        <w:spacing w:after="60" w:before="0" w:line="288" w:lineRule="auto"/>
+      </w:pPr>
+      <w:hyperlink w:history="1" r:id="rId17">
+        <w:r>
+          <w:rPr>
+            <w:rFonts w:ascii="Arial" w:cs="Arial" w:eastAsia="Arial" w:hAnsi="Arial"/>
+            <w:color w:val="20647C"/>
+            <w:sz w:val="18"/>
+            <w:szCs w:val="18"/>
+            <w:u w:val="single"/>
+          </w:rPr>
+          <w:t xml:space="preserve">Microsoft · Manage certificate templates</w:t>
+        </w:r>
+      </w:hyperlink>
+    </w:p>
+    <w:p>
+      <w:pPr>
+        <w:spacing w:after="60" w:before="0" w:line="288" w:lineRule="auto"/>
+      </w:pPr>
+      <w:hyperlink w:history="1" r:id="rId19">
+        <w:r>
+          <w:rPr>
+            <w:rFonts w:ascii="Arial" w:cs="Arial" w:eastAsia="Arial" w:hAnsi="Arial"/>
+            <w:color w:val="20647C"/>
+            <w:sz w:val="18"/>
+            <w:szCs w:val="18"/>
+            <w:u w:val="single"/>
+          </w:rPr>
+          <w:t xml:space="preserve">Microsoft · Configure certificate autoenrollment</w:t>
+        </w:r>
+      </w:hyperlink>
+    </w:p>
+    <w:p>
+      <w:pPr>
+        <w:spacing w:after="60" w:before="0" w:line="288" w:lineRule="auto"/>
+      </w:pPr>
+      <w:hyperlink w:history="1" r:id="rId20">
+        <w:r>
+          <w:rPr>
+            <w:rFonts w:ascii="Arial" w:cs="Arial" w:eastAsia="Arial" w:hAnsi="Arial"/>
+            <w:color w:val="20647C"/>
+            <w:sz w:val="18"/>
+            <w:szCs w:val="18"/>
+            <w:u w:val="single"/>
+          </w:rPr>
+          <w:t xml:space="preserve">Microsoft · What's new in Windows Server 2025</w:t>
+        </w:r>
+      </w:hyperlink>
+    </w:p>
+    <w:p>
+      <w:r>
+        <w:br w:type="page"/>
+      </w:r>
+    </w:p>
+    <w:p>
+      <w:pPr>
+        <w:spacing w:after="80" w:before="0" w:line="288" w:lineRule="auto"/>
+      </w:pPr>
+      <w:r>
+        <w:rPr>
+          <w:rFonts w:ascii="Arial" w:cs="Arial" w:eastAsia="Arial" w:hAnsi="Arial"/>
+          <w:b/>
+          <w:bCs/>
+          <w:color w:val="20647C"/>
+          <w:sz w:val="16"/>
+          <w:szCs w:val="16"/>
+        </w:rPr>
+        <w:t xml:space="preserve">LESSON 10  /  ABOUT 30 MIN</w:t>
+      </w:r>
+    </w:p>
+    <w:p>
+      <w:pPr>
+        <w:pStyle w:val="Heading1"/>
+        <w:spacing w:after="120"/>
+      </w:pPr>
+      <w:bookmarkStart w:name="lesson-validate" w:id="8"/>
+      <w:r>
+        <w:rPr>
+          <w:rFonts w:ascii="Arial" w:cs="Arial" w:eastAsia="Arial" w:hAnsi="Arial"/>
+          <w:b/>
+          <w:bCs/>
+          <w:color w:val="193448"/>
+          <w:sz w:val="40"/>
+          <w:szCs w:val="40"/>
+        </w:rPr>
+        <w:t xml:space="preserve">Validate enrollment, revocation, and recovery</w:t>
+      </w:r>
+      <w:bookmarkEnd w:id="8"/>
+    </w:p>
+    <w:p>
+      <w:pPr>
+        <w:pBdr>
+          <w:left w:val="single" w:color="20647C" w:sz="18" w:space="8"/>
+        </w:pBdr>
+        <w:shd w:fill="F1F7FA" w:color="auto" w:val="clear"/>
+        <w:spacing w:after="160" w:before="120" w:line="288" w:lineRule="auto"/>
+        <w:ind w:left="160" w:right="160"/>
+      </w:pPr>
+      <w:r>
+        <w:rPr>
+          <w:rFonts w:ascii="Arial" w:cs="Arial" w:eastAsia="Arial" w:hAnsi="Arial"/>
+          <w:b/>
+          <w:bCs/>
+          <w:color w:val="20647C"/>
+          <w:sz w:val="17"/>
+          <w:szCs w:val="17"/>
+        </w:rPr>
+        <w:t xml:space="preserve">WHY THIS MATTERS  </w:t>
+      </w:r>
+      <w:r>
+        <w:rPr>
+          <w:rFonts w:ascii="Arial" w:cs="Arial" w:eastAsia="Arial" w:hAnsi="Arial"/>
+          <w:color w:val="193448"/>
+          <w:sz w:val="20"/>
+          <w:szCs w:val="20"/>
+        </w:rPr>
+        <w:t xml:space="preserve">Finish from a clean domain client the way a relying system sees it: a pilot machine enrolls on its own, validates against the live publication site, and rejects a certificate you revoke — then the change-triggered scans record what this course did.</w:t>
+      </w:r>
+    </w:p>
+    <w:p>
+      <w:pPr>
+        <w:pStyle w:val="Heading2"/>
+        <w:keepNext/>
+        <w:spacing w:after="100" w:before="200"/>
+      </w:pPr>
+      <w:r>
+        <w:rPr>
+          <w:rFonts w:ascii="Arial" w:cs="Arial" w:eastAsia="Arial" w:hAnsi="Arial"/>
+          <w:b/>
+          <w:bCs/>
+          <w:color w:val="193448"/>
+          <w:sz w:val="26"/>
+          <w:szCs w:val="26"/>
+        </w:rPr>
+        <w:t xml:space="preserve">In this lesson you will</w:t>
+      </w:r>
+    </w:p>
+    <w:p>
+      <w:pPr>
+        <w:pStyle w:val="ListParagraph"/>
+        <w:numPr>
+          <w:ilvl w:val="0"/>
+          <w:numId w:val="3"/>
+        </w:numPr>
+        <w:spacing w:after="120" w:before="0" w:line="288" w:lineRule="auto"/>
+      </w:pPr>
+      <w:r>
+        <w:rPr>
+          <w:rFonts w:ascii="Arial" w:cs="Arial" w:eastAsia="Arial" w:hAnsi="Arial"/>
+          <w:color w:val="526B7E"/>
+          <w:sz w:val="21"/>
+          <w:szCs w:val="21"/>
+        </w:rPr>
+        <w:t xml:space="preserve">Prove pilot autoenrollment through the published template.</w:t>
+      </w:r>
+    </w:p>
+    <w:p>
+      <w:pPr>
+        <w:pStyle w:val="ListParagraph"/>
+        <w:numPr>
+          <w:ilvl w:val="0"/>
+          <w:numId w:val="3"/>
+        </w:numPr>
+        <w:spacing w:after="120" w:before="0" w:line="288" w:lineRule="auto"/>
+      </w:pPr>
+      <w:r>
+        <w:rPr>
+          <w:rFonts w:ascii="Arial" w:cs="Arial" w:eastAsia="Arial" w:hAnsi="Arial"/>
+          <w:color w:val="526B7E"/>
+          <w:sz w:val="21"/>
+          <w:szCs w:val="21"/>
+        </w:rPr>
+        <w:t xml:space="preserve">Verify chain building and live revocation retrieval from pki.sbd.test, and prove revocation works.</w:t>
+      </w:r>
+    </w:p>
+    <w:p>
+      <w:pPr>
+        <w:pStyle w:val="ListParagraph"/>
+        <w:numPr>
+          <w:ilvl w:val="0"/>
+          <w:numId w:val="3"/>
+        </w:numPr>
+        <w:spacing w:after="120" w:before="0" w:line="288" w:lineRule="auto"/>
+      </w:pPr>
+      <w:r>
+        <w:rPr>
+          <w:rFonts w:ascii="Arial" w:cs="Arial" w:eastAsia="Arial" w:hAnsi="Arial"/>
+          <w:color w:val="526B7E"/>
+          <w:sz w:val="21"/>
+          <w:szCs w:val="21"/>
+        </w:rPr>
+        <w:t xml:space="preserve">Schedule the renewals that keep the PKI alive, run the delta scans, and file the evidence.</w:t>
+      </w:r>
+    </w:p>
+    <w:p>
+      <w:pPr>
+        <w:pStyle w:val="Heading2"/>
+        <w:keepNext/>
+        <w:spacing w:after="100" w:before="200"/>
+      </w:pPr>
+      <w:r>
+        <w:rPr>
+          <w:rFonts w:ascii="Arial" w:cs="Arial" w:eastAsia="Arial" w:hAnsi="Arial"/>
+          <w:b/>
+          <w:bCs/>
+          <w:color w:val="193448"/>
+          <w:sz w:val="26"/>
+          <w:szCs w:val="26"/>
+        </w:rPr>
+        <w:t xml:space="preserve">Follow the build</w:t>
+      </w:r>
+    </w:p>
+    <w:p>
+      <w:pPr>
+        <w:pStyle w:val="ListParagraph"/>
+        <w:numPr>
+          <w:ilvl w:val="0"/>
+          <w:numId w:val="9"/>
+        </w:numPr>
+        <w:spacing w:after="120" w:before="0" w:line="288" w:lineRule="auto"/>
+      </w:pPr>
+      <w:r>
+        <w:rPr>
+          <w:rFonts w:ascii="Arial" w:cs="Arial" w:eastAsia="Arial" w:hAnsi="Arial"/>
+          <w:color w:val="526B7E"/>
+          <w:sz w:val="21"/>
+          <w:szCs w:val="21"/>
+        </w:rPr>
+        <w:t xml:space="preserve">Enable the autoenrollment policy for the pilot computer group, refresh policy on a pilot machine, and confirm it receives an SBD Computer Authentication certificate without a human touching the request.</w:t>
+      </w:r>
+    </w:p>
+    <w:p>
+      <w:pPr>
+        <w:pStyle w:val="ListParagraph"/>
+        <w:numPr>
+          <w:ilvl w:val="0"/>
+          <w:numId w:val="9"/>
+        </w:numPr>
+        <w:spacing w:after="120" w:before="0" w:line="288" w:lineRule="auto"/>
+      </w:pPr>
+      <w:r>
+        <w:rPr>
+          <w:rFonts w:ascii="Arial" w:cs="Arial" w:eastAsia="Arial" w:hAnsi="Arial"/>
+          <w:color w:val="526B7E"/>
+          <w:sz w:val="21"/>
+          <w:szCs w:val="21"/>
+        </w:rPr>
+        <w:t xml:space="preserve">On that machine, export the public certificate and run the full verification: the chain must reach the approved root and every AIA and CDP URL must answer from pki.sbd.test with current CRL dates — cached success is not evidence of publication.</w:t>
+      </w:r>
+    </w:p>
+    <w:p>
+      <w:pPr>
+        <w:pStyle w:val="ListParagraph"/>
+        <w:numPr>
+          <w:ilvl w:val="0"/>
+          <w:numId w:val="9"/>
+        </w:numPr>
+        <w:spacing w:after="120" w:before="0" w:line="288" w:lineRule="auto"/>
+      </w:pPr>
+      <w:r>
+        <w:rPr>
+          <w:rFonts w:ascii="Arial" w:cs="Arial" w:eastAsia="Arial" w:hAnsi="Arial"/>
+          <w:color w:val="526B7E"/>
+          <w:sz w:val="21"/>
+          <w:szCs w:val="21"/>
+        </w:rPr>
+        <w:t xml:space="preserve">Enroll a disposable test certificate, revoke only that one, publish an updated issuing CRL, and verify that a fresh client evaluation detects the revocation. Diagnose retrieval or stale-publication problems rather than turning off revocation checks.</w:t>
+      </w:r>
+    </w:p>
+    <w:p>
+      <w:pPr>
+        <w:pStyle w:val="ListParagraph"/>
+        <w:numPr>
+          <w:ilvl w:val="0"/>
+          <w:numId w:val="9"/>
+        </w:numPr>
+        <w:spacing w:after="120" w:before="0" w:line="288" w:lineRule="auto"/>
+      </w:pPr>
+      <w:r>
+        <w:rPr>
+          <w:rFonts w:ascii="Arial" w:cs="Arial" w:eastAsia="Arial" w:hAnsi="Arial"/>
+          <w:color w:val="526B7E"/>
+          <w:sz w:val="21"/>
+          <w:szCs w:val="21"/>
+        </w:rPr>
+        <w:t xml:space="preserve">Record owners and reminders for root and issuing CRL publication, certificate renewal, backup, and an isolated recovery rehearsal. Schedule offline root ceremonies early enough to transfer and publish replacement CRLs before expiry.</w:t>
+      </w:r>
+    </w:p>
+    <w:p>
+      <w:pPr>
+        <w:pStyle w:val="ListParagraph"/>
+        <w:numPr>
+          <w:ilvl w:val="0"/>
+          <w:numId w:val="9"/>
+        </w:numPr>
+        <w:spacing w:after="120" w:before="0" w:line="288" w:lineRule="auto"/>
+      </w:pPr>
+      <w:r>
+        <w:rPr>
+          <w:rFonts w:ascii="Arial" w:cs="Arial" w:eastAsia="Arial" w:hAnsi="Arial"/>
+          <w:color w:val="526B7E"/>
+          <w:sz w:val="21"/>
+          <w:szCs w:val="21"/>
+        </w:rPr>
+        <w:t xml:space="preserve">Rescan SBD-SUBCA01 and take SBD-PKI-MGMT01's first baseline with the same benchmark and tool versions as always; the publication site and template changes are the expected deltas.</w:t>
+      </w:r>
+    </w:p>
+    <w:p>
+      <w:pPr>
+        <w:pStyle w:val="ListParagraph"/>
+        <w:numPr>
+          <w:ilvl w:val="0"/>
+          <w:numId w:val="9"/>
+        </w:numPr>
+        <w:spacing w:after="120" w:before="0" w:line="288" w:lineRule="auto"/>
+      </w:pPr>
+      <w:r>
+        <w:rPr>
+          <w:rFonts w:ascii="Arial" w:cs="Arial" w:eastAsia="Arial" w:hAnsi="Arial"/>
+          <w:color w:val="526B7E"/>
+          <w:sz w:val="21"/>
+          <w:szCs w:val="21"/>
+        </w:rPr>
+        <w:t xml:space="preserve">File the course evidence: enrollment output, urlfetch and revocation results, template records, renewal owners, and the scan set — the PKI chapter is finished.</w:t>
+      </w:r>
+    </w:p>
+    <w:p>
+      <w:pPr>
+        <w:pStyle w:val="Heading2"/>
+        <w:keepNext/>
+        <w:spacing w:after="100" w:before="200"/>
+      </w:pPr>
+      <w:r>
+        <w:rPr>
+          <w:rFonts w:ascii="Arial" w:cs="Arial" w:eastAsia="Arial" w:hAnsi="Arial"/>
+          <w:b/>
+          <w:bCs/>
+          <w:color w:val="193448"/>
+          <w:sz w:val="26"/>
+          <w:szCs w:val="26"/>
+        </w:rPr>
+        <w:t xml:space="preserve">Check your result</w:t>
+      </w:r>
+    </w:p>
+    <w:p>
+      <w:pPr>
+        <w:shd w:fill="F1F7FA" w:color="auto" w:val="clear"/>
+        <w:spacing w:after="0" w:before="0" w:line="252" w:lineRule="auto"/>
+        <w:ind w:left="160" w:right="160"/>
+      </w:pPr>
+      <w:r>
+        <w:rPr>
+          <w:rFonts w:ascii="Consolas" w:cs="Consolas" w:eastAsia="Consolas" w:hAnsi="Consolas"/>
+          <w:color w:val="193448"/>
+          <w:sz w:val="18"/>
+          <w:szCs w:val="18"/>
+        </w:rPr>
+        <w:t xml:space="preserve">gpupdate /force</w:t>
+      </w:r>
+    </w:p>
+    <w:p>
+      <w:pPr>
+        <w:shd w:fill="F1F7FA" w:color="auto" w:val="clear"/>
+        <w:spacing w:after="0" w:before="0" w:line="252" w:lineRule="auto"/>
+        <w:ind w:left="160" w:right="160"/>
+      </w:pPr>
+      <w:r>
+        <w:rPr>
+          <w:rFonts w:ascii="Consolas" w:cs="Consolas" w:eastAsia="Consolas" w:hAnsi="Consolas"/>
+          <w:color w:val="193448"/>
+          <w:sz w:val="18"/>
+          <w:szCs w:val="18"/>
+        </w:rPr>
+        <w:t xml:space="preserve">certutil -pulse</w:t>
+      </w:r>
+    </w:p>
+    <w:p>
+      <w:pPr>
+        <w:shd w:fill="F1F7FA" w:color="auto" w:val="clear"/>
+        <w:spacing w:after="0" w:before="0" w:line="252" w:lineRule="auto"/>
+        <w:ind w:left="160" w:right="160"/>
+      </w:pPr>
+      <w:r>
+        <w:rPr>
+          <w:rFonts w:ascii="Consolas" w:cs="Consolas" w:eastAsia="Consolas" w:hAnsi="Consolas"/>
+          <w:color w:val="193448"/>
+          <w:sz w:val="18"/>
+          <w:szCs w:val="18"/>
+        </w:rPr>
+        <w:t xml:space="preserve">Get-ChildItem Cert:\LocalMachine\My | Select-Object Subject, NotAfter, Thumbprint</w:t>
+      </w:r>
+    </w:p>
+    <w:p>
+      <w:pPr>
+        <w:shd w:fill="F1F7FA" w:color="auto" w:val="clear"/>
+        <w:spacing w:after="0" w:before="0" w:line="252" w:lineRule="auto"/>
+        <w:ind w:left="160" w:right="160"/>
+      </w:pPr>
+      <w:r>
+        <w:rPr>
+          <w:rFonts w:ascii="Consolas" w:cs="Consolas" w:eastAsia="Consolas" w:hAnsi="Consolas"/>
+          <w:color w:val="193448"/>
+          <w:sz w:val="18"/>
+          <w:szCs w:val="18"/>
+        </w:rPr>
+        <w:t xml:space="preserve">certutil -verify -urlfetch C:\Evidence\pki\pilot.cer</w:t>
+      </w:r>
+    </w:p>
+    <w:p>
+      <w:pPr>
+        <w:shd w:fill="F1F7FA" w:color="auto" w:val="clear"/>
+        <w:spacing w:after="0" w:before="0" w:line="252" w:lineRule="auto"/>
+        <w:ind w:left="160" w:right="160"/>
+      </w:pPr>
+      <w:r>
+        <w:rPr>
+          <w:rFonts w:ascii="Consolas" w:cs="Consolas" w:eastAsia="Consolas" w:hAnsi="Consolas"/>
+          <w:color w:val="193448"/>
+          <w:sz w:val="18"/>
+          <w:szCs w:val="18"/>
+        </w:rPr>
+        <w:t xml:space="preserve"># After revoking the disposable test certificate and publishing the new CRL:</w:t>
+      </w:r>
+    </w:p>
+    <w:p>
+      <w:pPr>
+        <w:shd w:fill="F1F7FA" w:color="auto" w:val="clear"/>
+        <w:spacing w:after="160" w:before="0" w:line="252" w:lineRule="auto"/>
+        <w:ind w:left="160" w:right="160"/>
+      </w:pPr>
+      <w:r>
+        <w:rPr>
+          <w:rFonts w:ascii="Consolas" w:cs="Consolas" w:eastAsia="Consolas" w:hAnsi="Consolas"/>
+          <w:color w:val="193448"/>
+          <w:sz w:val="18"/>
+          <w:szCs w:val="18"/>
+        </w:rPr>
+        <w:t xml:space="preserve">certutil -urlfetch -verify test.cer</w:t>
+      </w:r>
+    </w:p>
+    <w:p>
+      <w:pPr>
+        <w:pBdr>
+          <w:left w:val="single" w:color="20647C" w:sz="18" w:space="8"/>
+        </w:pBdr>
+        <w:shd w:fill="F1F7FA" w:color="auto" w:val="clear"/>
+        <w:spacing w:after="160" w:before="120" w:line="288" w:lineRule="auto"/>
+        <w:ind w:left="160" w:right="160"/>
+      </w:pPr>
+      <w:r>
+        <w:rPr>
+          <w:rFonts w:ascii="Arial" w:cs="Arial" w:eastAsia="Arial" w:hAnsi="Arial"/>
+          <w:b/>
+          <w:bCs/>
+          <w:color w:val="20647C"/>
+          <w:sz w:val="17"/>
+          <w:szCs w:val="17"/>
+        </w:rPr>
+        <w:t xml:space="preserve">WHAT SUCCESS LOOKS LIKE  </w:t>
+      </w:r>
+      <w:r>
+        <w:rPr>
+          <w:rFonts w:ascii="Arial" w:cs="Arial" w:eastAsia="Arial" w:hAnsi="Arial"/>
+          <w:color w:val="193448"/>
+          <w:sz w:val="20"/>
+          <w:szCs w:val="20"/>
+        </w:rPr>
+        <w:t xml:space="preserve">The pilot enrolls hands-free and verifies with live retrieval from pki.sbd.test; after revocation and publication the test certificate is rejected for the expected reason; both VLAN 30 hosts have current, attributed scan results.</w:t>
+      </w:r>
+    </w:p>
+    <w:p>
+      <w:pPr>
+        <w:pStyle w:val="Heading2"/>
+        <w:keepNext/>
+        <w:spacing w:after="100" w:before="200"/>
+      </w:pPr>
+      <w:r>
+        <w:rPr>
+          <w:rFonts w:ascii="Arial" w:cs="Arial" w:eastAsia="Arial" w:hAnsi="Arial"/>
+          <w:b/>
+          <w:bCs/>
+          <w:color w:val="193448"/>
+          <w:sz w:val="26"/>
+          <w:szCs w:val="26"/>
+        </w:rPr>
+        <w:t xml:space="preserve">Your record</w:t>
+      </w:r>
+    </w:p>
+    <w:p>
+      <w:pPr>
+        <w:spacing w:after="160" w:before="0" w:line="288" w:lineRule="auto"/>
+      </w:pPr>
+      <w:r>
+        <w:rPr>
+          <w:rFonts w:ascii="Arial" w:cs="Arial" w:eastAsia="Arial" w:hAnsi="Arial"/>
+          <w:color w:val="526B7E"/>
+          <w:sz w:val="21"/>
+          <w:szCs w:val="21"/>
+        </w:rPr>
+        <w:t xml:space="preserve">Evidence to keep: Finish the PKI checklist with the pilot's certificate details, urlfetch and revocation results, renewal dates and recovery owners, and the delta-scan comparison for SUBCA01 plus the PKI-MGMT01 baseline.</w:t>
+      </w:r>
+    </w:p>
+    <w:tbl>
+      <w:tblPr>
+        <w:tblW w:type="dxa" w:w="9360"/>
+        <w:tblBorders>
+          <w:top w:val="single" w:color="C7D9E2" w:sz="4"/>
+          <w:left w:val="single" w:color="C7D9E2" w:sz="4"/>
+          <w:bottom w:val="single" w:color="C7D9E2" w:sz="4"/>
+          <w:right w:val="single" w:color="C7D9E2" w:sz="4"/>
+          <w:insideH w:val="single" w:color="C7D9E2" w:sz="4"/>
+          <w:insideV w:val="single" w:color="C7D9E2" w:sz="4"/>
+        </w:tblBorders>
+      </w:tblPr>
+      <w:tblGrid>
+        <w:gridCol w:w="3000"/>
+        <w:gridCol w:w="6360"/>
+      </w:tblGrid>
+      <w:tr>
+        <w:trPr>
+          <w:tblHeader/>
+        </w:trPr>
+        <w:tc>
+          <w:tcPr>
+            <w:tcW w:type="dxa" w:w="3000"/>
+            <w:shd w:fill="F1F7FA" w:color="auto" w:val="clear"/>
+            <w:tcMar>
+              <w:top w:type="dxa" w:w="90"/>
+              <w:left w:type="dxa" w:w="120"/>
+              <w:bottom w:type="dxa" w:w="90"/>
+              <w:right w:type="dxa" w:w="120"/>
+            </w:tcMar>
+          </w:tcPr>
+          <w:p>
+            <w:pPr>
+              <w:spacing w:after="0" w:before="0" w:line="288" w:lineRule="auto"/>
+            </w:pPr>
+            <w:r>
+              <w:rPr>
+                <w:rFonts w:ascii="Arial" w:cs="Arial" w:eastAsia="Arial" w:hAnsi="Arial"/>
+                <w:b/>
+                <w:bCs/>
+                <w:color w:val="20647C"/>
+                <w:sz w:val="16"/>
+                <w:szCs w:val="16"/>
+              </w:rPr>
+              <w:t xml:space="preserve">RECORD</w:t>
+            </w:r>
+          </w:p>
+        </w:tc>
+        <w:tc>
+          <w:tcPr>
+            <w:tcW w:type="dxa" w:w="6360"/>
+            <w:shd w:fill="F1F7FA" w:color="auto" w:val="clear"/>
+            <w:tcMar>
+              <w:top w:type="dxa" w:w="90"/>
+              <w:left w:type="dxa" w:w="120"/>
+              <w:bottom w:type="dxa" w:w="90"/>
+              <w:right w:type="dxa" w:w="120"/>
+            </w:tcMar>
+          </w:tcPr>
+          <w:p>
+            <w:pPr>
+              <w:spacing w:after="0" w:before="0" w:line="288" w:lineRule="auto"/>
+            </w:pPr>
+            <w:r>
+              <w:rPr>
+                <w:rFonts w:ascii="Arial" w:cs="Arial" w:eastAsia="Arial" w:hAnsi="Arial"/>
+                <w:b/>
+                <w:bCs/>
+                <w:color w:val="20647C"/>
+                <w:sz w:val="16"/>
+                <w:szCs w:val="16"/>
+              </w:rPr>
+              <w:t xml:space="preserve">YOUR OBSERVATION</w:t>
+            </w:r>
+          </w:p>
+        </w:tc>
+      </w:tr>
+      <w:tr>
+        <w:trPr>
+          <w:cantSplit/>
+        </w:trPr>
+        <w:tc>
+          <w:tcPr>
+            <w:tcW w:type="dxa" w:w="3000"/>
+            <w:tcMar>
+              <w:top w:type="dxa" w:w="90"/>
+              <w:left w:type="dxa" w:w="120"/>
+              <w:bottom w:type="dxa" w:w="90"/>
+              <w:right w:type="dxa" w:w="120"/>
+            </w:tcMar>
+          </w:tcPr>
+          <w:p>
+            <w:pPr>
+              <w:spacing w:after="0" w:before="0" w:line="288" w:lineRule="auto"/>
+            </w:pPr>
+            <w:r>
+              <w:rPr>
+                <w:rFonts w:ascii="Arial" w:cs="Arial" w:eastAsia="Arial" w:hAnsi="Arial"/>
+                <w:color w:val="193448"/>
+                <w:sz w:val="19"/>
+                <w:szCs w:val="19"/>
+              </w:rPr>
+              <w:t xml:space="preserve">Host(s) and time collected</w:t>
+            </w:r>
+          </w:p>
+        </w:tc>
+        <w:tc>
+          <w:tcPr>
+            <w:tcW w:type="dxa" w:w="6360"/>
+            <w:tcMar>
+              <w:top w:type="dxa" w:w="90"/>
+              <w:left w:type="dxa" w:w="120"/>
+              <w:bottom w:type="dxa" w:w="90"/>
+              <w:right w:type="dxa" w:w="120"/>
+            </w:tcMar>
+          </w:tcPr>
+          <w:p>
+            <w:pPr>
+              <w:spacing w:after="0" w:before="0" w:line="288" w:lineRule="auto"/>
+            </w:pPr>
+            <w:r>
+              <w:rPr>
+                <w:rFonts w:ascii="Arial" w:cs="Arial" w:eastAsia="Arial" w:hAnsi="Arial"/>
+                <w:color w:val="193448"/>
+                <w:sz w:val="21"/>
+                <w:szCs w:val="21"/>
+              </w:rPr>
+              <w:t xml:space="preserve"> </w:t>
+            </w:r>
+          </w:p>
+          <w:p>
+            <w:pPr>
+              <w:spacing w:after="0" w:before="0" w:line="288" w:lineRule="auto"/>
+            </w:pPr>
+            <w:r>
+              <w:rPr>
+                <w:rFonts w:ascii="Arial" w:cs="Arial" w:eastAsia="Arial" w:hAnsi="Arial"/>
+                <w:color w:val="193448"/>
+                <w:sz w:val="21"/>
+                <w:szCs w:val="21"/>
+              </w:rPr>
+              <w:t xml:space="preserve"> </w:t>
+            </w:r>
+          </w:p>
+        </w:tc>
+      </w:tr>
+      <w:tr>
+        <w:trPr>
+          <w:cantSplit/>
+        </w:trPr>
+        <w:tc>
+          <w:tcPr>
+            <w:tcW w:type="dxa" w:w="3000"/>
+            <w:tcMar>
+              <w:top w:type="dxa" w:w="90"/>
+              <w:left w:type="dxa" w:w="120"/>
+              <w:bottom w:type="dxa" w:w="90"/>
+              <w:right w:type="dxa" w:w="120"/>
+            </w:tcMar>
+          </w:tcPr>
+          <w:p>
+            <w:pPr>
+              <w:spacing w:after="0" w:before="0" w:line="288" w:lineRule="auto"/>
+            </w:pPr>
+            <w:r>
+              <w:rPr>
+                <w:rFonts w:ascii="Arial" w:cs="Arial" w:eastAsia="Arial" w:hAnsi="Arial"/>
+                <w:color w:val="193448"/>
+                <w:sz w:val="19"/>
+                <w:szCs w:val="19"/>
+              </w:rPr>
+              <w:t xml:space="preserve">Observed result</w:t>
+            </w:r>
+          </w:p>
+        </w:tc>
+        <w:tc>
+          <w:tcPr>
+            <w:tcW w:type="dxa" w:w="6360"/>
+            <w:tcMar>
+              <w:top w:type="dxa" w:w="90"/>
+              <w:left w:type="dxa" w:w="120"/>
+              <w:bottom w:type="dxa" w:w="90"/>
+              <w:right w:type="dxa" w:w="120"/>
+            </w:tcMar>
+          </w:tcPr>
+          <w:p>
+            <w:pPr>
+              <w:spacing w:after="0" w:before="0" w:line="288" w:lineRule="auto"/>
+            </w:pPr>
+            <w:r>
+              <w:rPr>
+                <w:rFonts w:ascii="Arial" w:cs="Arial" w:eastAsia="Arial" w:hAnsi="Arial"/>
+                <w:color w:val="193448"/>
+                <w:sz w:val="21"/>
+                <w:szCs w:val="21"/>
+              </w:rPr>
+              <w:t xml:space="preserve"> </w:t>
+            </w:r>
+          </w:p>
+          <w:p>
+            <w:pPr>
+              <w:spacing w:after="0" w:before="0" w:line="288" w:lineRule="auto"/>
+            </w:pPr>
+            <w:r>
+              <w:rPr>
+                <w:rFonts w:ascii="Arial" w:cs="Arial" w:eastAsia="Arial" w:hAnsi="Arial"/>
+                <w:color w:val="193448"/>
+                <w:sz w:val="21"/>
+                <w:szCs w:val="21"/>
+              </w:rPr>
+              <w:t xml:space="preserve"> </w:t>
+            </w:r>
+          </w:p>
+        </w:tc>
+      </w:tr>
+      <w:tr>
+        <w:trPr>
+          <w:cantSplit/>
+        </w:trPr>
+        <w:tc>
+          <w:tcPr>
+            <w:tcW w:type="dxa" w:w="3000"/>
+            <w:tcMar>
+              <w:top w:type="dxa" w:w="90"/>
+              <w:left w:type="dxa" w:w="120"/>
+              <w:bottom w:type="dxa" w:w="90"/>
+              <w:right w:type="dxa" w:w="120"/>
+            </w:tcMar>
+          </w:tcPr>
+          <w:p>
+            <w:pPr>
+              <w:spacing w:after="0" w:before="0" w:line="288" w:lineRule="auto"/>
+            </w:pPr>
+            <w:r>
+              <w:rPr>
+                <w:rFonts w:ascii="Arial" w:cs="Arial" w:eastAsia="Arial" w:hAnsi="Arial"/>
+                <w:color w:val="193448"/>
+                <w:sz w:val="19"/>
+                <w:szCs w:val="19"/>
+              </w:rPr>
+              <w:t xml:space="preserve">Differences from the plan</w:t>
+            </w:r>
+          </w:p>
+        </w:tc>
+        <w:tc>
+          <w:tcPr>
+            <w:tcW w:type="dxa" w:w="6360"/>
+            <w:tcMar>
+              <w:top w:type="dxa" w:w="90"/>
+              <w:left w:type="dxa" w:w="120"/>
+              <w:bottom w:type="dxa" w:w="90"/>
+              <w:right w:type="dxa" w:w="120"/>
+            </w:tcMar>
+          </w:tcPr>
+          <w:p>
+            <w:pPr>
+              <w:spacing w:after="0" w:before="0" w:line="288" w:lineRule="auto"/>
+            </w:pPr>
+            <w:r>
+              <w:rPr>
+                <w:rFonts w:ascii="Arial" w:cs="Arial" w:eastAsia="Arial" w:hAnsi="Arial"/>
+                <w:color w:val="193448"/>
+                <w:sz w:val="21"/>
+                <w:szCs w:val="21"/>
+              </w:rPr>
+              <w:t xml:space="preserve"> </w:t>
+            </w:r>
+          </w:p>
+          <w:p>
+            <w:pPr>
+              <w:spacing w:after="0" w:before="0" w:line="288" w:lineRule="auto"/>
+            </w:pPr>
+            <w:r>
+              <w:rPr>
+                <w:rFonts w:ascii="Arial" w:cs="Arial" w:eastAsia="Arial" w:hAnsi="Arial"/>
+                <w:color w:val="193448"/>
+                <w:sz w:val="21"/>
+                <w:szCs w:val="21"/>
+              </w:rPr>
+              <w:t xml:space="preserve"> </w:t>
+            </w:r>
+          </w:p>
+        </w:tc>
+      </w:tr>
+      <w:tr>
+        <w:trPr>
+          <w:cantSplit/>
+        </w:trPr>
+        <w:tc>
+          <w:tcPr>
+            <w:tcW w:type="dxa" w:w="3000"/>
+            <w:tcMar>
+              <w:top w:type="dxa" w:w="90"/>
+              <w:left w:type="dxa" w:w="120"/>
+              <w:bottom w:type="dxa" w:w="90"/>
+              <w:right w:type="dxa" w:w="120"/>
+            </w:tcMar>
+          </w:tcPr>
+          <w:p>
+            <w:pPr>
+              <w:spacing w:after="0" w:before="0" w:line="288" w:lineRule="auto"/>
+            </w:pPr>
+            <w:r>
+              <w:rPr>
+                <w:rFonts w:ascii="Arial" w:cs="Arial" w:eastAsia="Arial" w:hAnsi="Arial"/>
+                <w:color w:val="193448"/>
+                <w:sz w:val="19"/>
+                <w:szCs w:val="19"/>
+              </w:rPr>
+              <w:t xml:space="preserve">Evidence file names</w:t>
+            </w:r>
+          </w:p>
+        </w:tc>
+        <w:tc>
+          <w:tcPr>
+            <w:tcW w:type="dxa" w:w="6360"/>
+            <w:tcMar>
+              <w:top w:type="dxa" w:w="90"/>
+              <w:left w:type="dxa" w:w="120"/>
+              <w:bottom w:type="dxa" w:w="90"/>
+              <w:right w:type="dxa" w:w="120"/>
+            </w:tcMar>
+          </w:tcPr>
+          <w:p>
+            <w:pPr>
+              <w:spacing w:after="0" w:before="0" w:line="288" w:lineRule="auto"/>
+            </w:pPr>
+            <w:r>
+              <w:rPr>
+                <w:rFonts w:ascii="Arial" w:cs="Arial" w:eastAsia="Arial" w:hAnsi="Arial"/>
+                <w:color w:val="193448"/>
+                <w:sz w:val="21"/>
+                <w:szCs w:val="21"/>
+              </w:rPr>
+              <w:t xml:space="preserve"> </w:t>
+            </w:r>
+          </w:p>
+          <w:p>
+            <w:pPr>
+              <w:spacing w:after="0" w:before="0" w:line="288" w:lineRule="auto"/>
+            </w:pPr>
+            <w:r>
+              <w:rPr>
+                <w:rFonts w:ascii="Arial" w:cs="Arial" w:eastAsia="Arial" w:hAnsi="Arial"/>
+                <w:color w:val="193448"/>
+                <w:sz w:val="21"/>
+                <w:szCs w:val="21"/>
+              </w:rPr>
+              <w:t xml:space="preserve"> </w:t>
+            </w:r>
+          </w:p>
+        </w:tc>
+      </w:tr>
+      <w:tr>
+        <w:trPr>
+          <w:cantSplit/>
+        </w:trPr>
+        <w:tc>
+          <w:tcPr>
+            <w:tcW w:type="dxa" w:w="3000"/>
+            <w:tcMar>
+              <w:top w:type="dxa" w:w="90"/>
+              <w:left w:type="dxa" w:w="120"/>
+              <w:bottom w:type="dxa" w:w="90"/>
+              <w:right w:type="dxa" w:w="120"/>
+            </w:tcMar>
+          </w:tcPr>
+          <w:p>
+            <w:pPr>
+              <w:spacing w:after="0" w:before="0" w:line="288" w:lineRule="auto"/>
+            </w:pPr>
+            <w:r>
+              <w:rPr>
+                <w:rFonts w:ascii="Arial" w:cs="Arial" w:eastAsia="Arial" w:hAnsi="Arial"/>
+                <w:color w:val="193448"/>
+                <w:sz w:val="19"/>
+                <w:szCs w:val="19"/>
+              </w:rPr>
+              <w:t xml:space="preserve">Open items or findings</w:t>
+            </w:r>
+          </w:p>
+        </w:tc>
+        <w:tc>
+          <w:tcPr>
+            <w:tcW w:type="dxa" w:w="6360"/>
+            <w:tcMar>
+              <w:top w:type="dxa" w:w="90"/>
+              <w:left w:type="dxa" w:w="120"/>
+              <w:bottom w:type="dxa" w:w="90"/>
+              <w:right w:type="dxa" w:w="120"/>
+            </w:tcMar>
+          </w:tcPr>
+          <w:p>
+            <w:pPr>
+              <w:spacing w:after="0" w:before="0" w:line="288" w:lineRule="auto"/>
+            </w:pPr>
+            <w:r>
+              <w:rPr>
+                <w:rFonts w:ascii="Arial" w:cs="Arial" w:eastAsia="Arial" w:hAnsi="Arial"/>
+                <w:color w:val="193448"/>
+                <w:sz w:val="21"/>
+                <w:szCs w:val="21"/>
+              </w:rPr>
+              <w:t xml:space="preserve"> </w:t>
+            </w:r>
+          </w:p>
+          <w:p>
+            <w:pPr>
+              <w:spacing w:after="0" w:before="0" w:line="288" w:lineRule="auto"/>
+            </w:pPr>
+            <w:r>
+              <w:rPr>
+                <w:rFonts w:ascii="Arial" w:cs="Arial" w:eastAsia="Arial" w:hAnsi="Arial"/>
+                <w:color w:val="193448"/>
+                <w:sz w:val="21"/>
+                <w:szCs w:val="21"/>
+              </w:rPr>
+              <w:t xml:space="preserve"> </w:t>
+            </w:r>
+          </w:p>
+        </w:tc>
+      </w:tr>
+    </w:tbl>
+    <w:p>
+      <w:pPr>
+        <w:pStyle w:val="Heading2"/>
+        <w:keepNext/>
+        <w:spacing w:after="100" w:before="200"/>
+      </w:pPr>
+      <w:r>
+        <w:rPr>
+          <w:rFonts w:ascii="Arial" w:cs="Arial" w:eastAsia="Arial" w:hAnsi="Arial"/>
+          <w:b/>
+          <w:bCs/>
+          <w:color w:val="193448"/>
+          <w:sz w:val="26"/>
+          <w:szCs w:val="26"/>
+        </w:rPr>
+        <w:t xml:space="preserve">Think it through</w:t>
+      </w:r>
+    </w:p>
+    <w:p>
+      <w:pPr>
+        <w:spacing w:after="120" w:before="0" w:line="288" w:lineRule="auto"/>
+      </w:pPr>
+      <w:r>
+        <w:rPr>
+          <w:rFonts w:ascii="Arial" w:cs="Arial" w:eastAsia="Arial" w:hAnsi="Arial"/>
+          <w:color w:val="193448"/>
+          <w:sz w:val="21"/>
+          <w:szCs w:val="21"/>
+        </w:rPr>
+        <w:t xml:space="preserve">What does a hands-free pilot enrollment prove?</w:t>
+      </w:r>
+    </w:p>
+    <w:p>
+      <w:pPr>
+        <w:pBdr>
+          <w:bottom w:val="single" w:color="C7D9E2" w:sz="4" w:space="1"/>
+        </w:pBdr>
+        <w:spacing w:after="0" w:before="0" w:line="288" w:lineRule="auto"/>
+      </w:pPr>
+      <w:r>
+        <w:rPr>
+          <w:rFonts w:ascii="Arial" w:cs="Arial" w:eastAsia="Arial" w:hAnsi="Arial"/>
+          <w:color w:val="193448"/>
+          <w:sz w:val="21"/>
+          <w:szCs w:val="21"/>
+        </w:rPr>
+        <w:t xml:space="preserve"> </w:t>
+      </w:r>
+    </w:p>
+    <w:p>
+      <w:pPr>
+        <w:spacing w:after="120" w:before="0"/>
+      </w:pPr>
+      <w:r>
+        <w:rPr>
+          <w:rFonts w:ascii="Arial" w:cs="Arial" w:eastAsia="Arial" w:hAnsi="Arial"/>
+          <w:color w:val="193448"/>
+          <w:sz w:val="8"/>
+          <w:szCs w:val="8"/>
+        </w:rPr>
+        <w:t xml:space="preserve"> </w:t>
+      </w:r>
+    </w:p>
+    <w:p>
+      <w:pPr>
+        <w:pBdr>
+          <w:bottom w:val="single" w:color="C7D9E2" w:sz="4" w:space="1"/>
+        </w:pBdr>
+        <w:spacing w:after="0" w:before="0" w:line="288" w:lineRule="auto"/>
+      </w:pPr>
+      <w:r>
+        <w:rPr>
+          <w:rFonts w:ascii="Arial" w:cs="Arial" w:eastAsia="Arial" w:hAnsi="Arial"/>
+          <w:color w:val="193448"/>
+          <w:sz w:val="21"/>
+          <w:szCs w:val="21"/>
+        </w:rPr>
+        <w:t xml:space="preserve"> </w:t>
+      </w:r>
+    </w:p>
+    <w:p>
+      <w:pPr>
+        <w:spacing w:after="120" w:before="0"/>
+      </w:pPr>
+      <w:r>
+        <w:rPr>
+          <w:rFonts w:ascii="Arial" w:cs="Arial" w:eastAsia="Arial" w:hAnsi="Arial"/>
+          <w:color w:val="193448"/>
+          <w:sz w:val="8"/>
+          <w:szCs w:val="8"/>
+        </w:rPr>
+        <w:t xml:space="preserve"> </w:t>
+      </w:r>
+    </w:p>
+    <w:p>
+      <w:pPr>
+        <w:pBdr>
+          <w:left w:val="single" w:color="20647C" w:sz="18" w:space="8"/>
+        </w:pBdr>
+        <w:shd w:fill="F1F7FA" w:color="auto" w:val="clear"/>
+        <w:spacing w:after="160" w:before="120" w:line="288" w:lineRule="auto"/>
+        <w:ind w:left="160" w:right="160"/>
+      </w:pPr>
+      <w:r>
+        <w:rPr>
+          <w:rFonts w:ascii="Arial" w:cs="Arial" w:eastAsia="Arial" w:hAnsi="Arial"/>
+          <w:b/>
+          <w:bCs/>
+          <w:color w:val="20647C"/>
+          <w:sz w:val="17"/>
+          <w:szCs w:val="17"/>
+        </w:rPr>
+        <w:t xml:space="preserve">REMEMBER  </w:t>
+      </w:r>
+      <w:r>
+        <w:rPr>
+          <w:rFonts w:ascii="Arial" w:cs="Arial" w:eastAsia="Arial" w:hAnsi="Arial"/>
+          <w:color w:val="193448"/>
+          <w:sz w:val="20"/>
+          <w:szCs w:val="20"/>
+        </w:rPr>
+        <w:t xml:space="preserve">Pilot autoenrollment works end to end, with live revocation retrieval from pki.sbd.test.  A revoked test certificate is rejected for the expected reason.  Renewal, backup, and recovery each have an owner and a date; delta scans close the PKI chapter.</w:t>
       </w:r>
     </w:p>
     <w:p>
@@ -6715,6 +10730,23 @@
             <w:u w:val="single"/>
           </w:rPr>
           <w:t xml:space="preserve">Microsoft · Certutil reference</w:t>
+        </w:r>
+      </w:hyperlink>
+    </w:p>
+    <w:p>
+      <w:pPr>
+        <w:spacing w:after="60" w:before="0" w:line="288" w:lineRule="auto"/>
+      </w:pPr>
+      <w:hyperlink w:history="1" r:id="rId21">
+        <w:r>
+          <w:rPr>
+            <w:rFonts w:ascii="Arial" w:cs="Arial" w:eastAsia="Arial" w:hAnsi="Arial"/>
+            <w:color w:val="20647C"/>
+            <w:sz w:val="18"/>
+            <w:szCs w:val="18"/>
+            <w:u w:val="single"/>
+          </w:rPr>
+          <w:t xml:space="preserve">Microsoft · Configure certificate autoenrollment</w:t>
         </w:r>
       </w:hyperlink>
     </w:p>
@@ -7241,7 +11273,7 @@
                 <w:sz w:val="19"/>
                 <w:szCs w:val="19"/>
               </w:rPr>
-              <w:t xml:space="preserve">05  Activate issuance and publish trust data</w:t>
+              <w:t xml:space="preserve">05  Activate the issuing CA and distribute trust</w:t>
             </w:r>
           </w:p>
         </w:tc>
@@ -7321,7 +11353,327 @@
                 <w:sz w:val="19"/>
                 <w:szCs w:val="19"/>
               </w:rPr>
-              <w:t xml:space="preserve">06  Validate enrollment, revocation, and recovery</w:t>
+              <w:t xml:space="preserve">06  Build the pki.sbd.test publication site</w:t>
+            </w:r>
+          </w:p>
+        </w:tc>
+        <w:tc>
+          <w:tcPr>
+            <w:tcW w:type="dxa" w:w="1800"/>
+            <w:tcMar>
+              <w:top w:type="dxa" w:w="90"/>
+              <w:left w:type="dxa" w:w="120"/>
+              <w:bottom w:type="dxa" w:w="90"/>
+              <w:right w:type="dxa" w:w="120"/>
+            </w:tcMar>
+          </w:tcPr>
+          <w:p>
+            <w:pPr>
+              <w:spacing w:after="0" w:before="0" w:line="288" w:lineRule="auto"/>
+            </w:pPr>
+            <w:r>
+              <w:rPr>
+                <w:rFonts w:ascii="Arial" w:cs="Arial" w:eastAsia="Arial" w:hAnsi="Arial"/>
+                <w:color w:val="526B7E"/>
+                <w:sz w:val="19"/>
+                <w:szCs w:val="19"/>
+              </w:rPr>
+              <w:t xml:space="preserve">☐ yes</w:t>
+            </w:r>
+          </w:p>
+        </w:tc>
+        <w:tc>
+          <w:tcPr>
+            <w:tcW w:type="dxa" w:w="2000"/>
+            <w:tcMar>
+              <w:top w:type="dxa" w:w="90"/>
+              <w:left w:type="dxa" w:w="120"/>
+              <w:bottom w:type="dxa" w:w="90"/>
+              <w:right w:type="dxa" w:w="120"/>
+            </w:tcMar>
+          </w:tcPr>
+          <w:p>
+            <w:pPr>
+              <w:spacing w:after="0" w:before="0" w:line="288" w:lineRule="auto"/>
+            </w:pPr>
+            <w:r>
+              <w:rPr>
+                <w:rFonts w:ascii="Arial" w:cs="Arial" w:eastAsia="Arial" w:hAnsi="Arial"/>
+                <w:color w:val="193448"/>
+                <w:sz w:val="21"/>
+                <w:szCs w:val="21"/>
+              </w:rPr>
+              <w:t xml:space="preserve"> </w:t>
+            </w:r>
+          </w:p>
+        </w:tc>
+      </w:tr>
+      <w:tr>
+        <w:trPr>
+          <w:cantSplit/>
+        </w:trPr>
+        <w:tc>
+          <w:tcPr>
+            <w:tcW w:type="dxa" w:w="5560"/>
+            <w:tcMar>
+              <w:top w:type="dxa" w:w="90"/>
+              <w:left w:type="dxa" w:w="120"/>
+              <w:bottom w:type="dxa" w:w="90"/>
+              <w:right w:type="dxa" w:w="120"/>
+            </w:tcMar>
+          </w:tcPr>
+          <w:p>
+            <w:pPr>
+              <w:spacing w:after="0" w:before="0" w:line="288" w:lineRule="auto"/>
+            </w:pPr>
+            <w:r>
+              <w:rPr>
+                <w:rFonts w:ascii="Arial" w:cs="Arial" w:eastAsia="Arial" w:hAnsi="Arial"/>
+                <w:color w:val="193448"/>
+                <w:sz w:val="19"/>
+                <w:szCs w:val="19"/>
+              </w:rPr>
+              <w:t xml:space="preserve">07  Publish the trust data at its advertised URLs</w:t>
+            </w:r>
+          </w:p>
+        </w:tc>
+        <w:tc>
+          <w:tcPr>
+            <w:tcW w:type="dxa" w:w="1800"/>
+            <w:tcMar>
+              <w:top w:type="dxa" w:w="90"/>
+              <w:left w:type="dxa" w:w="120"/>
+              <w:bottom w:type="dxa" w:w="90"/>
+              <w:right w:type="dxa" w:w="120"/>
+            </w:tcMar>
+          </w:tcPr>
+          <w:p>
+            <w:pPr>
+              <w:spacing w:after="0" w:before="0" w:line="288" w:lineRule="auto"/>
+            </w:pPr>
+            <w:r>
+              <w:rPr>
+                <w:rFonts w:ascii="Arial" w:cs="Arial" w:eastAsia="Arial" w:hAnsi="Arial"/>
+                <w:color w:val="526B7E"/>
+                <w:sz w:val="19"/>
+                <w:szCs w:val="19"/>
+              </w:rPr>
+              <w:t xml:space="preserve">☐ yes</w:t>
+            </w:r>
+          </w:p>
+        </w:tc>
+        <w:tc>
+          <w:tcPr>
+            <w:tcW w:type="dxa" w:w="2000"/>
+            <w:tcMar>
+              <w:top w:type="dxa" w:w="90"/>
+              <w:left w:type="dxa" w:w="120"/>
+              <w:bottom w:type="dxa" w:w="90"/>
+              <w:right w:type="dxa" w:w="120"/>
+            </w:tcMar>
+          </w:tcPr>
+          <w:p>
+            <w:pPr>
+              <w:spacing w:after="0" w:before="0" w:line="288" w:lineRule="auto"/>
+            </w:pPr>
+            <w:r>
+              <w:rPr>
+                <w:rFonts w:ascii="Arial" w:cs="Arial" w:eastAsia="Arial" w:hAnsi="Arial"/>
+                <w:color w:val="193448"/>
+                <w:sz w:val="21"/>
+                <w:szCs w:val="21"/>
+              </w:rPr>
+              <w:t xml:space="preserve"> </w:t>
+            </w:r>
+          </w:p>
+        </w:tc>
+      </w:tr>
+      <w:tr>
+        <w:trPr>
+          <w:cantSplit/>
+        </w:trPr>
+        <w:tc>
+          <w:tcPr>
+            <w:tcW w:type="dxa" w:w="5560"/>
+            <w:tcMar>
+              <w:top w:type="dxa" w:w="90"/>
+              <w:left w:type="dxa" w:w="120"/>
+              <w:bottom w:type="dxa" w:w="90"/>
+              <w:right w:type="dxa" w:w="120"/>
+            </w:tcMar>
+          </w:tcPr>
+          <w:p>
+            <w:pPr>
+              <w:spacing w:after="0" w:before="0" w:line="288" w:lineRule="auto"/>
+            </w:pPr>
+            <w:r>
+              <w:rPr>
+                <w:rFonts w:ascii="Arial" w:cs="Arial" w:eastAsia="Arial" w:hAnsi="Arial"/>
+                <w:color w:val="193448"/>
+                <w:sz w:val="19"/>
+                <w:szCs w:val="19"/>
+              </w:rPr>
+              <w:t xml:space="preserve">08  Separate template administration</w:t>
+            </w:r>
+          </w:p>
+        </w:tc>
+        <w:tc>
+          <w:tcPr>
+            <w:tcW w:type="dxa" w:w="1800"/>
+            <w:tcMar>
+              <w:top w:type="dxa" w:w="90"/>
+              <w:left w:type="dxa" w:w="120"/>
+              <w:bottom w:type="dxa" w:w="90"/>
+              <w:right w:type="dxa" w:w="120"/>
+            </w:tcMar>
+          </w:tcPr>
+          <w:p>
+            <w:pPr>
+              <w:spacing w:after="0" w:before="0" w:line="288" w:lineRule="auto"/>
+            </w:pPr>
+            <w:r>
+              <w:rPr>
+                <w:rFonts w:ascii="Arial" w:cs="Arial" w:eastAsia="Arial" w:hAnsi="Arial"/>
+                <w:color w:val="526B7E"/>
+                <w:sz w:val="19"/>
+                <w:szCs w:val="19"/>
+              </w:rPr>
+              <w:t xml:space="preserve">☐ yes</w:t>
+            </w:r>
+          </w:p>
+        </w:tc>
+        <w:tc>
+          <w:tcPr>
+            <w:tcW w:type="dxa" w:w="2000"/>
+            <w:tcMar>
+              <w:top w:type="dxa" w:w="90"/>
+              <w:left w:type="dxa" w:w="120"/>
+              <w:bottom w:type="dxa" w:w="90"/>
+              <w:right w:type="dxa" w:w="120"/>
+            </w:tcMar>
+          </w:tcPr>
+          <w:p>
+            <w:pPr>
+              <w:spacing w:after="0" w:before="0" w:line="288" w:lineRule="auto"/>
+            </w:pPr>
+            <w:r>
+              <w:rPr>
+                <w:rFonts w:ascii="Arial" w:cs="Arial" w:eastAsia="Arial" w:hAnsi="Arial"/>
+                <w:color w:val="193448"/>
+                <w:sz w:val="21"/>
+                <w:szCs w:val="21"/>
+              </w:rPr>
+              <w:t xml:space="preserve"> </w:t>
+            </w:r>
+          </w:p>
+        </w:tc>
+      </w:tr>
+      <w:tr>
+        <w:trPr>
+          <w:cantSplit/>
+        </w:trPr>
+        <w:tc>
+          <w:tcPr>
+            <w:tcW w:type="dxa" w:w="5560"/>
+            <w:tcMar>
+              <w:top w:type="dxa" w:w="90"/>
+              <w:left w:type="dxa" w:w="120"/>
+              <w:bottom w:type="dxa" w:w="90"/>
+              <w:right w:type="dxa" w:w="120"/>
+            </w:tcMar>
+          </w:tcPr>
+          <w:p>
+            <w:pPr>
+              <w:spacing w:after="0" w:before="0" w:line="288" w:lineRule="auto"/>
+            </w:pPr>
+            <w:r>
+              <w:rPr>
+                <w:rFonts w:ascii="Arial" w:cs="Arial" w:eastAsia="Arial" w:hAnsi="Arial"/>
+                <w:color w:val="193448"/>
+                <w:sz w:val="19"/>
+                <w:szCs w:val="19"/>
+              </w:rPr>
+              <w:t xml:space="preserve">09  Publish the first working templates</w:t>
+            </w:r>
+          </w:p>
+        </w:tc>
+        <w:tc>
+          <w:tcPr>
+            <w:tcW w:type="dxa" w:w="1800"/>
+            <w:tcMar>
+              <w:top w:type="dxa" w:w="90"/>
+              <w:left w:type="dxa" w:w="120"/>
+              <w:bottom w:type="dxa" w:w="90"/>
+              <w:right w:type="dxa" w:w="120"/>
+            </w:tcMar>
+          </w:tcPr>
+          <w:p>
+            <w:pPr>
+              <w:spacing w:after="0" w:before="0" w:line="288" w:lineRule="auto"/>
+            </w:pPr>
+            <w:r>
+              <w:rPr>
+                <w:rFonts w:ascii="Arial" w:cs="Arial" w:eastAsia="Arial" w:hAnsi="Arial"/>
+                <w:color w:val="526B7E"/>
+                <w:sz w:val="19"/>
+                <w:szCs w:val="19"/>
+              </w:rPr>
+              <w:t xml:space="preserve">☐ yes</w:t>
+            </w:r>
+          </w:p>
+        </w:tc>
+        <w:tc>
+          <w:tcPr>
+            <w:tcW w:type="dxa" w:w="2000"/>
+            <w:tcMar>
+              <w:top w:type="dxa" w:w="90"/>
+              <w:left w:type="dxa" w:w="120"/>
+              <w:bottom w:type="dxa" w:w="90"/>
+              <w:right w:type="dxa" w:w="120"/>
+            </w:tcMar>
+          </w:tcPr>
+          <w:p>
+            <w:pPr>
+              <w:spacing w:after="0" w:before="0" w:line="288" w:lineRule="auto"/>
+            </w:pPr>
+            <w:r>
+              <w:rPr>
+                <w:rFonts w:ascii="Arial" w:cs="Arial" w:eastAsia="Arial" w:hAnsi="Arial"/>
+                <w:color w:val="193448"/>
+                <w:sz w:val="21"/>
+                <w:szCs w:val="21"/>
+              </w:rPr>
+              <w:t xml:space="preserve"> </w:t>
+            </w:r>
+          </w:p>
+        </w:tc>
+      </w:tr>
+      <w:tr>
+        <w:trPr>
+          <w:cantSplit/>
+        </w:trPr>
+        <w:tc>
+          <w:tcPr>
+            <w:tcW w:type="dxa" w:w="5560"/>
+            <w:tcMar>
+              <w:top w:type="dxa" w:w="90"/>
+              <w:left w:type="dxa" w:w="120"/>
+              <w:bottom w:type="dxa" w:w="90"/>
+              <w:right w:type="dxa" w:w="120"/>
+            </w:tcMar>
+          </w:tcPr>
+          <w:p>
+            <w:pPr>
+              <w:spacing w:after="0" w:before="0" w:line="288" w:lineRule="auto"/>
+            </w:pPr>
+            <w:r>
+              <w:rPr>
+                <w:rFonts w:ascii="Arial" w:cs="Arial" w:eastAsia="Arial" w:hAnsi="Arial"/>
+                <w:color w:val="193448"/>
+                <w:sz w:val="19"/>
+                <w:szCs w:val="19"/>
+              </w:rPr>
+              <w:t xml:space="preserve">10  Validate enrollment, revocation, and recovery</w:t>
             </w:r>
           </w:p>
         </w:tc>
@@ -7517,7 +11869,7 @@
           <w:sz w:val="21"/>
           <w:szCs w:val="21"/>
         </w:rPr>
-        <w:t xml:space="preserve">That completes Configure a Root CA &amp; issuing CA. Course 1.5 connects and segments the network, and course 1.6 then finishes the PKI services: the pki.sbd.test publication site and template administration.</w:t>
+        <w:t xml:space="preserve">That completes Configure the two-tier PKI. Course 1.5 brings DHCP and the tiered administration plane online before any fleet exists.</w:t>
       </w:r>
     </w:p>
     <w:p>
@@ -7615,7 +11967,7 @@
         <w:sz w:val="15"/>
         <w:szCs w:val="15"/>
       </w:rPr>
-      <w:t xml:space="preserve">© 2026 Secure By Design Team LLC.   Course 1.4 · Materials edition 1.1     </w:t>
+      <w:t xml:space="preserve">© 2026 Secure By Design Team LLC.   Course 1.4 · Materials edition 2.0     </w:t>
     </w:r>
     <w:r>
       <w:rPr>
@@ -7841,6 +12193,54 @@
     </w:lvl>
   </w:abstractNum>
   <w:abstractNum w:abstractNumId="9" w15:restartNumberingAfterBreak="0">
+    <w:multiLevelType w:val="hybridMultilevel"/>
+    <w:lvl w:ilvl="0" w15:tentative="1">
+      <w:start w:val="1"/>
+      <w:numFmt w:val="decimal"/>
+      <w:lvlText w:val="%1."/>
+      <w:lvlJc w:val="left"/>
+      <w:pPr>
+        <w:ind w:left="360" w:hanging="300"/>
+      </w:pPr>
+    </w:lvl>
+  </w:abstractNum>
+  <w:abstractNum w:abstractNumId="10" w15:restartNumberingAfterBreak="0">
+    <w:multiLevelType w:val="hybridMultilevel"/>
+    <w:lvl w:ilvl="0" w15:tentative="1">
+      <w:start w:val="1"/>
+      <w:numFmt w:val="decimal"/>
+      <w:lvlText w:val="%1."/>
+      <w:lvlJc w:val="left"/>
+      <w:pPr>
+        <w:ind w:left="360" w:hanging="300"/>
+      </w:pPr>
+    </w:lvl>
+  </w:abstractNum>
+  <w:abstractNum w:abstractNumId="11" w15:restartNumberingAfterBreak="0">
+    <w:multiLevelType w:val="hybridMultilevel"/>
+    <w:lvl w:ilvl="0" w15:tentative="1">
+      <w:start w:val="1"/>
+      <w:numFmt w:val="decimal"/>
+      <w:lvlText w:val="%1."/>
+      <w:lvlJc w:val="left"/>
+      <w:pPr>
+        <w:ind w:left="360" w:hanging="300"/>
+      </w:pPr>
+    </w:lvl>
+  </w:abstractNum>
+  <w:abstractNum w:abstractNumId="12" w15:restartNumberingAfterBreak="0">
+    <w:multiLevelType w:val="hybridMultilevel"/>
+    <w:lvl w:ilvl="0" w15:tentative="1">
+      <w:start w:val="1"/>
+      <w:numFmt w:val="decimal"/>
+      <w:lvlText w:val="%1."/>
+      <w:lvlJc w:val="left"/>
+      <w:pPr>
+        <w:ind w:left="360" w:hanging="300"/>
+      </w:pPr>
+    </w:lvl>
+  </w:abstractNum>
+  <w:abstractNum w:abstractNumId="13" w15:restartNumberingAfterBreak="0">
     <w:multiLevelType w:val="hybridMultilevel"/>
     <w:lvl w:ilvl="0" w15:tentative="1">
       <w:start w:val="1"/>
@@ -7902,6 +12302,30 @@
   </w:num>
   <w:num w:numId="9">
     <w:abstractNumId w:val="9"/>
+    <w:lvlOverride w:ilvl="0">
+      <w:startOverride w:val="1"/>
+    </w:lvlOverride>
+  </w:num>
+  <w:num w:numId="10">
+    <w:abstractNumId w:val="10"/>
+    <w:lvlOverride w:ilvl="0">
+      <w:startOverride w:val="1"/>
+    </w:lvlOverride>
+  </w:num>
+  <w:num w:numId="11">
+    <w:abstractNumId w:val="11"/>
+    <w:lvlOverride w:ilvl="0">
+      <w:startOverride w:val="1"/>
+    </w:lvlOverride>
+  </w:num>
+  <w:num w:numId="12">
+    <w:abstractNumId w:val="12"/>
+    <w:lvlOverride w:ilvl="0">
+      <w:startOverride w:val="1"/>
+    </w:lvlOverride>
+  </w:num>
+  <w:num w:numId="13">
+    <w:abstractNumId w:val="13"/>
     <w:lvlOverride w:ilvl="0">
       <w:startOverride w:val="1"/>
     </w:lvlOverride>

--- a/public/training/two-tier-pki/SecureByDesign-two-tier-pki-Workbook.docx
+++ b/public/training/two-tier-pki/SecureByDesign-two-tier-pki-Workbook.docx
@@ -150,7 +150,7 @@
           <w:sz w:val="16"/>
           <w:szCs w:val="16"/>
         </w:rPr>
-        <w:t xml:space="preserve">MATERIALS EDITION 2.0    /    COURSE 1.4</w:t>
+        <w:t xml:space="preserve">MATERIALS EDITION 2.1    /    COURSE 1.4</w:t>
       </w:r>
     </w:p>
     <w:p>
@@ -164,7 +164,7 @@
           <w:sz w:val="16"/>
           <w:szCs w:val="16"/>
         </w:rPr>
-        <w:t xml:space="preserve">Updated 8 October 2026  ·  sbd-two-tier-pki</w:t>
+        <w:t xml:space="preserve">Updated 9 October 2026  ·  sbd-two-tier-pki</w:t>
       </w:r>
     </w:p>
     <w:p>
@@ -564,7 +564,7 @@
           <w:sz w:val="21"/>
           <w:szCs w:val="21"/>
         </w:rPr>
-        <w:t xml:space="preserve">Prepare separate Windows Server 2025 hosts: SBD-ROOTCA01 in a disconnected workgroup, SBD-SUBCA01 joined to sbd.test, and SBD-PKI-MGMT01 as a hardened member server at 10.0.30.30 in the Servers OU (course 1.5 moves it, with the issuing CA, to a Tier 0 Servers OU).</w:t>
+        <w:t xml:space="preserve">Prepare separate Windows Server hosts: SBD-ROOTCA01 in a disconnected workgroup, SBD-SUBCA01 joined to sbd.test, and SBD-PKI-MGMT01 as a hardened member server at 10.0.30.30 in the Servers OU (course 1.5 moves it, with the issuing CA, to a Tier 0 Servers OU).</w:t>
       </w:r>
     </w:p>
     <w:p>
@@ -1200,7 +1200,7 @@
           <w:sz w:val="21"/>
           <w:szCs w:val="21"/>
         </w:rPr>
-        <w:t xml:space="preserve">Example values for this lab: the root CA uses an RSA 4096 key with SHA-256 and a 20-year certificate, and publishes a base CRL every 26 weeks with an overlap period and no delta CRL, refreshed at each offline ceremony. The issuing CA uses RSA 4096 (3072 at minimum) with SHA-256 and a 10-year certificate, a weekly base CRL, and a daily delta CRL. End-entity certificates last one to two years. NIST SP 800-57 Part 1 rates RSA 2048 at 112 bits of security, which it accepts for new signatures only through 2030, so a CA that will still be signing after 2030 uses at least 3072 bits (128 bits of security); Windows Server 2025 requires at least 2,048-bit RSA for TLS server authentication.</w:t>
+        <w:t xml:space="preserve">Example values for this lab: the root CA uses an RSA 4096 key with SHA-256 and a 20-year certificate, and publishes a base CRL every 26 weeks with an overlap period and no delta CRL, refreshed at each offline ceremony. The issuing CA uses RSA 4096 (3072 at minimum) with SHA-256 and a 10-year certificate, a weekly base CRL, and a daily delta CRL. End-entity certificates last one to two years. NIST SP 800-57 Part 1 rates RSA 2048 at 112 bits of security, which it accepts for new signatures only through 2030, so a CA that will still be signing after 2030 uses at least 3072 bits (128 bits of security); current Windows Server releases require at least 2,048-bit RSA for TLS server authentication.</w:t>
       </w:r>
     </w:p>
     <w:p>
@@ -8873,7 +8873,7 @@
           <w:sz w:val="21"/>
           <w:szCs w:val="21"/>
         </w:rPr>
-        <w:t xml:space="preserve">Set key sizes and validity that satisfy the Windows Server 2025 minimums.</w:t>
+        <w:t xml:space="preserve">Set key sizes and validity that satisfy current Windows Server minimums.</w:t>
       </w:r>
     </w:p>
     <w:p>
@@ -9645,7 +9645,7 @@
           <w:sz w:val="20"/>
           <w:szCs w:val="20"/>
         </w:rPr>
-        <w:t xml:space="preserve">Two named templates exist, configured on purpose, nothing else published.  Key sizes meet the 2025 floor; permissions are pilot-scoped.  Every template carries its change record.</w:t>
+        <w:t xml:space="preserve">Two named templates exist, configured on purpose, nothing else published.  Key sizes meet the platform's 2,048-bit floor; permissions are pilot-scoped.  Every template carries its change record.</w:t>
       </w:r>
     </w:p>
     <w:p>
@@ -11967,7 +11967,7 @@
         <w:sz w:val="15"/>
         <w:szCs w:val="15"/>
       </w:rPr>
-      <w:t xml:space="preserve">© 2026 Secure By Design Team LLC.   Course 1.4 · Materials edition 2.0     </w:t>
+      <w:t xml:space="preserve">© 2026 Secure By Design Team LLC.   Course 1.4 · Materials edition 2.1     </w:t>
     </w:r>
     <w:r>
       <w:rPr>

--- a/public/training/two-tier-pki/SecureByDesign-two-tier-pki-Workbook.docx
+++ b/public/training/two-tier-pki/SecureByDesign-two-tier-pki-Workbook.docx
@@ -1200,7 +1200,7 @@
           <w:sz w:val="21"/>
           <w:szCs w:val="21"/>
         </w:rPr>
-        <w:t xml:space="preserve">Example values for this lab: the root CA uses an RSA 4096 key with SHA-256 and a 20-year certificate, and publishes a base CRL every 26 weeks with an overlap period and no delta CRL, refreshed at each offline ceremony. The issuing CA uses RSA 4096 (3072 at minimum) with SHA-256 and a 10-year certificate, a weekly base CRL, and a daily delta CRL. End-entity certificates last one to two years. NIST SP 800-57 Part 1 rates RSA 2048 at 112 bits of security, which it accepts for new signatures only through 2030, so a CA that will still be signing after 2030 uses at least 3072 bits (128 bits of security); current Windows Server releases require at least 2,048-bit RSA for TLS server authentication.</w:t>
+        <w:t xml:space="preserve">Example values for this lab: the root CA uses an RSA 4096 key with SHA-256 and a 20-year certificate, and publishes a base CRL every 26 weeks with an overlap period and no delta CRL, refreshed at each offline ceremony. The issuing CA uses RSA 4096 (3072 at minimum) with SHA-256 and a 10-year certificate, a weekly base CRL, and a daily delta CRL. End-entity certificates last one to two years. NIST SP 800-57 Part 1 rates RSA 2048 at 112 bits of security, which it accepts for new signatures only through 2030, so a CA that will still be signing after 2030 uses at least 3072 bits (128 bits of security); the newest Windows Server release requires at least 2,048-bit RSA for TLS server authentication.</w:t>
       </w:r>
     </w:p>
     <w:p>
@@ -8873,7 +8873,7 @@
           <w:sz w:val="21"/>
           <w:szCs w:val="21"/>
         </w:rPr>
-        <w:t xml:space="preserve">Set key sizes and validity that satisfy current Windows Server minimums.</w:t>
+        <w:t xml:space="preserve">Set key sizes and validity that meet the Windows Server minimums.</w:t>
       </w:r>
     </w:p>
     <w:p>

--- a/public/training/two-tier-pki/SecureByDesign-two-tier-pki-Workbook.docx
+++ b/public/training/two-tier-pki/SecureByDesign-two-tier-pki-Workbook.docx
@@ -90,7 +90,7 @@
           <w:sz w:val="16"/>
           <w:szCs w:val="16"/>
         </w:rPr>
-        <w:t xml:space="preserve">COURSE 1.4    /    COMPANION WORKBOOK</w:t>
+        <w:t xml:space="preserve">COURSE 1.6    /    COMPANION WORKBOOK</w:t>
       </w:r>
     </w:p>
     <w:p>
@@ -136,7 +136,7 @@
           <w:sz w:val="21"/>
           <w:szCs w:val="21"/>
         </w:rPr>
-        <w:t xml:space="preserve">Build a complete two-tier public key infrastructure: an offline standalone Root CA and an enterprise issuing CA, signed through a controlled ceremony, with trust data served from pki.sbd.test at the exact embedded URLs, template administration on its own seat, and enrollment and revocation proven end to end.</w:t>
+        <w:t xml:space="preserve">Build a complete two-tier public key infrastructure: an offline standalone Root CA and an enterprise issuing CA, signed through a controlled ceremony, with trust data served from pki.sbd.test at the exact embedded URLs, template administration on its own seat, certificates for both domain controllers, and enrollment and revocation proven end to end.</w:t>
       </w:r>
     </w:p>
     <w:p>
@@ -150,7 +150,7 @@
           <w:sz w:val="16"/>
           <w:szCs w:val="16"/>
         </w:rPr>
-        <w:t xml:space="preserve">MATERIALS EDITION 2.1    /    COURSE 1.4</w:t>
+        <w:t xml:space="preserve">MATERIALS EDITION 2.2    /    COURSE 1.6</w:t>
       </w:r>
     </w:p>
     <w:p>
@@ -164,7 +164,7 @@
           <w:sz w:val="16"/>
           <w:szCs w:val="16"/>
         </w:rPr>
-        <w:t xml:space="preserve">Updated 9 October 2026  ·  sbd-two-tier-pki</w:t>
+        <w:t xml:space="preserve">Updated 14 October 2026  ·  sbd-two-tier-pki</w:t>
       </w:r>
     </w:p>
     <w:p>
@@ -475,7 +475,7 @@
           <w:sz w:val="16"/>
           <w:szCs w:val="16"/>
         </w:rPr>
-        <w:t xml:space="preserve">COURSE 1.4 / PREREQUISITES</w:t>
+        <w:t xml:space="preserve">COURSE 1.6 / PREREQUISITES</w:t>
       </w:r>
     </w:p>
     <w:p>
@@ -508,7 +508,7 @@
           <w:sz w:val="21"/>
           <w:szCs w:val="21"/>
         </w:rPr>
-        <w:t xml:space="preserve">This course builds the whole PKI: a standalone offline Root CA, an enterprise subordinate/issuing CA, the pki.sbd.test publication site on SBD-PKI-MGMT01, and template administration on its own seat. The root stays disconnected; approved removable media carries requests and public artifacts. Publication stays plain HTTP by design — clients must be able to fetch revocation data before they can validate any certificate.</w:t>
+        <w:t xml:space="preserve">This course builds the whole PKI: a standalone offline Root CA, an enterprise subordinate/issuing CA, the pki.sbd.test publication site on SBD-PKI-MGMT01, template administration on its own seat, and certificates for both domain controllers. The root stays disconnected; approved removable media carries requests and public artifacts, and its clock is set from the approved reference at every session. Until course 1.8 builds AdminJumpBox01, work at each server's own console. Publication stays plain HTTP by design — clients must be able to fetch revocation data before they can validate any certificate.</w:t>
       </w:r>
     </w:p>
     <w:p>
@@ -545,7 +545,7 @@
           <w:sz w:val="21"/>
           <w:szCs w:val="21"/>
         </w:rPr>
-        <w:t xml:space="preserve">Complete courses 1.1–1.3 (identity, DNS and time, and the hardened baseline); verify domain health and internal name resolution.</w:t>
+        <w:t xml:space="preserve">Complete courses 1.1–1.5: both domain controllers healthy and replicating, DNS (course 1.2) with the pki.sbd.test alias reserved, the domain time hierarchy (course 1.3), course 1.4's DISA media set and baseline method, and course 1.5's OU structure, member-server policies and exception record; verify domain health and internal name resolution.</w:t>
       </w:r>
     </w:p>
     <w:p>
@@ -564,7 +564,7 @@
           <w:sz w:val="21"/>
           <w:szCs w:val="21"/>
         </w:rPr>
-        <w:t xml:space="preserve">Prepare separate Windows Server hosts: SBD-ROOTCA01 in a disconnected workgroup, SBD-SUBCA01 joined to sbd.test, and SBD-PKI-MGMT01 as a hardened member server at 10.0.30.30 in the Servers OU (course 1.5 moves it, with the issuing CA, to a Tier 0 Servers OU).</w:t>
+        <w:t xml:space="preserve">Prepare separate Windows Server hosts: SBD-ROOTCA01, a disconnected workgroup machine in the offline vault, and two virtual machines with the hypervisor's time synchronization off, taking their time from the domain: SBD-SUBCA01 (10.0.30.20) joined to sbd.test, and SBD-PKI-MGMT01 (10.0.30.30) as a hardened member server, both joined straight into the Servers OU (course 1.8 moves them, with their administration, to a Tier 0 Servers OU).</w:t>
       </w:r>
     </w:p>
     <w:p>
@@ -583,7 +583,7 @@
           <w:sz w:val="21"/>
           <w:szCs w:val="21"/>
         </w:rPr>
-        <w:t xml:space="preserve">Approve the CA names, cryptography, validity periods, publication URLs, administration, backups, and removable-media procedure before installation; confirm the network's service-path register permits HTTP to pki.sbd.test.</w:t>
+        <w:t xml:space="preserve">Approve the CA names, cryptography, validity periods, publication URLs, administration, backups, and removable-media procedure before installation; confirm the network's service-path register permits HTTP to pki.sbd.test (rule F18) and carries a row for certificate enrollment from the domain controllers to SBD-SUBCA01, which lesson 10 relies on.</w:t>
       </w:r>
     </w:p>
     <w:p>
@@ -677,7 +677,7 @@
           <w:sz w:val="21"/>
           <w:szCs w:val="21"/>
         </w:rPr>
-        <w:t xml:space="preserve">Move template administration to a delegated seat and prove autoenrollment and revocation end to end.</w:t>
+        <w:t xml:space="preserve">Move template administration to a delegated seat, give both domain controllers their certificates, and prove autoenrollment and revocation end to end.</w:t>
       </w:r>
     </w:p>
     <w:p>
@@ -2181,7 +2181,7 @@
           <w:sz w:val="21"/>
           <w:szCs w:val="21"/>
         </w:rPr>
-        <w:t xml:space="preserve">Verify SBD-ROOTCA01 is in a workgroup with no active network path. Prepare approved installation media, protected administration, correct time, and backup storage.</w:t>
+        <w:t xml:space="preserve">Verify SBD-ROOTCA01 is in a workgroup with no active network path. Prepare approved installation media, protected administration, and backup storage, and set its clock from the approved reference that course 1.3 names, recording both readings: no network will ever correct this clock.</w:t>
       </w:r>
     </w:p>
     <w:p>
@@ -2304,6 +2304,22 @@
           <w:sz w:val="18"/>
           <w:szCs w:val="18"/>
         </w:rPr>
+        <w:t xml:space="preserve">Get-Date -Format 'yyyy-MM-dd HH:mm:ss.fff K'   # read against the approved reference; log both readings</w:t>
+      </w:r>
+    </w:p>
+    <w:p>
+      <w:pPr>
+        <w:shd w:fill="F1F7FA" w:color="auto" w:val="clear"/>
+        <w:spacing w:after="0" w:before="0" w:line="252" w:lineRule="auto"/>
+        <w:ind w:left="160" w:right="160"/>
+      </w:pPr>
+      <w:r>
+        <w:rPr>
+          <w:rFonts w:ascii="Consolas" w:cs="Consolas" w:eastAsia="Consolas" w:hAnsi="Consolas"/>
+          <w:color w:val="193448"/>
+          <w:sz w:val="18"/>
+          <w:szCs w:val="18"/>
+        </w:rPr>
         <w:t xml:space="preserve">Get-Service CertSvc</w:t>
       </w:r>
     </w:p>
@@ -2398,7 +2414,7 @@
           <w:sz w:val="20"/>
           <w:szCs w:val="20"/>
         </w:rPr>
-        <w:t xml:space="preserve">The host remains disconnected, the CA is standalone/root, requests require approval, and the planned subordinate URLs and 10-year subordinate validity are configured before signing.</w:t>
+        <w:t xml:space="preserve">The host remains disconnected, its clock matches the approved reference, the CA is standalone/root, requests require approval, and the planned subordinate URLs and 10-year subordinate validity are configured before signing.</w:t>
       </w:r>
     </w:p>
     <w:p>
@@ -2430,7 +2446,7 @@
           <w:sz w:val="21"/>
           <w:szCs w:val="21"/>
         </w:rPr>
-        <w:t xml:space="preserve">Evidence to keep: Record the root certificate identity, policy file, publication settings, CRL dates, backup location, and operator sign-off. Protect backups containing private keys.</w:t>
+        <w:t xml:space="preserve">Evidence to keep: Record the root certificate identity, policy file, publication settings, CRL dates, backup location, the clock check, and operator sign-off. Protect backups containing private keys.</w:t>
       </w:r>
     </w:p>
     <w:tbl>
@@ -3210,7 +3226,7 @@
           <w:sz w:val="21"/>
           <w:szCs w:val="21"/>
         </w:rPr>
-        <w:t xml:space="preserve">Confirm SBD-SUBCA01 has its final hostname, domain membership, static address, internal DNS, and correct time. Use a dedicated host and the privileges approved for enterprise CA configuration.</w:t>
+        <w:t xml:space="preserve">Confirm SBD-SUBCA01 has its final hostname, domain membership, static address (10.0.30.20), internal DNS, and its time from the domain hierarchy, with the hypervisor's time synchronization off. Use a dedicated host and the privileges approved for enterprise CA configuration.</w:t>
       </w:r>
     </w:p>
     <w:p>
@@ -3286,6 +3302,22 @@
           <w:szCs w:val="26"/>
         </w:rPr>
         <w:t xml:space="preserve">Check your result</w:t>
+      </w:r>
+    </w:p>
+    <w:p>
+      <w:pPr>
+        <w:shd w:fill="F1F7FA" w:color="auto" w:val="clear"/>
+        <w:spacing w:after="0" w:before="0" w:line="252" w:lineRule="auto"/>
+        <w:ind w:left="160" w:right="160"/>
+      </w:pPr>
+      <w:r>
+        <w:rPr>
+          <w:rFonts w:ascii="Consolas" w:cs="Consolas" w:eastAsia="Consolas" w:hAnsi="Consolas"/>
+          <w:color w:val="193448"/>
+          <w:sz w:val="18"/>
+          <w:szCs w:val="18"/>
+        </w:rPr>
+        <w:t xml:space="preserve">w32tm /query /source   # a domain controller, never Local CMOS Clock or a hypervisor provider</w:t>
       </w:r>
     </w:p>
     <w:p>
@@ -4083,7 +4115,7 @@
           <w:sz w:val="21"/>
           <w:szCs w:val="21"/>
         </w:rPr>
-        <w:t xml:space="preserve">Verify request integrity at the root before submission.</w:t>
+        <w:t xml:space="preserve">Verify the root's clock and the request's integrity before submission.</w:t>
       </w:r>
     </w:p>
     <w:p>
@@ -4158,7 +4190,7 @@
           <w:sz w:val="21"/>
           <w:szCs w:val="21"/>
         </w:rPr>
-        <w:t xml:space="preserve">Use approved removable media and custody procedures to bring the request to the root. Recalculate its hash and compare it with the independently recorded value; inspect the request before submission.</w:t>
+        <w:t xml:space="preserve">Use approved removable media and custody procedures to bring the request to the root. Before signing, read the root's clock against the approved reference and correct it by the measured difference if it is past the threshold: the certificate and CRL dates it signs come from that clock. Recalculate the request's hash, compare it with the independently recorded value, and inspect the request before submission.</w:t>
       </w:r>
     </w:p>
     <w:p>
@@ -4249,6 +4281,38 @@
           <w:sz w:val="18"/>
           <w:szCs w:val="18"/>
         </w:rPr>
+        <w:t xml:space="preserve"># On SBD-ROOTCA01, first: read this against the approved reference and log both readings</w:t>
+      </w:r>
+    </w:p>
+    <w:p>
+      <w:pPr>
+        <w:shd w:fill="F1F7FA" w:color="auto" w:val="clear"/>
+        <w:spacing w:after="0" w:before="0" w:line="252" w:lineRule="auto"/>
+        <w:ind w:left="160" w:right="160"/>
+      </w:pPr>
+      <w:r>
+        <w:rPr>
+          <w:rFonts w:ascii="Consolas" w:cs="Consolas" w:eastAsia="Consolas" w:hAnsi="Consolas"/>
+          <w:color w:val="193448"/>
+          <w:sz w:val="18"/>
+          <w:szCs w:val="18"/>
+        </w:rPr>
+        <w:t xml:space="preserve">Get-Date -Format 'yyyy-MM-dd HH:mm:ss.fff K'</w:t>
+      </w:r>
+    </w:p>
+    <w:p>
+      <w:pPr>
+        <w:shd w:fill="F1F7FA" w:color="auto" w:val="clear"/>
+        <w:spacing w:after="0" w:before="0" w:line="252" w:lineRule="auto"/>
+        <w:ind w:left="160" w:right="160"/>
+      </w:pPr>
+      <w:r>
+        <w:rPr>
+          <w:rFonts w:ascii="Consolas" w:cs="Consolas" w:eastAsia="Consolas" w:hAnsi="Consolas"/>
+          <w:color w:val="193448"/>
+          <w:sz w:val="18"/>
+          <w:szCs w:val="18"/>
+        </w:rPr>
         <w:t xml:space="preserve"># Inspect public artifacts; use your actual approved paths.</w:t>
       </w:r>
     </w:p>
@@ -4327,7 +4391,7 @@
           <w:sz w:val="20"/>
           <w:szCs w:val="20"/>
         </w:rPr>
-        <w:t xml:space="preserve">Artifact identities, signatures, validity, and custody checks pass. The root remains offline; a field dump alone is not end-to-end trust validation.</w:t>
+        <w:t xml:space="preserve">The root's clock matched the approved reference, and artifact identities, signatures, validity, and custody checks pass. The root remains offline; a field dump alone is not end-to-end trust validation.</w:t>
       </w:r>
     </w:p>
     <w:p>
@@ -4359,7 +4423,7 @@
           <w:sz w:val="21"/>
           <w:szCs w:val="21"/>
         </w:rPr>
-        <w:t xml:space="preserve">Evidence to keep: Keep approval, request ID, artifact hashes, verified certificate/CRL properties, media custody, and root shutdown evidence together.</w:t>
+        <w:t xml:space="preserve">Evidence to keep: Keep the clock check, approval, request ID, artifact hashes, verified certificate/CRL properties, media custody, and root shutdown evidence together.</w:t>
       </w:r>
     </w:p>
     <w:tbl>
@@ -5105,7 +5169,7 @@
           <w:sz w:val="21"/>
           <w:szCs w:val="21"/>
         </w:rPr>
-        <w:t xml:space="preserve">Verify the returned artifacts and import the approved root certificate into the issuing server's trusted root store. Complete CA certificate installation through Certification Authority and start Certificate Services.</w:t>
+        <w:t xml:space="preserve">Verify the returned artifacts and add the approved root certificate and the current root CRL to the issuing server's local stores: the CA checks its own chain when it starts, before pki.sbd.test serves those files. Complete CA certificate installation through Certification Authority and start Certificate Services.</w:t>
       </w:r>
     </w:p>
     <w:p>
@@ -5181,6 +5245,54 @@
           <w:szCs w:val="26"/>
         </w:rPr>
         <w:t xml:space="preserve">Check your result</w:t>
+      </w:r>
+    </w:p>
+    <w:p>
+      <w:pPr>
+        <w:shd w:fill="F1F7FA" w:color="auto" w:val="clear"/>
+        <w:spacing w:after="0" w:before="0" w:line="252" w:lineRule="auto"/>
+        <w:ind w:left="160" w:right="160"/>
+      </w:pPr>
+      <w:r>
+        <w:rPr>
+          <w:rFonts w:ascii="Consolas" w:cs="Consolas" w:eastAsia="Consolas" w:hAnsi="Consolas"/>
+          <w:color w:val="193448"/>
+          <w:sz w:val="18"/>
+          <w:szCs w:val="18"/>
+        </w:rPr>
+        <w:t xml:space="preserve"># Before installing the signed certificate: the ceremony's root certificate and CRL, into the local stores</w:t>
+      </w:r>
+    </w:p>
+    <w:p>
+      <w:pPr>
+        <w:shd w:fill="F1F7FA" w:color="auto" w:val="clear"/>
+        <w:spacing w:after="0" w:before="0" w:line="252" w:lineRule="auto"/>
+        <w:ind w:left="160" w:right="160"/>
+      </w:pPr>
+      <w:r>
+        <w:rPr>
+          <w:rFonts w:ascii="Consolas" w:cs="Consolas" w:eastAsia="Consolas" w:hAnsi="Consolas"/>
+          <w:color w:val="193448"/>
+          <w:sz w:val="18"/>
+          <w:szCs w:val="18"/>
+        </w:rPr>
+        <w:t xml:space="preserve">certutil -addstore -f Root C:\CAConfig\RootCA.cer</w:t>
+      </w:r>
+    </w:p>
+    <w:p>
+      <w:pPr>
+        <w:shd w:fill="F1F7FA" w:color="auto" w:val="clear"/>
+        <w:spacing w:after="0" w:before="0" w:line="252" w:lineRule="auto"/>
+        <w:ind w:left="160" w:right="160"/>
+      </w:pPr>
+      <w:r>
+        <w:rPr>
+          <w:rFonts w:ascii="Consolas" w:cs="Consolas" w:eastAsia="Consolas" w:hAnsi="Consolas"/>
+          <w:color w:val="193448"/>
+          <w:sz w:val="18"/>
+          <w:szCs w:val="18"/>
+        </w:rPr>
+        <w:t xml:space="preserve">certutil -addstore -f Root C:\CAConfig\RootCA.crl</w:t>
       </w:r>
     </w:p>
     <w:p>
@@ -5948,7 +6060,7 @@
         <w:pStyle w:val="Heading1"/>
         <w:spacing w:after="120"/>
       </w:pPr>
-      <w:bookmarkStart w:name="lesson-publication" w:id="10"/>
+      <w:bookmarkStart w:name="lesson-publication" w:id="8"/>
       <w:r>
         <w:rPr>
           <w:rFonts w:ascii="Arial" w:cs="Arial" w:eastAsia="Arial" w:hAnsi="Arial"/>
@@ -5960,7 +6072,7 @@
         </w:rPr>
         <w:t xml:space="preserve">Build the pki.sbd.test publication site</w:t>
       </w:r>
-      <w:bookmarkEnd w:id="10"/>
+      <w:bookmarkEnd w:id="8"/>
     </w:p>
     <w:p>
       <w:pPr>
@@ -6101,7 +6213,7 @@
           <w:sz w:val="21"/>
           <w:szCs w:val="21"/>
         </w:rPr>
-        <w:t xml:space="preserve">On SBD-PKI-MGMT01, install the Web Server role and create a site (or virtual directory) whose folder will hold the published certificates and revocation lists. Serve .cer, .crt, and .crl files; nothing else belongs in this directory.</w:t>
+        <w:t xml:space="preserve">On SBD-PKI-MGMT01, install the Web Server role and create a site (or virtual directory) whose folder will hold the published certificates and revocation lists. Serve .cer, .crt, and .crl files, and allow double escaping in that site's request filtering only, because delta CRL file names carry a + that IIS otherwise refuses; nothing else belongs in this directory.</w:t>
       </w:r>
     </w:p>
     <w:p>
@@ -6120,7 +6232,7 @@
           <w:sz w:val="21"/>
           <w:szCs w:val="21"/>
         </w:rPr>
-        <w:t xml:space="preserve">Confirm the pki.sbd.test alias from course 1.2 resolves to 10.0.30.30 from a client in another VLAN, and that the service-path register's HTTP row permits the path.</w:t>
+        <w:t xml:space="preserve">From SBD-DC01 in VLAN 10, outside VLAN 30, confirm the pki.sbd.test alias from course 1.2 resolves to 10.0.30.30 and that rule F18 in the service-path register permits HTTP to the site.</w:t>
       </w:r>
     </w:p>
     <w:p>
@@ -6192,7 +6304,7 @@
           <w:sz w:val="18"/>
           <w:szCs w:val="18"/>
         </w:rPr>
-        <w:t xml:space="preserve">Resolve-DnsName pki.sbd.test</w:t>
+        <w:t xml:space="preserve"># On SBD-DC01 (VLAN 10): the name and the path from outside VLAN 30</w:t>
       </w:r>
     </w:p>
     <w:p>
@@ -6208,7 +6320,55 @@
           <w:sz w:val="18"/>
           <w:szCs w:val="18"/>
         </w:rPr>
+        <w:t xml:space="preserve">Resolve-DnsName pki.sbd.test</w:t>
+      </w:r>
+    </w:p>
+    <w:p>
+      <w:pPr>
+        <w:shd w:fill="F1F7FA" w:color="auto" w:val="clear"/>
+        <w:spacing w:after="0" w:before="0" w:line="252" w:lineRule="auto"/>
+        <w:ind w:left="160" w:right="160"/>
+      </w:pPr>
+      <w:r>
+        <w:rPr>
+          <w:rFonts w:ascii="Consolas" w:cs="Consolas" w:eastAsia="Consolas" w:hAnsi="Consolas"/>
+          <w:color w:val="193448"/>
+          <w:sz w:val="18"/>
+          <w:szCs w:val="18"/>
+        </w:rPr>
         <w:t xml:space="preserve">Test-NetConnection pki.sbd.test -Port 80</w:t>
+      </w:r>
+    </w:p>
+    <w:p>
+      <w:pPr>
+        <w:shd w:fill="F1F7FA" w:color="auto" w:val="clear"/>
+        <w:spacing w:after="0" w:before="0" w:line="252" w:lineRule="auto"/>
+        <w:ind w:left="160" w:right="160"/>
+      </w:pPr>
+      <w:r>
+        <w:rPr>
+          <w:rFonts w:ascii="Consolas" w:cs="Consolas" w:eastAsia="Consolas" w:hAnsi="Consolas"/>
+          <w:color w:val="193448"/>
+          <w:sz w:val="18"/>
+          <w:szCs w:val="18"/>
+        </w:rPr>
+        <w:t xml:space="preserve"># On SBD-PKI-MGMT01: the site, and double escaping allowed there for delta CRL names</w:t>
+      </w:r>
+    </w:p>
+    <w:p>
+      <w:pPr>
+        <w:shd w:fill="F1F7FA" w:color="auto" w:val="clear"/>
+        <w:spacing w:after="0" w:before="0" w:line="252" w:lineRule="auto"/>
+        <w:ind w:left="160" w:right="160"/>
+      </w:pPr>
+      <w:r>
+        <w:rPr>
+          <w:rFonts w:ascii="Consolas" w:cs="Consolas" w:eastAsia="Consolas" w:hAnsi="Consolas"/>
+          <w:color w:val="193448"/>
+          <w:sz w:val="18"/>
+          <w:szCs w:val="18"/>
+        </w:rPr>
+        <w:t xml:space="preserve">Get-Website | Select-Object Name, State, PhysicalPath</w:t>
       </w:r>
     </w:p>
     <w:p>
@@ -6224,7 +6384,7 @@
           <w:sz w:val="18"/>
           <w:szCs w:val="18"/>
         </w:rPr>
-        <w:t xml:space="preserve">Get-Website | Select-Object Name, State, PhysicalPath</w:t>
+        <w:t xml:space="preserve">Get-WebConfigurationProperty -PSPath 'IIS:\Sites\&lt;PKI site&gt;' -Filter system.webServer/security/requestFiltering -Name allowDoubleEscaping</w:t>
       </w:r>
     </w:p>
     <w:p>
@@ -6254,7 +6414,7 @@
           <w:sz w:val="20"/>
           <w:szCs w:val="20"/>
         </w:rPr>
-        <w:t xml:space="preserve">pki.sbd.test resolves to the publication host from outside VLAN 30, the site answers on port 80, and the publication folder's permissions separate writers from readers.</w:t>
+        <w:t xml:space="preserve">pki.sbd.test resolves to the publication host from outside VLAN 30, the site answers on port 80 with double escaping allowed only there, and the publication folder's permissions separate writers from readers.</w:t>
       </w:r>
     </w:p>
     <w:p>
@@ -6286,7 +6446,7 @@
           <w:sz w:val="21"/>
           <w:szCs w:val="21"/>
         </w:rPr>
-        <w:t xml:space="preserve">Evidence to keep: Record the site configuration, folder permissions, the DNS resolution output from a cross-VLAN client, and the register row that permits the path.</w:t>
+        <w:t xml:space="preserve">Evidence to keep: Record the site configuration, folder permissions, the DNS resolution output from SBD-DC01, and rule F18, the register row that permits the path.</w:t>
       </w:r>
     </w:p>
     <w:tbl>
@@ -6857,6 +7017,23 @@
       <w:pPr>
         <w:spacing w:after="60" w:before="0" w:line="288" w:lineRule="auto"/>
       </w:pPr>
+      <w:hyperlink w:history="1" r:id="rId22">
+        <w:r>
+          <w:rPr>
+            <w:rFonts w:ascii="Arial" w:cs="Arial" w:eastAsia="Arial" w:hAnsi="Arial"/>
+            <w:color w:val="20647C"/>
+            <w:sz w:val="18"/>
+            <w:szCs w:val="18"/>
+            <w:u w:val="single"/>
+          </w:rPr>
+          <w:t xml:space="preserve">Microsoft · Publish trust data and validate clients</w:t>
+        </w:r>
+      </w:hyperlink>
+    </w:p>
+    <w:p>
+      <w:pPr>
+        <w:spacing w:after="60" w:before="0" w:line="288" w:lineRule="auto"/>
+      </w:pPr>
       <w:hyperlink w:history="1" r:id="rIdiml64rhny4teolipjuupz">
         <w:r>
           <w:rPr>
@@ -6896,7 +7073,7 @@
         <w:pStyle w:val="Heading1"/>
         <w:spacing w:after="120"/>
       </w:pPr>
-      <w:bookmarkStart w:name="lesson-publish-trust" w:id="11"/>
+      <w:bookmarkStart w:name="lesson-publish-trust" w:id="9"/>
       <w:r>
         <w:rPr>
           <w:rFonts w:ascii="Arial" w:cs="Arial" w:eastAsia="Arial" w:hAnsi="Arial"/>
@@ -6908,7 +7085,7 @@
         </w:rPr>
         <w:t xml:space="preserve">Publish the trust data at its advertised URLs</w:t>
       </w:r>
-      <w:bookmarkEnd w:id="11"/>
+      <w:bookmarkEnd w:id="9"/>
     </w:p>
     <w:p>
       <w:pPr>
@@ -7012,7 +7189,7 @@
           <w:sz w:val="21"/>
           <w:szCs w:val="21"/>
         </w:rPr>
-        <w:t xml:space="preserve">Prove live retrieval and chain building from a cross-VLAN client.</w:t>
+        <w:t xml:space="preserve">Prove live retrieval and chain building from outside VLAN 30.</w:t>
       </w:r>
     </w:p>
     <w:p>
@@ -7106,7 +7283,7 @@
           <w:sz w:val="21"/>
           <w:szCs w:val="21"/>
         </w:rPr>
-        <w:t xml:space="preserve">From a clean client in another VLAN, fetch each URL and run the full verification: the chain must build and revocation data must come from the live site, not a cache.</w:t>
+        <w:t xml:space="preserve">From SBD-DC01, outside VLAN 30, clear the URL cache and verify the issuing CA's certificate with live retrieval: the chain must build to the root and the root's CRL must come from the live site, not a cache. Fetch the issuing CA's own base and delta CRLs at their URLs too; the certificates it issues from lesson 9 on point clients at them.</w:t>
       </w:r>
     </w:p>
     <w:p>
@@ -7140,7 +7317,7 @@
           <w:sz w:val="18"/>
           <w:szCs w:val="18"/>
         </w:rPr>
-        <w:t xml:space="preserve">certutil -verify -urlfetch C:\Evidence\pki\test.cer</w:t>
+        <w:t xml:space="preserve"># On SBD-DC01 (VLAN 10), with nothing cached; IssuingCA.cer is the ceremony's public certificate</w:t>
       </w:r>
     </w:p>
     <w:p>
@@ -7156,7 +7333,55 @@
           <w:sz w:val="18"/>
           <w:szCs w:val="18"/>
         </w:rPr>
-        <w:t xml:space="preserve">certutil -URL http://pki.sbd.test/RootCA.crl</w:t>
+        <w:t xml:space="preserve">certutil -urlcache * delete</w:t>
+      </w:r>
+    </w:p>
+    <w:p>
+      <w:pPr>
+        <w:shd w:fill="F1F7FA" w:color="auto" w:val="clear"/>
+        <w:spacing w:after="0" w:before="0" w:line="252" w:lineRule="auto"/>
+        <w:ind w:left="160" w:right="160"/>
+      </w:pPr>
+      <w:r>
+        <w:rPr>
+          <w:rFonts w:ascii="Consolas" w:cs="Consolas" w:eastAsia="Consolas" w:hAnsi="Consolas"/>
+          <w:color w:val="193448"/>
+          <w:sz w:val="18"/>
+          <w:szCs w:val="18"/>
+        </w:rPr>
+        <w:t xml:space="preserve">certutil -verify -urlfetch C:\Evidence\pki\IssuingCA.cer</w:t>
+      </w:r>
+    </w:p>
+    <w:p>
+      <w:pPr>
+        <w:shd w:fill="F1F7FA" w:color="auto" w:val="clear"/>
+        <w:spacing w:after="0" w:before="0" w:line="252" w:lineRule="auto"/>
+        <w:ind w:left="160" w:right="160"/>
+      </w:pPr>
+      <w:r>
+        <w:rPr>
+          <w:rFonts w:ascii="Consolas" w:cs="Consolas" w:eastAsia="Consolas" w:hAnsi="Consolas"/>
+          <w:color w:val="193448"/>
+          <w:sz w:val="18"/>
+          <w:szCs w:val="18"/>
+        </w:rPr>
+        <w:t xml:space="preserve">'&lt;issuing CA CRL name&gt;.crl', '&lt;issuing CA CRL name&gt;+.crl' | ForEach-Object { (Invoke-WebRequest "http://pki.sbd.test/$_" -UseBasicParsing).StatusCode }   # 200 for the base and the delta CRL</w:t>
+      </w:r>
+    </w:p>
+    <w:p>
+      <w:pPr>
+        <w:shd w:fill="F1F7FA" w:color="auto" w:val="clear"/>
+        <w:spacing w:after="0" w:before="0" w:line="252" w:lineRule="auto"/>
+        <w:ind w:left="160" w:right="160"/>
+      </w:pPr>
+      <w:r>
+        <w:rPr>
+          <w:rFonts w:ascii="Consolas" w:cs="Consolas" w:eastAsia="Consolas" w:hAnsi="Consolas"/>
+          <w:color w:val="193448"/>
+          <w:sz w:val="18"/>
+          <w:szCs w:val="18"/>
+        </w:rPr>
+        <w:t xml:space="preserve"># On SBD-PKI-MGMT01: what the site serves, with timestamps</w:t>
       </w:r>
     </w:p>
     <w:p>
@@ -7202,7 +7427,7 @@
           <w:sz w:val="20"/>
           <w:szCs w:val="20"/>
         </w:rPr>
-        <w:t xml:space="preserve">Every AIA and CDP URL embedded in issued certificates returns the current file, urlfetch verification passes from a cross-VLAN client, and the CRL refresh lands at the same filename automatically.</w:t>
+        <w:t xml:space="preserve">Every AIA and CDP URL the issuing CA's certificate carries returns the current file, urlfetch verification passes from SBD-DC01 outside VLAN 30, the issuing CA's base and delta CRLs answer at their URLs, and the CRL refresh lands at the same filename automatically.</w:t>
       </w:r>
     </w:p>
     <w:p>
@@ -7234,7 +7459,7 @@
           <w:sz w:val="21"/>
           <w:szCs w:val="21"/>
         </w:rPr>
-        <w:t xml:space="preserve">Evidence to keep: Keep the URL-to-file mapping table, the folder listing with timestamps, and the urlfetch output from the clean client.</w:t>
+        <w:t xml:space="preserve">Evidence to keep: Keep the URL-to-file mapping table, the folder listing with timestamps, and the urlfetch and CRL retrieval output from SBD-DC01.</w:t>
       </w:r>
     </w:p>
     <w:tbl>
@@ -7781,7 +8006,7 @@
           <w:sz w:val="20"/>
           <w:szCs w:val="20"/>
         </w:rPr>
-        <w:t xml:space="preserve">Published filenames mirror the embedded URLs exactly.  The issuing CA refreshes its files on schedule; the root's arrive by media.  A clean cross-VLAN client proves the chain and live revocation.</w:t>
+        <w:t xml:space="preserve">Published filenames mirror the embedded URLs exactly.  The issuing CA refreshes its files on schedule; the root's arrive by media.  A cache-cleared check from outside VLAN 30 proves the chain and live revocation.</w:t>
       </w:r>
     </w:p>
     <w:p>
@@ -7805,6 +8030,23 @@
       <w:pPr>
         <w:spacing w:after="60" w:before="0" w:line="288" w:lineRule="auto"/>
       </w:pPr>
+      <w:hyperlink w:history="1" r:id="rId23">
+        <w:r>
+          <w:rPr>
+            <w:rFonts w:ascii="Arial" w:cs="Arial" w:eastAsia="Arial" w:hAnsi="Arial"/>
+            <w:color w:val="20647C"/>
+            <w:sz w:val="18"/>
+            <w:szCs w:val="18"/>
+            <w:u w:val="single"/>
+          </w:rPr>
+          <w:t xml:space="preserve">Microsoft · Publish trust data and validate clients</w:t>
+        </w:r>
+      </w:hyperlink>
+    </w:p>
+    <w:p>
+      <w:pPr>
+        <w:spacing w:after="60" w:before="0" w:line="288" w:lineRule="auto"/>
+      </w:pPr>
       <w:hyperlink w:history="1" r:id="rIdiml64rhny4teolipjuupz">
         <w:r>
           <w:rPr>
@@ -7844,7 +8086,7 @@
         <w:pStyle w:val="Heading1"/>
         <w:spacing w:after="120"/>
       </w:pPr>
-      <w:bookmarkStart w:name="lesson-template-admin" w:id="12"/>
+      <w:bookmarkStart w:name="lesson-template-admin" w:id="10"/>
       <w:r>
         <w:rPr>
           <w:rFonts w:ascii="Arial" w:cs="Arial" w:eastAsia="Arial" w:hAnsi="Arial"/>
@@ -7856,7 +8098,7 @@
         </w:rPr>
         <w:t xml:space="preserve">Separate template administration</w:t>
       </w:r>
-      <w:bookmarkEnd w:id="12"/>
+      <w:bookmarkEnd w:id="10"/>
     </w:p>
     <w:p>
       <w:pPr>
@@ -8016,7 +8258,7 @@
           <w:sz w:val="21"/>
           <w:szCs w:val="21"/>
         </w:rPr>
-        <w:t xml:space="preserve">Create a PKI administrators group in the directory, place it under the Admin OU from course 1.3, and delegate the template permissions to that group — membership is the record of who may change what the CA signs.</w:t>
+        <w:t xml:space="preserve">Create the SBD PKI Admins group in the directory, place it in the Admin OU from course 1.5, and delegate the template permissions to that group — membership is the record of who may change what the CA signs.</w:t>
       </w:r>
     </w:p>
     <w:p>
@@ -8035,7 +8277,7 @@
           <w:sz w:val="21"/>
           <w:szCs w:val="21"/>
         </w:rPr>
-        <w:t xml:space="preserve">Remove day-to-day template editing from everywhere else: the issuing CA's console stays for CA operations, not template design, and no Tier-0 account edits templates as routine work.</w:t>
+        <w:t xml:space="preserve">Remove day-to-day template editing from everywhere else: the issuing CA's console stays for CA operations, not template design, and no Domain Admins or Enterprise Admins account edits templates as routine work.</w:t>
       </w:r>
     </w:p>
     <w:p>
@@ -8713,7 +8955,7 @@
           <w:sz w:val="20"/>
           <w:szCs w:val="20"/>
         </w:rPr>
-        <w:t xml:space="preserve">SBD-PKI-MGMT01 is the template administration seat.  A named group under the Admin OU holds the delegated power.  Template changes have a written process before they have edits.</w:t>
+        <w:t xml:space="preserve">SBD-PKI-MGMT01 is the template administration seat.  A named group in the Admin OU holds the delegated power.  Template changes have a written process before they have edits.</w:t>
       </w:r>
     </w:p>
     <w:p>
@@ -8768,7 +9010,7 @@
           <w:sz w:val="16"/>
           <w:szCs w:val="16"/>
         </w:rPr>
-        <w:t xml:space="preserve">LESSON 09  /  ABOUT 25 MIN</w:t>
+        <w:t xml:space="preserve">LESSON 09  /  ABOUT 30 MIN</w:t>
       </w:r>
     </w:p>
     <w:p>
@@ -8776,7 +9018,7 @@
         <w:pStyle w:val="Heading1"/>
         <w:spacing w:after="120"/>
       </w:pPr>
-      <w:bookmarkStart w:name="lesson-first-templates" w:id="13"/>
+      <w:bookmarkStart w:name="lesson-first-templates" w:id="11"/>
       <w:r>
         <w:rPr>
           <w:rFonts w:ascii="Arial" w:cs="Arial" w:eastAsia="Arial" w:hAnsi="Arial"/>
@@ -8788,7 +9030,7 @@
         </w:rPr>
         <w:t xml:space="preserve">Publish the first working templates</w:t>
       </w:r>
-      <w:bookmarkEnd w:id="13"/>
+      <w:bookmarkEnd w:id="11"/>
     </w:p>
     <w:p>
       <w:pPr>
@@ -8817,7 +9059,7 @@
           <w:sz w:val="20"/>
           <w:szCs w:val="20"/>
         </w:rPr>
-        <w:t xml:space="preserve">The default template set is a menu, not a deployment. Duplicate the two templates this network actually needs — computer authentication and server authentication — set their cryptography deliberately, and publish only those.</w:t>
+        <w:t xml:space="preserve">The default template set is a menu, not a deployment. Duplicate the three templates this network actually needs — domain controller, computer and server authentication — set their cryptography deliberately, and publish only those.</w:t>
       </w:r>
     </w:p>
     <w:p>
@@ -8854,7 +9096,7 @@
           <w:sz w:val="21"/>
           <w:szCs w:val="21"/>
         </w:rPr>
-        <w:t xml:space="preserve">Duplicate and configure the computer and web server templates against the approved plan.</w:t>
+        <w:t xml:space="preserve">Duplicate and configure the domain controller, computer and web server templates against the approved plan.</w:t>
       </w:r>
     </w:p>
     <w:p>
@@ -8892,7 +9134,7 @@
           <w:sz w:val="21"/>
           <w:szCs w:val="21"/>
         </w:rPr>
-        <w:t xml:space="preserve">Publish only the needed templates, scoped to a pilot group first.</w:t>
+        <w:t xml:space="preserve">Publish only the needed templates, with autoenrollment limited to the domain controllers and a pilot group.</w:t>
       </w:r>
     </w:p>
     <w:p>
@@ -8929,7 +9171,7 @@
           <w:sz w:val="21"/>
           <w:szCs w:val="21"/>
         </w:rPr>
-        <w:t xml:space="preserve">From the administration seat, duplicate the Computer template as SBD Computer Authentication. Set the approved key provider, a key size of at least 2,048 bits, a validity period within lesson 1's one-to-two-year example, subject built from directory information, and autoenrollment permission for a pilot computer group only.</w:t>
+        <w:t xml:space="preserve">From the administration seat, duplicate Kerberos Authentication, the template Microsoft designates for domain controllers, as SBD Domain Controller Authentication: subject name format None with the DNS name in the alternative name, a key storage provider with RSA keys of at least 2,048 bits and SHA-256, a validity within lesson 1's one-to-two-year example, and the Domain Controller, Domain Controller Authentication and Kerberos Authentication templates on its Superseded Templates tab. Confirm Domain Controllers and Enterprise Domain Controllers hold Read, Enroll and Autoenroll: this is the PKI server certificate the STIG expects on every domain controller, course 1.4's POA&amp;M candidate.</w:t>
       </w:r>
     </w:p>
     <w:p>
@@ -8948,7 +9190,7 @@
           <w:sz w:val="21"/>
           <w:szCs w:val="21"/>
         </w:rPr>
-        <w:t xml:space="preserve">Duplicate the Web Server template as SBD Server Authentication for the business services in course 1.9: enrollment permission for the server administrators, no autoenrollment, and exportable keys only if the recovery plan explicitly says so.</w:t>
+        <w:t xml:space="preserve">Duplicate the Computer template as SBD Computer Authentication. Set the approved key provider, a key size of at least 2,048 bits, a validity period within the same example, subject built from directory information, and autoenrollment permission for a pilot computer group only — SBD-PKI-MGMT01 for now, until the fleet arrives in course 1.13.</w:t>
       </w:r>
     </w:p>
     <w:p>
@@ -8967,7 +9209,7 @@
           <w:sz w:val="21"/>
           <w:szCs w:val="21"/>
         </w:rPr>
-        <w:t xml:space="preserve">Record each template's version, settings, and justification through the lesson-3 change process before publishing.</w:t>
+        <w:t xml:space="preserve">Duplicate the Web Server template as SBD Server Authentication for the TLS services later courses build — the collector (course 1.10), SBD-SPLUNK01 (1.12), SBD-WSUS01 (1.14) and the business services (1.18): the subject supplied in the request, Enroll for the server administrators (a Linux host's request is made on the host and submitted from their seat) and for an SBD TLS Servers computer group (a Windows server requesting into its own computer store is checked against its computer account, so each later course adds its server to that group first), no autoenrollment, and exportable keys only if the recovery plan explicitly says so.</w:t>
       </w:r>
     </w:p>
     <w:p>
@@ -8986,7 +9228,26 @@
           <w:sz w:val="21"/>
           <w:szCs w:val="21"/>
         </w:rPr>
-        <w:t xml:space="preserve">Publish exactly these two templates on the issuing CA and remove any default template the plan does not call for — an unpublished template cannot be mis-enrolled.</w:t>
+        <w:t xml:space="preserve">Record each template's version, settings, and justification through the lesson 8 change process before publishing.</w:t>
+      </w:r>
+    </w:p>
+    <w:p>
+      <w:pPr>
+        <w:pStyle w:val="ListParagraph"/>
+        <w:numPr>
+          <w:ilvl w:val="0"/>
+          <w:numId w:val="13"/>
+        </w:numPr>
+        <w:spacing w:after="120" w:before="0" w:line="288" w:lineRule="auto"/>
+      </w:pPr>
+      <w:r>
+        <w:rPr>
+          <w:rFonts w:ascii="Arial" w:cs="Arial" w:eastAsia="Arial" w:hAnsi="Arial"/>
+          <w:color w:val="526B7E"/>
+          <w:sz w:val="21"/>
+          <w:szCs w:val="21"/>
+        </w:rPr>
+        <w:t xml:space="preserve">Publish exactly these three templates on the issuing CA and remove any default template the plan does not call for — an unpublished template cannot be mis-enrolled.</w:t>
       </w:r>
     </w:p>
     <w:p>
@@ -9020,7 +9281,39 @@
           <w:sz w:val="18"/>
           <w:szCs w:val="18"/>
         </w:rPr>
+        <w:t xml:space="preserve"># On SBD-PKI-MGMT01: the templates the CA publishes (use your CA's host\name configuration string)</w:t>
+      </w:r>
+    </w:p>
+    <w:p>
+      <w:pPr>
+        <w:shd w:fill="F1F7FA" w:color="auto" w:val="clear"/>
+        <w:spacing w:after="0" w:before="0" w:line="252" w:lineRule="auto"/>
+        <w:ind w:left="160" w:right="160"/>
+      </w:pPr>
+      <w:r>
+        <w:rPr>
+          <w:rFonts w:ascii="Consolas" w:cs="Consolas" w:eastAsia="Consolas" w:hAnsi="Consolas"/>
+          <w:color w:val="193448"/>
+          <w:sz w:val="18"/>
+          <w:szCs w:val="18"/>
+        </w:rPr>
         <w:t xml:space="preserve">certutil -CATemplates -config 'SBD-SUBCA01\SBD Issuing CA'</w:t>
+      </w:r>
+    </w:p>
+    <w:p>
+      <w:pPr>
+        <w:shd w:fill="F1F7FA" w:color="auto" w:val="clear"/>
+        <w:spacing w:after="0" w:before="0" w:line="252" w:lineRule="auto"/>
+        <w:ind w:left="160" w:right="160"/>
+      </w:pPr>
+      <w:r>
+        <w:rPr>
+          <w:rFonts w:ascii="Consolas" w:cs="Consolas" w:eastAsia="Consolas" w:hAnsi="Consolas"/>
+          <w:color w:val="193448"/>
+          <w:sz w:val="18"/>
+          <w:szCs w:val="18"/>
+        </w:rPr>
+        <w:t xml:space="preserve"># Each SBD template's minimum key size and subject-name flags, read from the directory</w:t>
       </w:r>
     </w:p>
     <w:p>
@@ -9036,7 +9329,7 @@
           <w:sz w:val="18"/>
           <w:szCs w:val="18"/>
         </w:rPr>
-        <w:t xml:space="preserve">certutil -template 'SBDComputerAuthentication' | Select-String 'msPKI-Certificate-Name-Flag','msPKI-Minimal-Key-Size'</w:t>
+        <w:t xml:space="preserve">Get-ADObject -SearchBase 'CN=Certificate Templates,CN=Public Key Services,CN=Services,CN=Configuration,DC=sbd,DC=test' -Filter "Name -like 'SBD*'" -Properties displayName, msPKI-Minimal-Key-Size, msPKI-Certificate-Name-Flag | Select-Object Name, displayName, msPKI-Minimal-Key-Size, msPKI-Certificate-Name-Flag</w:t>
       </w:r>
     </w:p>
     <w:p>
@@ -9066,7 +9359,7 @@
           <w:sz w:val="20"/>
           <w:szCs w:val="20"/>
         </w:rPr>
-        <w:t xml:space="preserve">The CA publishes exactly the two planned templates, each shows the approved key size and permissions, and both carry a completed change record.</w:t>
+        <w:t xml:space="preserve">The CA publishes exactly the three planned templates, each shows the approved key size and permissions, and each carries a completed change record.</w:t>
       </w:r>
     </w:p>
     <w:p>
@@ -9645,7 +9938,7 @@
           <w:sz w:val="20"/>
           <w:szCs w:val="20"/>
         </w:rPr>
-        <w:t xml:space="preserve">Two named templates exist, configured on purpose, nothing else published.  Key sizes meet the platform's 2,048-bit floor; permissions are pilot-scoped.  Every template carries its change record.</w:t>
+        <w:t xml:space="preserve">Three named templates exist, configured on purpose, nothing else published.  Key sizes meet the platform's 2,048-bit floor; autoenrollment reaches only the domain controllers and the pilot group.  Every template carries its change record.</w:t>
       </w:r>
     </w:p>
     <w:p>
@@ -9700,6 +9993,23 @@
       </w:hyperlink>
     </w:p>
     <w:p>
+      <w:pPr>
+        <w:spacing w:after="60" w:before="0" w:line="288" w:lineRule="auto"/>
+      </w:pPr>
+      <w:hyperlink w:history="1" r:id="rId24">
+        <w:r>
+          <w:rPr>
+            <w:rFonts w:ascii="Arial" w:cs="Arial" w:eastAsia="Arial" w:hAnsi="Arial"/>
+            <w:color w:val="20647C"/>
+            <w:sz w:val="18"/>
+            <w:szCs w:val="18"/>
+            <w:u w:val="single"/>
+          </w:rPr>
+          <w:t xml:space="preserve">Microsoft · On-premises key trust deployment guide (domain controller certificates)</w:t>
+        </w:r>
+      </w:hyperlink>
+    </w:p>
+    <w:p>
       <w:r>
         <w:br w:type="page"/>
       </w:r>
@@ -9717,7 +10027,7 @@
           <w:sz w:val="16"/>
           <w:szCs w:val="16"/>
         </w:rPr>
-        <w:t xml:space="preserve">LESSON 10  /  ABOUT 30 MIN</w:t>
+        <w:t xml:space="preserve">LESSON 10  /  ABOUT 35 MIN</w:t>
       </w:r>
     </w:p>
     <w:p>
@@ -9725,7 +10035,7 @@
         <w:pStyle w:val="Heading1"/>
         <w:spacing w:after="120"/>
       </w:pPr>
-      <w:bookmarkStart w:name="lesson-validate" w:id="8"/>
+      <w:bookmarkStart w:name="lesson-validate" w:id="12"/>
       <w:r>
         <w:rPr>
           <w:rFonts w:ascii="Arial" w:cs="Arial" w:eastAsia="Arial" w:hAnsi="Arial"/>
@@ -9737,7 +10047,7 @@
         </w:rPr>
         <w:t xml:space="preserve">Validate enrollment, revocation, and recovery</w:t>
       </w:r>
-      <w:bookmarkEnd w:id="8"/>
+      <w:bookmarkEnd w:id="12"/>
     </w:p>
     <w:p>
       <w:pPr>
@@ -9766,7 +10076,7 @@
           <w:sz w:val="20"/>
           <w:szCs w:val="20"/>
         </w:rPr>
-        <w:t xml:space="preserve">Finish from a clean domain client the way a relying system sees it: a pilot machine enrolls on its own, validates against the live publication site, and rejects a certificate you revoke — then the change-triggered scans record what this course did.</w:t>
+        <w:t xml:space="preserve">Finish the way relying systems see it: both domain controllers and a pilot machine enroll on their own, validate against the live publication site, and reject a certificate you revoke — then the closing scans record what this course changed and close course 1.4's domain controller certificate finding.</w:t>
       </w:r>
     </w:p>
     <w:p>
@@ -9803,7 +10113,7 @@
           <w:sz w:val="21"/>
           <w:szCs w:val="21"/>
         </w:rPr>
-        <w:t xml:space="preserve">Prove pilot autoenrollment through the published template.</w:t>
+        <w:t xml:space="preserve">Prove hands-free autoenrollment of the domain controller and pilot certificates through the published templates.</w:t>
       </w:r>
     </w:p>
     <w:p>
@@ -9841,7 +10151,7 @@
           <w:sz w:val="21"/>
           <w:szCs w:val="21"/>
         </w:rPr>
-        <w:t xml:space="preserve">Schedule the renewals that keep the PKI alive, run the delta scans, and file the evidence.</w:t>
+        <w:t xml:space="preserve">Schedule the renewals that keep the PKI alive, run the closing scans, close the domain controller certificate finding, and file the evidence.</w:t>
       </w:r>
     </w:p>
     <w:p>
@@ -9878,7 +10188,7 @@
           <w:sz w:val="21"/>
           <w:szCs w:val="21"/>
         </w:rPr>
-        <w:t xml:space="preserve">Enable the autoenrollment policy for the pilot computer group, refresh policy on a pilot machine, and confirm it receives an SBD Computer Authentication certificate without a human touching the request.</w:t>
+        <w:t xml:space="preserve">Turn on autoenrollment: create SBD Certificate Autoenrollment, a GPO that enables Certificate Services Client - Auto-Enrollment with renewal and template updates, and link it at the domain root, so each member enrolls only for the templates whose permissions name it. The controllers' requests reach SBD-SUBCA01 over RPC across the core from VLAN 10, so confirm the register's enrollment row first. Refresh policy: both controllers receive SBD Domain Controller Authentication certificates and the pilot, SBD-PKI-MGMT01, an SBD Computer Authentication certificate, without a human touching a request.</w:t>
       </w:r>
     </w:p>
     <w:p>
@@ -9897,7 +10207,7 @@
           <w:sz w:val="21"/>
           <w:szCs w:val="21"/>
         </w:rPr>
-        <w:t xml:space="preserve">On that machine, export the public certificate and run the full verification: the chain must reach the approved root and every AIA and CDP URL must answer from pki.sbd.test with current CRL dates — cached success is not evidence of publication.</w:t>
+        <w:t xml:space="preserve">On SBD-DC01, outside VLAN 30, export its new certificate and the pilot's, clear the URL cache, and run the full verification on each: the chain must reach the approved root and every AIA and CDP URL must answer from pki.sbd.test with current CRL dates — cached success is not evidence of publication.</w:t>
       </w:r>
     </w:p>
     <w:p>
@@ -9916,7 +10226,7 @@
           <w:sz w:val="21"/>
           <w:szCs w:val="21"/>
         </w:rPr>
-        <w:t xml:space="preserve">Enroll a disposable test certificate, revoke only that one, publish an updated issuing CRL, and verify that a fresh client evaluation detects the revocation. Diagnose retrieval or stale-publication problems rather than turning off revocation checks.</w:t>
+        <w:t xml:space="preserve">Enroll a disposable test certificate, revoke only that one, publish an updated issuing CRL, and verify on SBD-DC01, with the cache cleared again, that a fresh evaluation detects the revocation. Diagnose retrieval or stale-publication problems rather than turning off revocation checks.</w:t>
       </w:r>
     </w:p>
     <w:p>
@@ -9935,7 +10245,7 @@
           <w:sz w:val="21"/>
           <w:szCs w:val="21"/>
         </w:rPr>
-        <w:t xml:space="preserve">Record owners and reminders for root and issuing CRL publication, certificate renewal, backup, and an isolated recovery rehearsal. Schedule offline root ceremonies early enough to transfer and publish replacement CRLs before expiry.</w:t>
+        <w:t xml:space="preserve">Record owners and reminders for root and issuing CRL publication, certificate renewal, backup, and an isolated recovery rehearsal. Schedule offline root ceremonies early enough to transfer and publish replacement CRLs before expiry, and start each one by setting the root's clock against the approved reference.</w:t>
       </w:r>
     </w:p>
     <w:p>
@@ -9954,7 +10264,7 @@
           <w:sz w:val="21"/>
           <w:szCs w:val="21"/>
         </w:rPr>
-        <w:t xml:space="preserve">Rescan SBD-SUBCA01 and take SBD-PKI-MGMT01's first baseline with the same benchmark and tool versions as always; the publication site and template changes are the expected deltas.</w:t>
+        <w:t xml:space="preserve">Take the first SCAP baselines of SBD-SUBCA01 and SBD-PKI-MGMT01 the course 1.4 way: SCC and the Windows Server benchmark from the course 1.4 media set, checked against its hashes, at the same versions and profile, run locally, with each session hashed and carried to C:\Evidence\pki\&lt;host name&gt; on SBD-DC01, where its hashes must match again, as SBD-DC02's did in course 1.4. List the IIS STIGs the publication site now falls under with an owner and a review date, then rescan both controllers the same way, because their certificates, root trust and autoenrollment policy are this course's change.</w:t>
       </w:r>
     </w:p>
     <w:p>
@@ -9973,7 +10283,7 @@
           <w:sz w:val="21"/>
           <w:szCs w:val="21"/>
         </w:rPr>
-        <w:t xml:space="preserve">File the course evidence: enrollment output, urlfetch and revocation results, template records, renewal owners, and the scan set — the PKI chapter is finished.</w:t>
+        <w:t xml:space="preserve">Close what this course fixed: in copies of the course 1.5 checklists in C:\Evidence\pki\checklists on SBD-DC01, answer the rule that every domain controller has a PKI server certificate Not A Finding, with each controller's certificate as the observation, and record course 1.4's POA&amp;M candidate as closed. The companion rule, that those certificates come from the DoD PKI or an approved External Certificate Authority, stays open: record it in C:\Evidence\exception-record.csv if it is not there yet, because this lab's own hierarchy stands in for DoD's. Back up the new GPOs and export their links, file the enrollment, urlfetch, revocation, template and owner records with the scans, and seal C:\Evidence\pki.</w:t>
       </w:r>
     </w:p>
     <w:p>
@@ -10007,7 +10317,7 @@
           <w:sz w:val="18"/>
           <w:szCs w:val="18"/>
         </w:rPr>
-        <w:t xml:space="preserve">gpupdate /force</w:t>
+        <w:t xml:space="preserve"># On SBD-DC01, SBD-DC02 and the pilot, SBD-PKI-MGMT01, once SBD Certificate Autoenrollment is linked at the domain root</w:t>
       </w:r>
     </w:p>
     <w:p>
@@ -10023,7 +10333,7 @@
           <w:sz w:val="18"/>
           <w:szCs w:val="18"/>
         </w:rPr>
-        <w:t xml:space="preserve">certutil -pulse</w:t>
+        <w:t xml:space="preserve">gpupdate /force</w:t>
       </w:r>
     </w:p>
     <w:p>
@@ -10039,7 +10349,7 @@
           <w:sz w:val="18"/>
           <w:szCs w:val="18"/>
         </w:rPr>
-        <w:t xml:space="preserve">Get-ChildItem Cert:\LocalMachine\My | Select-Object Subject, NotAfter, Thumbprint</w:t>
+        <w:t xml:space="preserve">certutil -pulse</w:t>
       </w:r>
     </w:p>
     <w:p>
@@ -10055,7 +10365,7 @@
           <w:sz w:val="18"/>
           <w:szCs w:val="18"/>
         </w:rPr>
-        <w:t xml:space="preserve">certutil -verify -urlfetch C:\Evidence\pki\pilot.cer</w:t>
+        <w:t xml:space="preserve">Get-ChildItem Cert:\LocalMachine\My | Select-Object @{n='Template';e={ $x = $_.Extensions | Where-Object { $_.Oid.Value -eq '1.3.6.1.4.1.311.21.7' }; if ($x) { $x.Format($false) } }}, DnsNameList, NotAfter, Thumbprint</w:t>
       </w:r>
     </w:p>
     <w:p>
@@ -10071,7 +10381,279 @@
           <w:sz w:val="18"/>
           <w:szCs w:val="18"/>
         </w:rPr>
-        <w:t xml:space="preserve"># After revoking the disposable test certificate and publishing the new CRL:</w:t>
+        <w:t xml:space="preserve"># On SBD-DC01 (outside VLAN 30): export its certificate, then verify it and the pilot's with nothing cached</w:t>
+      </w:r>
+    </w:p>
+    <w:p>
+      <w:pPr>
+        <w:shd w:fill="F1F7FA" w:color="auto" w:val="clear"/>
+        <w:spacing w:after="0" w:before="0" w:line="252" w:lineRule="auto"/>
+        <w:ind w:left="160" w:right="160"/>
+      </w:pPr>
+      <w:r>
+        <w:rPr>
+          <w:rFonts w:ascii="Consolas" w:cs="Consolas" w:eastAsia="Consolas" w:hAnsi="Consolas"/>
+          <w:color w:val="193448"/>
+          <w:sz w:val="18"/>
+          <w:szCs w:val="18"/>
+        </w:rPr>
+        <w:t xml:space="preserve">New-Item -ItemType Directory C:\Evidence\pki -Force | Out-Null</w:t>
+      </w:r>
+    </w:p>
+    <w:p>
+      <w:pPr>
+        <w:shd w:fill="F1F7FA" w:color="auto" w:val="clear"/>
+        <w:spacing w:after="0" w:before="0" w:line="252" w:lineRule="auto"/>
+        <w:ind w:left="160" w:right="160"/>
+      </w:pPr>
+      <w:r>
+        <w:rPr>
+          <w:rFonts w:ascii="Consolas" w:cs="Consolas" w:eastAsia="Consolas" w:hAnsi="Consolas"/>
+          <w:color w:val="193448"/>
+          <w:sz w:val="18"/>
+          <w:szCs w:val="18"/>
+        </w:rPr>
+        <w:t xml:space="preserve">$dc = Get-ChildItem Cert:\LocalMachine\My | Where-Object { $_.EnhancedKeyUsageList.ObjectId -contains '1.3.6.1.5.2.3.5' } | Select-Object -First 1   # KDC Authentication</w:t>
+      </w:r>
+    </w:p>
+    <w:p>
+      <w:pPr>
+        <w:shd w:fill="F1F7FA" w:color="auto" w:val="clear"/>
+        <w:spacing w:after="0" w:before="0" w:line="252" w:lineRule="auto"/>
+        <w:ind w:left="160" w:right="160"/>
+      </w:pPr>
+      <w:r>
+        <w:rPr>
+          <w:rFonts w:ascii="Consolas" w:cs="Consolas" w:eastAsia="Consolas" w:hAnsi="Consolas"/>
+          <w:color w:val="193448"/>
+          <w:sz w:val="18"/>
+          <w:szCs w:val="18"/>
+        </w:rPr>
+        <w:t xml:space="preserve">Export-Certificate -Cert $dc -FilePath C:\Evidence\pki\SBD-DC01-dc.cer</w:t>
+      </w:r>
+    </w:p>
+    <w:p>
+      <w:pPr>
+        <w:shd w:fill="F1F7FA" w:color="auto" w:val="clear"/>
+        <w:spacing w:after="0" w:before="0" w:line="252" w:lineRule="auto"/>
+        <w:ind w:left="160" w:right="160"/>
+      </w:pPr>
+      <w:r>
+        <w:rPr>
+          <w:rFonts w:ascii="Consolas" w:cs="Consolas" w:eastAsia="Consolas" w:hAnsi="Consolas"/>
+          <w:color w:val="193448"/>
+          <w:sz w:val="18"/>
+          <w:szCs w:val="18"/>
+        </w:rPr>
+        <w:t xml:space="preserve">certutil -urlcache * delete</w:t>
+      </w:r>
+    </w:p>
+    <w:p>
+      <w:pPr>
+        <w:shd w:fill="F1F7FA" w:color="auto" w:val="clear"/>
+        <w:spacing w:after="0" w:before="0" w:line="252" w:lineRule="auto"/>
+        <w:ind w:left="160" w:right="160"/>
+      </w:pPr>
+      <w:r>
+        <w:rPr>
+          <w:rFonts w:ascii="Consolas" w:cs="Consolas" w:eastAsia="Consolas" w:hAnsi="Consolas"/>
+          <w:color w:val="193448"/>
+          <w:sz w:val="18"/>
+          <w:szCs w:val="18"/>
+        </w:rPr>
+        <w:t xml:space="preserve">certutil -verify -urlfetch C:\Evidence\pki\SBD-DC01-dc.cer</w:t>
+      </w:r>
+    </w:p>
+    <w:p>
+      <w:pPr>
+        <w:shd w:fill="F1F7FA" w:color="auto" w:val="clear"/>
+        <w:spacing w:after="0" w:before="0" w:line="252" w:lineRule="auto"/>
+        <w:ind w:left="160" w:right="160"/>
+      </w:pPr>
+      <w:r>
+        <w:rPr>
+          <w:rFonts w:ascii="Consolas" w:cs="Consolas" w:eastAsia="Consolas" w:hAnsi="Consolas"/>
+          <w:color w:val="193448"/>
+          <w:sz w:val="18"/>
+          <w:szCs w:val="18"/>
+        </w:rPr>
+        <w:t xml:space="preserve">certutil -verify -urlfetch C:\Evidence\pki\pilot.cer   # the pilot's certificate, exported on SBD-PKI-MGMT01 with Export-Certificate</w:t>
+      </w:r>
+    </w:p>
+    <w:p>
+      <w:pPr>
+        <w:shd w:fill="F1F7FA" w:color="auto" w:val="clear"/>
+        <w:spacing w:after="0" w:before="0" w:line="252" w:lineRule="auto"/>
+        <w:ind w:left="160" w:right="160"/>
+      </w:pPr>
+      <w:r>
+        <w:rPr>
+          <w:rFonts w:ascii="Consolas" w:cs="Consolas" w:eastAsia="Consolas" w:hAnsi="Consolas"/>
+          <w:color w:val="193448"/>
+          <w:sz w:val="18"/>
+          <w:szCs w:val="18"/>
+        </w:rPr>
+        <w:t xml:space="preserve"># On SBD-SUBCA01: revoke only the disposable test certificate, then publish a new CRL</w:t>
+      </w:r>
+    </w:p>
+    <w:p>
+      <w:pPr>
+        <w:shd w:fill="F1F7FA" w:color="auto" w:val="clear"/>
+        <w:spacing w:after="0" w:before="0" w:line="252" w:lineRule="auto"/>
+        <w:ind w:left="160" w:right="160"/>
+      </w:pPr>
+      <w:r>
+        <w:rPr>
+          <w:rFonts w:ascii="Consolas" w:cs="Consolas" w:eastAsia="Consolas" w:hAnsi="Consolas"/>
+          <w:color w:val="193448"/>
+          <w:sz w:val="18"/>
+          <w:szCs w:val="18"/>
+        </w:rPr>
+        <w:t xml:space="preserve">certutil -revoke '&lt;test certificate serial number&gt;' 5   # 5 = cessation of operation</w:t>
+      </w:r>
+    </w:p>
+    <w:p>
+      <w:pPr>
+        <w:shd w:fill="F1F7FA" w:color="auto" w:val="clear"/>
+        <w:spacing w:after="0" w:before="0" w:line="252" w:lineRule="auto"/>
+        <w:ind w:left="160" w:right="160"/>
+      </w:pPr>
+      <w:r>
+        <w:rPr>
+          <w:rFonts w:ascii="Consolas" w:cs="Consolas" w:eastAsia="Consolas" w:hAnsi="Consolas"/>
+          <w:color w:val="193448"/>
+          <w:sz w:val="18"/>
+          <w:szCs w:val="18"/>
+        </w:rPr>
+        <w:t xml:space="preserve">certutil -crl</w:t>
+      </w:r>
+    </w:p>
+    <w:p>
+      <w:pPr>
+        <w:shd w:fill="F1F7FA" w:color="auto" w:val="clear"/>
+        <w:spacing w:after="0" w:before="0" w:line="252" w:lineRule="auto"/>
+        <w:ind w:left="160" w:right="160"/>
+      </w:pPr>
+      <w:r>
+        <w:rPr>
+          <w:rFonts w:ascii="Consolas" w:cs="Consolas" w:eastAsia="Consolas" w:hAnsi="Consolas"/>
+          <w:color w:val="193448"/>
+          <w:sz w:val="18"/>
+          <w:szCs w:val="18"/>
+        </w:rPr>
+        <w:t xml:space="preserve"># Back on SBD-DC01: the test certificate must now fail as revoked</w:t>
+      </w:r>
+    </w:p>
+    <w:p>
+      <w:pPr>
+        <w:shd w:fill="F1F7FA" w:color="auto" w:val="clear"/>
+        <w:spacing w:after="0" w:before="0" w:line="252" w:lineRule="auto"/>
+        <w:ind w:left="160" w:right="160"/>
+      </w:pPr>
+      <w:r>
+        <w:rPr>
+          <w:rFonts w:ascii="Consolas" w:cs="Consolas" w:eastAsia="Consolas" w:hAnsi="Consolas"/>
+          <w:color w:val="193448"/>
+          <w:sz w:val="18"/>
+          <w:szCs w:val="18"/>
+        </w:rPr>
+        <w:t xml:space="preserve">certutil -urlcache * delete</w:t>
+      </w:r>
+    </w:p>
+    <w:p>
+      <w:pPr>
+        <w:shd w:fill="F1F7FA" w:color="auto" w:val="clear"/>
+        <w:spacing w:after="0" w:before="0" w:line="252" w:lineRule="auto"/>
+        <w:ind w:left="160" w:right="160"/>
+      </w:pPr>
+      <w:r>
+        <w:rPr>
+          <w:rFonts w:ascii="Consolas" w:cs="Consolas" w:eastAsia="Consolas" w:hAnsi="Consolas"/>
+          <w:color w:val="193448"/>
+          <w:sz w:val="18"/>
+          <w:szCs w:val="18"/>
+        </w:rPr>
+        <w:t xml:space="preserve">certutil -verify -urlfetch C:\Evidence\pki\test.cer</w:t>
+      </w:r>
+    </w:p>
+    <w:p>
+      <w:pPr>
+        <w:shd w:fill="F1F7FA" w:color="auto" w:val="clear"/>
+        <w:spacing w:after="0" w:before="0" w:line="252" w:lineRule="auto"/>
+        <w:ind w:left="160" w:right="160"/>
+      </w:pPr>
+      <w:r>
+        <w:rPr>
+          <w:rFonts w:ascii="Consolas" w:cs="Consolas" w:eastAsia="Consolas" w:hAnsi="Consolas"/>
+          <w:color w:val="193448"/>
+          <w:sz w:val="18"/>
+          <w:szCs w:val="18"/>
+        </w:rPr>
+        <w:t xml:space="preserve"># After the scans (each carried to C:\Evidence\pki\&lt;host name&gt; on SBD-DC01) and the checklist updates: back up the new GPOs, then seal the evidence</w:t>
+      </w:r>
+    </w:p>
+    <w:p>
+      <w:pPr>
+        <w:shd w:fill="F1F7FA" w:color="auto" w:val="clear"/>
+        <w:spacing w:after="0" w:before="0" w:line="252" w:lineRule="auto"/>
+        <w:ind w:left="160" w:right="160"/>
+      </w:pPr>
+      <w:r>
+        <w:rPr>
+          <w:rFonts w:ascii="Consolas" w:cs="Consolas" w:eastAsia="Consolas" w:hAnsi="Consolas"/>
+          <w:color w:val="193448"/>
+          <w:sz w:val="18"/>
+          <w:szCs w:val="18"/>
+        </w:rPr>
+        <w:t xml:space="preserve">New-Item -ItemType Directory C:\Evidence\pki\gpo-backup -Force | Out-Null</w:t>
+      </w:r>
+    </w:p>
+    <w:p>
+      <w:pPr>
+        <w:shd w:fill="F1F7FA" w:color="auto" w:val="clear"/>
+        <w:spacing w:after="0" w:before="0" w:line="252" w:lineRule="auto"/>
+        <w:ind w:left="160" w:right="160"/>
+      </w:pPr>
+      <w:r>
+        <w:rPr>
+          <w:rFonts w:ascii="Consolas" w:cs="Consolas" w:eastAsia="Consolas" w:hAnsi="Consolas"/>
+          <w:color w:val="193448"/>
+          <w:sz w:val="18"/>
+          <w:szCs w:val="18"/>
+        </w:rPr>
+        <w:t xml:space="preserve">Backup-GPO -Name 'SBD Certificate Autoenrollment' -Path C:\Evidence\pki\gpo-backup -Comment 'Course 1.6'   # and any root-trust GPO from lesson 5</w:t>
+      </w:r>
+    </w:p>
+    <w:p>
+      <w:pPr>
+        <w:shd w:fill="F1F7FA" w:color="auto" w:val="clear"/>
+        <w:spacing w:after="0" w:before="0" w:line="252" w:lineRule="auto"/>
+        <w:ind w:left="160" w:right="160"/>
+      </w:pPr>
+      <w:r>
+        <w:rPr>
+          <w:rFonts w:ascii="Consolas" w:cs="Consolas" w:eastAsia="Consolas" w:hAnsi="Consolas"/>
+          <w:color w:val="193448"/>
+          <w:sz w:val="18"/>
+          <w:szCs w:val="18"/>
+        </w:rPr>
+        <w:t xml:space="preserve">(Get-GPInheritance -Target 'DC=sbd,DC=test').GpoLinks | Select-Object Target, Order, DisplayName, Enabled, Enforced | Export-Csv C:\Evidence\pki\gpo-links.csv -NoTypeInformation</w:t>
+      </w:r>
+    </w:p>
+    <w:p>
+      <w:pPr>
+        <w:shd w:fill="F1F7FA" w:color="auto" w:val="clear"/>
+        <w:spacing w:after="0" w:before="0" w:line="252" w:lineRule="auto"/>
+        <w:ind w:left="160" w:right="160"/>
+      </w:pPr>
+      <w:r>
+        <w:rPr>
+          <w:rFonts w:ascii="Consolas" w:cs="Consolas" w:eastAsia="Consolas" w:hAnsi="Consolas"/>
+          <w:color w:val="193448"/>
+          <w:sz w:val="18"/>
+          <w:szCs w:val="18"/>
+        </w:rPr>
+        <w:t xml:space="preserve">Get-ChildItem C:\Evidence\pki -Recurse -File | Get-FileHash -Algorithm SHA256 | Export-Csv C:\Evidence\pki-manifest.csv -NoTypeInformation</w:t>
       </w:r>
     </w:p>
     <w:p>
@@ -10087,7 +10669,7 @@
           <w:sz w:val="18"/>
           <w:szCs w:val="18"/>
         </w:rPr>
-        <w:t xml:space="preserve">certutil -urlfetch -verify test.cer</w:t>
+        <w:t xml:space="preserve">Get-FileHash -Algorithm SHA256 C:\Evidence\pki-manifest.csv</w:t>
       </w:r>
     </w:p>
     <w:p>
@@ -10117,7 +10699,7 @@
           <w:sz w:val="20"/>
           <w:szCs w:val="20"/>
         </w:rPr>
-        <w:t xml:space="preserve">The pilot enrolls hands-free and verifies with live retrieval from pki.sbd.test; after revocation and publication the test certificate is rejected for the expected reason; both VLAN 30 hosts have current, attributed scan results.</w:t>
+        <w:t xml:space="preserve">Both controllers and the pilot enroll hands-free and verify with live retrieval from pki.sbd.test; after revocation and publication the test certificate is rejected for the expected reason; SBD-SUBCA01 and SBD-PKI-MGMT01 have first baselines and both controllers a rescan; and the domain controller certificate rule is answered with its evidence, its DoD companion recorded as an exception.</w:t>
       </w:r>
     </w:p>
     <w:p>
@@ -10149,7 +10731,7 @@
           <w:sz w:val="21"/>
           <w:szCs w:val="21"/>
         </w:rPr>
-        <w:t xml:space="preserve">Evidence to keep: Finish the PKI checklist with the pilot's certificate details, urlfetch and revocation results, renewal dates and recovery owners, and the delta-scan comparison for SUBCA01 plus the PKI-MGMT01 baseline.</w:t>
+        <w:t xml:space="preserve">Evidence to keep: Finish the PKI checklist with each controller's and the pilot's certificate details, urlfetch and revocation results, renewal dates and recovery owners, the first baselines of SBD-SUBCA01 and SBD-PKI-MGMT01, the controllers' rescans, the updated checklist copies, the exception-record row, the GPO backup and link export, and C:\Evidence\pki-manifest.csv with its own hash.</w:t>
       </w:r>
     </w:p>
     <w:tbl>
@@ -10696,7 +11278,7 @@
           <w:sz w:val="20"/>
           <w:szCs w:val="20"/>
         </w:rPr>
-        <w:t xml:space="preserve">Pilot autoenrollment works end to end, with live revocation retrieval from pki.sbd.test.  A revoked test certificate is rejected for the expected reason.  Renewal, backup, and recovery each have an owner and a date; delta scans close the PKI chapter.</w:t>
+        <w:t xml:space="preserve">Both controllers and the pilot enroll hands-free, with live revocation retrieval from pki.sbd.test.  A revoked test certificate is rejected for the expected reason.  Renewal, backup, and recovery each have an owner and a date; the closing scans and the closed controller finding finish the PKI chapter.</w:t>
       </w:r>
     </w:p>
     <w:p>
@@ -10751,6 +11333,57 @@
       </w:hyperlink>
     </w:p>
     <w:p>
+      <w:pPr>
+        <w:spacing w:after="60" w:before="0" w:line="288" w:lineRule="auto"/>
+      </w:pPr>
+      <w:hyperlink w:history="1" r:id="rId25">
+        <w:r>
+          <w:rPr>
+            <w:rFonts w:ascii="Arial" w:cs="Arial" w:eastAsia="Arial" w:hAnsi="Arial"/>
+            <w:color w:val="20647C"/>
+            <w:sz w:val="18"/>
+            <w:szCs w:val="18"/>
+            <w:u w:val="single"/>
+          </w:rPr>
+          <w:t xml:space="preserve">Microsoft · On-premises key trust deployment guide (domain controller certificates)</w:t>
+        </w:r>
+      </w:hyperlink>
+    </w:p>
+    <w:p>
+      <w:pPr>
+        <w:spacing w:after="60" w:before="0" w:line="288" w:lineRule="auto"/>
+      </w:pPr>
+      <w:hyperlink w:history="1" r:id="rId26">
+        <w:r>
+          <w:rPr>
+            <w:rFonts w:ascii="Arial" w:cs="Arial" w:eastAsia="Arial" w:hAnsi="Arial"/>
+            <w:color w:val="20647C"/>
+            <w:sz w:val="18"/>
+            <w:szCs w:val="18"/>
+            <w:u w:val="single"/>
+          </w:rPr>
+          <w:t xml:space="preserve">DISA · Security Content Automation Protocol (SCC and SCAP benchmarks)</w:t>
+        </w:r>
+      </w:hyperlink>
+    </w:p>
+    <w:p>
+      <w:pPr>
+        <w:spacing w:after="60" w:before="0" w:line="288" w:lineRule="auto"/>
+      </w:pPr>
+      <w:hyperlink w:history="1" r:id="rId27">
+        <w:r>
+          <w:rPr>
+            <w:rFonts w:ascii="Arial" w:cs="Arial" w:eastAsia="Arial" w:hAnsi="Arial"/>
+            <w:color w:val="20647C"/>
+            <w:sz w:val="18"/>
+            <w:szCs w:val="18"/>
+            <w:u w:val="single"/>
+          </w:rPr>
+          <w:t xml:space="preserve">DISA · STIGs document library (STIGs, SRGs and the CCI list)</w:t>
+        </w:r>
+      </w:hyperlink>
+    </w:p>
+    <w:p>
       <w:r>
         <w:br w:type="page"/>
       </w:r>
@@ -10768,7 +11401,7 @@
           <w:sz w:val="16"/>
           <w:szCs w:val="16"/>
         </w:rPr>
-        <w:t xml:space="preserve">COURSE 1.4 / CLOSE OUT</w:t>
+        <w:t xml:space="preserve">COURSE 1.6 / CLOSE OUT</w:t>
       </w:r>
     </w:p>
     <w:p>
@@ -10776,7 +11409,7 @@
         <w:pStyle w:val="Heading1"/>
         <w:spacing w:after="120"/>
       </w:pPr>
-      <w:bookmarkStart w:name="review" w:id="9"/>
+      <w:bookmarkStart w:name="review" w:id="13"/>
       <w:r>
         <w:rPr>
           <w:rFonts w:ascii="Arial" w:cs="Arial" w:eastAsia="Arial" w:hAnsi="Arial"/>
@@ -10788,7 +11421,7 @@
         </w:rPr>
         <w:t xml:space="preserve">Course review and sign-off</w:t>
       </w:r>
-      <w:bookmarkEnd w:id="9"/>
+      <w:bookmarkEnd w:id="13"/>
     </w:p>
     <w:p>
       <w:pPr>
@@ -11869,7 +12502,7 @@
           <w:sz w:val="21"/>
           <w:szCs w:val="21"/>
         </w:rPr>
-        <w:t xml:space="preserve">That completes Configure the two-tier PKI. Course 1.5 brings DHCP and the tiered administration plane online before any fleet exists.</w:t>
+        <w:t xml:space="preserve">That completes Configure the two-tier PKI. Course 1.7, Run DHCP on SBD-DHCP01, builds the member server that leases VLAN 80 its addresses before any fleet exists.</w:t>
       </w:r>
     </w:p>
     <w:p>
@@ -11967,7 +12600,7 @@
         <w:sz w:val="15"/>
         <w:szCs w:val="15"/>
       </w:rPr>
-      <w:t xml:space="preserve">© 2026 Secure By Design Team LLC.   Course 1.4 · Materials edition 2.1     </w:t>
+      <w:t xml:space="preserve">© 2026 Secure By Design Team LLC.   Course 1.6 · Materials edition 2.2     </w:t>
     </w:r>
     <w:r>
       <w:rPr>

--- a/public/training/two-tier-pki/SecureByDesign-two-tier-pki-Workbook.docx
+++ b/public/training/two-tier-pki/SecureByDesign-two-tier-pki-Workbook.docx
@@ -407,7 +407,7 @@
             <w:sz w:val="21"/>
             <w:szCs w:val="21"/>
           </w:rPr>
-          <w:t xml:space="preserve">10  Validate enrollment, revocation, and recovery</w:t>
+          <w:t xml:space="preserve">10  Validate enrollment, revocation, and renewal</w:t>
         </w:r>
       </w:hyperlink>
     </w:p>
@@ -2238,7 +2238,7 @@
           <w:sz w:val="21"/>
           <w:szCs w:val="21"/>
         </w:rPr>
-        <w:t xml:space="preserve">Before signing anything, configure the root's issued-certificate AIA/CDP settings, the subordinate validity policy (CA\ValidityPeriod Years and CA\ValidityPeriodUnits 10 in this lab), and the base-CRL schedule (26 weeks with an overlap period, and no delta CRL). Hold requests for explicit approval. Produce and inspect a current root CRL, then capture a protected CA backup.</w:t>
+        <w:t xml:space="preserve">Before signing anything, configure the root's issued-certificate AIA/CDP settings, the subordinate validity policy (CA\ValidityPeriod Years and CA\ValidityPeriodUnits 10 in this lab), and the base-CRL schedule (26 weeks with an overlap period, and no delta CRL). Hold requests for explicit approval. Produce and inspect a current root CRL, then capture a protected CA backup — a build-time step that stays inside this ceremony, and which course 1.19 accounts for in its recovery set without ever bringing it onto the network.</w:t>
       </w:r>
     </w:p>
     <w:p>
@@ -4190,7 +4190,7 @@
           <w:sz w:val="21"/>
           <w:szCs w:val="21"/>
         </w:rPr>
-        <w:t xml:space="preserve">Use approved removable media and custody procedures to bring the request to the root. Before signing, read the root's clock against the approved reference and correct it by the measured difference if it is past the threshold: the certificate and CRL dates it signs come from that clock. Recalculate the request's hash, compare it with the independently recorded value, and inspect the request before submission.</w:t>
+        <w:t xml:space="preserve">Use approved removable media and custody procedures to bring the request to the root. Before signing, read the root's clock against the approved reference and correct it by the measured difference if it has drifted: the certificate and CRL dates it signs come from that clock. Recalculate the request's hash, compare it with the independently recorded value, and inspect the request before submission.</w:t>
       </w:r>
     </w:p>
     <w:p>
@@ -9209,7 +9209,7 @@
           <w:sz w:val="21"/>
           <w:szCs w:val="21"/>
         </w:rPr>
-        <w:t xml:space="preserve">Duplicate the Web Server template as SBD Server Authentication for the TLS services later courses build — the collector (course 1.10), SBD-SPLUNK01 (1.12), SBD-WSUS01 (1.14) and the business services (1.18): the subject supplied in the request, Enroll for the server administrators (a Linux host's request is made on the host and submitted from their seat) and for an SBD TLS Servers computer group (a Windows server requesting into its own computer store is checked against its computer account, so each later course adds its server to that group first), no autoenrollment, and exportable keys only if the recovery plan explicitly says so.</w:t>
+        <w:t xml:space="preserve">Duplicate the Web Server template as SBD Server Authentication for the TLS services later courses build — the collector (course 1.10), SBD-SPLUNK01 (1.12), SBD-WSUS01 (1.14) and the business services (1.18): the subject supplied in the request, Enroll for the server administrators (a Linux host's request is made on the host and submitted from their seat) and for an SBD TLS Servers computer group (a Windows server requesting into its own computer store is checked against its computer account, so each later course adds its server to that group first), no autoenrollment, and exportable keys only if the course 1.19 recovery plan explicitly says so.</w:t>
       </w:r>
     </w:p>
     <w:p>
@@ -9988,7 +9988,7 @@
             <w:szCs w:val="18"/>
             <w:u w:val="single"/>
           </w:rPr>
-          <w:t xml:space="preserve">Microsoft · What's new in Windows Server 2025</w:t>
+          <w:t xml:space="preserve">Microsoft · What's new in Windows Server (newest release)</w:t>
         </w:r>
       </w:hyperlink>
     </w:p>
@@ -10045,7 +10045,7 @@
           <w:sz w:val="40"/>
           <w:szCs w:val="40"/>
         </w:rPr>
-        <w:t xml:space="preserve">Validate enrollment, revocation, and recovery</w:t>
+        <w:t xml:space="preserve">Validate enrollment, revocation, and renewal</w:t>
       </w:r>
       <w:bookmarkEnd w:id="12"/>
     </w:p>
@@ -10245,7 +10245,7 @@
           <w:sz w:val="21"/>
           <w:szCs w:val="21"/>
         </w:rPr>
-        <w:t xml:space="preserve">Record owners and reminders for root and issuing CRL publication, certificate renewal, backup, and an isolated recovery rehearsal. Schedule offline root ceremonies early enough to transfer and publish replacement CRLs before expiry, and start each one by setting the root's clock against the approved reference.</w:t>
+        <w:t xml:space="preserve">Record owners and reminders for root and issuing CRL publication and certificate renewal. Schedule offline root ceremonies early enough to transfer and publish replacement CRLs before expiry, and start each one by setting the root's clock against the approved reference. Backups are not set up here: course 1.19 defines and schedules the issuing CA's backup — database, key and configuration — with the rest of the network's, accounts for the root's ceremony backup from lesson 2, and rehearses recovery, so list those items for it in the record.</w:t>
       </w:r>
     </w:p>
     <w:p>
@@ -10283,7 +10283,7 @@
           <w:sz w:val="21"/>
           <w:szCs w:val="21"/>
         </w:rPr>
-        <w:t xml:space="preserve">Close what this course fixed: in copies of the course 1.5 checklists in C:\Evidence\pki\checklists on SBD-DC01, answer the rule that every domain controller has a PKI server certificate Not A Finding, with each controller's certificate as the observation, and record course 1.4's POA&amp;M candidate as closed. The companion rule, that those certificates come from the DoD PKI or an approved External Certificate Authority, stays open: record it in C:\Evidence\exception-record.csv if it is not there yet, because this lab's own hierarchy stands in for DoD's. Back up the new GPOs and export their links, file the enrollment, urlfetch, revocation, template and owner records with the scans, and seal C:\Evidence\pki.</w:t>
+        <w:t xml:space="preserve">Close what this course fixed: in copies of the course 1.5 checklists in C:\Evidence\pki\checklists on SBD-DC01, answer the rule that every domain controller has a PKI server certificate Not A Finding, with each controller's certificate as the observation, and record course 1.4's POA&amp;M candidate as closed. The companion rule, that those certificates come from the DoD PKI or an approved External Certificate Authority, stays open: record it in C:\Evidence\exception-record.csv if it is not there yet, because this lab's own hierarchy stands in for DoD's. Export the new GPOs' reports and links for the change record (course 1.19 backs the GPOs up), file the enrollment, urlfetch, revocation, template and owner records with the scans, and seal C:\Evidence\pki.</w:t>
       </w:r>
     </w:p>
     <w:p>
@@ -10589,7 +10589,7 @@
           <w:sz w:val="18"/>
           <w:szCs w:val="18"/>
         </w:rPr>
-        <w:t xml:space="preserve"># After the scans (each carried to C:\Evidence\pki\&lt;host name&gt; on SBD-DC01) and the checklist updates: back up the new GPOs, then seal the evidence</w:t>
+        <w:t xml:space="preserve"># After the scans (each carried to C:\Evidence\pki\&lt;host name&gt; on SBD-DC01) and the checklist updates: record the new GPOs (course 1.19 backs them up), then seal the evidence</w:t>
       </w:r>
     </w:p>
     <w:p>
@@ -10605,23 +10605,7 @@
           <w:sz w:val="18"/>
           <w:szCs w:val="18"/>
         </w:rPr>
-        <w:t xml:space="preserve">New-Item -ItemType Directory C:\Evidence\pki\gpo-backup -Force | Out-Null</w:t>
-      </w:r>
-    </w:p>
-    <w:p>
-      <w:pPr>
-        <w:shd w:fill="F1F7FA" w:color="auto" w:val="clear"/>
-        <w:spacing w:after="0" w:before="0" w:line="252" w:lineRule="auto"/>
-        <w:ind w:left="160" w:right="160"/>
-      </w:pPr>
-      <w:r>
-        <w:rPr>
-          <w:rFonts w:ascii="Consolas" w:cs="Consolas" w:eastAsia="Consolas" w:hAnsi="Consolas"/>
-          <w:color w:val="193448"/>
-          <w:sz w:val="18"/>
-          <w:szCs w:val="18"/>
-        </w:rPr>
-        <w:t xml:space="preserve">Backup-GPO -Name 'SBD Certificate Autoenrollment' -Path C:\Evidence\pki\gpo-backup -Comment 'Course 1.6'   # and any root-trust GPO from lesson 5</w:t>
+        <w:t xml:space="preserve">Get-GPOReport -Name 'SBD Certificate Autoenrollment' -ReportType Html -Path C:\Evidence\pki\gpo-report-autoenrollment.html   # and any root-trust GPO from lesson 5</w:t>
       </w:r>
     </w:p>
     <w:p>
@@ -10731,7 +10715,7 @@
           <w:sz w:val="21"/>
           <w:szCs w:val="21"/>
         </w:rPr>
-        <w:t xml:space="preserve">Evidence to keep: Finish the PKI checklist with each controller's and the pilot's certificate details, urlfetch and revocation results, renewal dates and recovery owners, the first baselines of SBD-SUBCA01 and SBD-PKI-MGMT01, the controllers' rescans, the updated checklist copies, the exception-record row, the GPO backup and link export, and C:\Evidence\pki-manifest.csv with its own hash.</w:t>
+        <w:t xml:space="preserve">Evidence to keep: Finish the PKI checklist with each controller's and the pilot's certificate details, urlfetch and revocation results, renewal dates and owners, the items handed to course 1.19 for backup, the first baselines of SBD-SUBCA01 and SBD-PKI-MGMT01, the controllers' rescans, the updated checklist copies, the exception-record row, the GPO report and link export, and C:\Evidence\pki-manifest.csv with its own hash.</w:t>
       </w:r>
     </w:p>
     <w:tbl>
@@ -11278,7 +11262,7 @@
           <w:sz w:val="20"/>
           <w:szCs w:val="20"/>
         </w:rPr>
-        <w:t xml:space="preserve">Both controllers and the pilot enroll hands-free, with live revocation retrieval from pki.sbd.test.  A revoked test certificate is rejected for the expected reason.  Renewal, backup, and recovery each have an owner and a date; the closing scans and the closed controller finding finish the PKI chapter.</w:t>
+        <w:t xml:space="preserve">Both controllers and the pilot enroll hands-free, with live revocation retrieval from pki.sbd.test.  A revoked test certificate is rejected for the expected reason.  CRL publication and renewal each have an owner and a date, backup and recovery are handed to course 1.19, and the closing scans and the closed controller finding finish the PKI chapter.</w:t>
       </w:r>
     </w:p>
     <w:p>
@@ -12306,7 +12290,7 @@
                 <w:sz w:val="19"/>
                 <w:szCs w:val="19"/>
               </w:rPr>
-              <w:t xml:space="preserve">10  Validate enrollment, revocation, and recovery</w:t>
+              <w:t xml:space="preserve">10  Validate enrollment, revocation, and renewal</w:t>
             </w:r>
           </w:p>
         </w:tc>
